--- a/Fase 2/Evidencias del Proyecto/SICMA_RCF_v1.0.docx
+++ b/Fase 2/Evidencias del Proyecto/SICMA_RCF_v1.0.docx
@@ -102,22 +102,6 @@
         </w:rPr>
         <w:t>SICMA-RCF</w:t>
       </w:r>
-      <w:r>
-        <w:rPr>
-          <w:color w:val="5A6672"/>
-          <w:sz w:val="26"/>
-        </w:rPr>
-        <w:t xml:space="preserve">  ·  </w:t>
-      </w:r>
-      <w:r>
-        <w:rPr>
-          <w:b/>
-          <w:color w:val="FFFFFF"/>
-          <w:sz w:val="21"/>
-          <w:shd w:val="clear" w:color="auto" w:fill="002840"/>
-        </w:rPr>
-        <w:t xml:space="preserve"> VIGENTE </w:t>
-      </w:r>
     </w:p>
     <w:p>
       <w:pPr>
@@ -1094,7 +1078,7 @@
               <w:rPr>
                 <w:sz w:val="18"/>
               </w:rPr>
-              <w:t xml:space="preserve">Primera versión del procedimiento de resolución de conflictos del equipo SICMA</w:t>
+              <w:t>Primera versión del procedimiento de resolución de conflictos del equipo SICMA Se quita la etiqueta Vigente de la portada.</w:t>
             </w:r>
           </w:p>
         </w:tc>

--- a/Fase 2/Evidencias del Proyecto/SICMA_RCF_v1.0.docx
+++ b/Fase 2/Evidencias del Proyecto/SICMA_RCF_v1.0.docx
@@ -118,13 +118,13 @@
         <w:tblInd w:w="108" w:type="dxa"/>
       </w:tblPr>
       <w:tblGrid>
-        <w:gridCol w:w="4873"/>
-        <w:gridCol w:w="4873"/>
+        <w:gridCol w:w="4365"/>
+        <w:gridCol w:w="4365"/>
       </w:tblGrid>
       <w:tr>
         <w:tc>
           <w:tcPr>
-            <w:tcW w:type="dxa" w:w="4762"/>
+            <w:tcW w:type="dxa" w:w="4265"/>
             <w:tcMar>
               <w:top w:w="160" w:type="dxa"/>
               <w:left w:w="0" w:type="dxa"/>
@@ -204,7 +204,7 @@
         </w:tc>
         <w:tc>
           <w:tcPr>
-            <w:tcW w:type="dxa" w:w="4762"/>
+            <w:tcW w:type="dxa" w:w="4265"/>
             <w:tcMar>
               <w:top w:w="160" w:type="dxa"/>
               <w:left w:w="0" w:type="dxa"/>
@@ -453,7 +453,7 @@
         <w:tab/>
       </w:r>
       <w:r>
-        <w:t>3</w:t>
+        <w:t>4</w:t>
       </w:r>
     </w:p>
     <w:p>
@@ -467,7 +467,7 @@
         <w:tab/>
       </w:r>
       <w:r>
-        <w:t>4</w:t>
+        <w:t>5</w:t>
       </w:r>
     </w:p>
     <w:p>
@@ -495,7 +495,7 @@
         <w:tab/>
       </w:r>
       <w:r>
-        <w:t>5</w:t>
+        <w:t>6</w:t>
       </w:r>
     </w:p>
     <w:p>
@@ -509,7 +509,7 @@
         <w:tab/>
       </w:r>
       <w:r>
-        <w:t>5</w:t>
+        <w:t>6</w:t>
       </w:r>
     </w:p>
     <w:p>
@@ -523,7 +523,7 @@
         <w:tab/>
       </w:r>
       <w:r>
-        <w:t>5</w:t>
+        <w:t>7</w:t>
       </w:r>
     </w:p>
     <w:p>
@@ -537,7 +537,7 @@
         <w:tab/>
       </w:r>
       <w:r>
-        <w:t>6</w:t>
+        <w:t>7</w:t>
       </w:r>
     </w:p>
     <w:p>
@@ -551,7 +551,7 @@
         <w:tab/>
       </w:r>
       <w:r>
-        <w:t>6</w:t>
+        <w:t>7</w:t>
       </w:r>
     </w:p>
     <w:p>
@@ -565,7 +565,7 @@
         <w:tab/>
       </w:r>
       <w:r>
-        <w:t>7</w:t>
+        <w:t>8</w:t>
       </w:r>
     </w:p>
     <w:p>
@@ -579,7 +579,7 @@
         <w:tab/>
       </w:r>
       <w:r>
-        <w:t>7</w:t>
+        <w:t>9</w:t>
       </w:r>
     </w:p>
     <w:p>
@@ -593,7 +593,7 @@
         <w:tab/>
       </w:r>
       <w:r>
-        <w:t>8</w:t>
+        <w:t>9</w:t>
       </w:r>
     </w:p>
     <w:p>
@@ -607,7 +607,7 @@
         <w:tab/>
       </w:r>
       <w:r>
-        <w:t>8</w:t>
+        <w:t>9</w:t>
       </w:r>
     </w:p>
     <w:p>
@@ -621,7 +621,7 @@
         <w:tab/>
       </w:r>
       <w:r>
-        <w:t>8</w:t>
+        <w:t>10</w:t>
       </w:r>
     </w:p>
     <w:p>
@@ -635,7 +635,7 @@
         <w:tab/>
       </w:r>
       <w:r>
-        <w:t>8</w:t>
+        <w:t>10</w:t>
       </w:r>
     </w:p>
     <w:p>
@@ -649,7 +649,7 @@
         <w:tab/>
       </w:r>
       <w:r>
-        <w:t>9</w:t>
+        <w:t>10</w:t>
       </w:r>
     </w:p>
     <w:p>
@@ -663,7 +663,7 @@
         <w:tab/>
       </w:r>
       <w:r>
-        <w:t>9</w:t>
+        <w:t>10</w:t>
       </w:r>
     </w:p>
     <w:p>
@@ -677,7 +677,7 @@
         <w:tab/>
       </w:r>
       <w:r>
-        <w:t>9</w:t>
+        <w:t>11</w:t>
       </w:r>
       <w:r>
         <w:fldChar w:fldCharType="end"/>
@@ -696,8 +696,14 @@
     <w:p>
       <w:pPr>
         <w:pStyle w:val="FirstParagraph"/>
-      </w:pPr>
-      <w:r>
+        <w:spacing w:line="360" w:lineRule="auto" w:before="160" w:after="0"/>
+        <w:ind w:firstLine="709"/>
+        <w:jc w:val="both"/>
+      </w:pPr>
+      <w:r>
+        <w:rPr>
+          <w:sz w:val="22"/>
+        </w:rPr>
         <w:t xml:space="preserve">Versión vigente 1.0 del documento SICMA-RCF.</w:t>
       </w:r>
     </w:p>
@@ -939,10 +945,10 @@
         </w:tblBorders>
       </w:tblPr>
       <w:tblGrid>
-        <w:gridCol w:w="1980"/>
-        <w:gridCol w:w="1980"/>
-        <w:gridCol w:w="1980"/>
-        <w:gridCol w:w="1980"/>
+        <w:gridCol w:w="972"/>
+        <w:gridCol w:w="1237"/>
+        <w:gridCol w:w="1502"/>
+        <w:gridCol w:w="5126"/>
       </w:tblGrid>
       <w:tr>
         <w:trPr>
@@ -950,6 +956,7 @@
         </w:trPr>
         <w:tc>
           <w:tcPr>
+            <w:tcW w:w="972" w:type="dxa"/>
             <w:shd w:val="clear" w:color="auto" w:fill="D9E2F3"/>
           </w:tcPr>
           <w:p>
@@ -968,6 +975,7 @@
         </w:tc>
         <w:tc>
           <w:tcPr>
+            <w:tcW w:w="1237" w:type="dxa"/>
             <w:shd w:val="clear" w:color="auto" w:fill="D9E2F3"/>
           </w:tcPr>
           <w:p>
@@ -986,6 +994,7 @@
         </w:tc>
         <w:tc>
           <w:tcPr>
+            <w:tcW w:w="1502" w:type="dxa"/>
             <w:shd w:val="clear" w:color="auto" w:fill="D9E2F3"/>
           </w:tcPr>
           <w:p>
@@ -1004,6 +1013,7 @@
         </w:tc>
         <w:tc>
           <w:tcPr>
+            <w:tcW w:w="5126" w:type="dxa"/>
             <w:shd w:val="clear" w:color="auto" w:fill="D9E2F3"/>
           </w:tcPr>
           <w:p>
@@ -1023,7 +1033,9 @@
       </w:tr>
       <w:tr>
         <w:tc>
-          <w:tcPr/>
+          <w:tcPr>
+            <w:tcW w:w="972" w:type="dxa"/>
+          </w:tcPr>
           <w:p>
             <w:pPr>
               <w:pStyle w:val="Compact"/>
@@ -1038,7 +1050,9 @@
           </w:p>
         </w:tc>
         <w:tc>
-          <w:tcPr/>
+          <w:tcPr>
+            <w:tcW w:w="1237" w:type="dxa"/>
+          </w:tcPr>
           <w:p>
             <w:pPr>
               <w:pStyle w:val="Compact"/>
@@ -1053,7 +1067,9 @@
           </w:p>
         </w:tc>
         <w:tc>
-          <w:tcPr/>
+          <w:tcPr>
+            <w:tcW w:w="1502" w:type="dxa"/>
+          </w:tcPr>
           <w:p>
             <w:pPr>
               <w:pStyle w:val="Compact"/>
@@ -1068,17 +1084,19 @@
           </w:p>
         </w:tc>
         <w:tc>
-          <w:tcPr/>
-          <w:p>
-            <w:pPr>
-              <w:pStyle w:val="Compact"/>
-              <w:jc w:val="left"/>
-            </w:pPr>
-            <w:r>
-              <w:rPr>
-                <w:sz w:val="18"/>
-              </w:rPr>
-              <w:t>Primera versión del procedimiento de resolución de conflictos del equipo SICMA Se quita la etiqueta Vigente de la portada.</w:t>
+          <w:tcPr>
+            <w:tcW w:w="5126" w:type="dxa"/>
+          </w:tcPr>
+          <w:p>
+            <w:pPr>
+              <w:pStyle w:val="Compact"/>
+              <w:jc w:val="left"/>
+            </w:pPr>
+            <w:r>
+              <w:rPr>
+                <w:sz w:val="18"/>
+              </w:rPr>
+              <w:t>Primera versión del procedimiento de resolución de conflictos del equipo SICMA Se quita la etiqueta Vigente de la portada. Se aplica el formato de entrega (márgenes de 3 cm, interlineado 1,5, sangría y texto justificado).</w:t>
             </w:r>
           </w:p>
         </w:tc>
@@ -1097,16 +1115,28 @@
     <w:p>
       <w:pPr>
         <w:pStyle w:val="FirstParagraph"/>
-      </w:pPr>
-      <w:r>
+        <w:spacing w:line="360" w:lineRule="auto" w:before="160" w:after="0"/>
+        <w:ind w:firstLine="709"/>
+        <w:jc w:val="both"/>
+      </w:pPr>
+      <w:r>
+        <w:rPr>
+          <w:sz w:val="22"/>
+        </w:rPr>
         <w:t xml:space="preserve">Este documento define cómo el equipo SICMA detecta, conversa, decide y registra los desacuerdos que aparecen mientras se construye el proyecto. No busca evitar que haya diferencias, porque en un proyecto de tres personas con integraciones técnicas es normal que las haya. Busca que cada diferencia se resuelva pronto, con criterios conocidos y sin frenar el trabajo del tablero.</w:t>
       </w:r>
     </w:p>
     <w:p>
       <w:pPr>
         <w:pStyle w:val="BodyText"/>
-      </w:pPr>
-      <w:r>
+        <w:spacing w:line="360" w:lineRule="auto" w:before="160" w:after="0"/>
+        <w:ind w:firstLine="709"/>
+        <w:jc w:val="both"/>
+      </w:pPr>
+      <w:r>
+        <w:rPr>
+          <w:sz w:val="22"/>
+        </w:rPr>
         <w:t xml:space="preserve">El procedimiento se apoya en cuatro ideas:</w:t>
       </w:r>
     </w:p>
@@ -1161,8 +1191,14 @@
     <w:p>
       <w:pPr>
         <w:pStyle w:val="FirstParagraph"/>
-      </w:pPr>
-      <w:r>
+        <w:spacing w:line="360" w:lineRule="auto" w:before="160" w:after="0"/>
+        <w:ind w:firstLine="709"/>
+        <w:jc w:val="both"/>
+      </w:pPr>
+      <w:r>
+        <w:rPr>
+          <w:sz w:val="22"/>
+        </w:rPr>
         <w:t xml:space="preserve">Se aplica a las tres personas del equipo, a la relación con el docente guía y a la coordinación con el cliente y con quienes entregan cuentas, equipos o accesos para las integraciones.</w:t>
       </w:r>
     </w:p>
@@ -1179,8 +1215,14 @@
     <w:p>
       <w:pPr>
         <w:pStyle w:val="FirstParagraph"/>
-      </w:pPr>
-      <w:r>
+        <w:spacing w:line="360" w:lineRule="auto" w:before="160" w:after="0"/>
+        <w:ind w:firstLine="709"/>
+        <w:jc w:val="both"/>
+      </w:pPr>
+      <w:r>
+        <w:rPr>
+          <w:sz w:val="22"/>
+        </w:rPr>
         <w:t xml:space="preserve">Cubre los conflictos que afectan el trabajo del proyecto: técnicos, de alcance, de planificación, de documentos, de coordinación y de calidad. No reemplaza los reglamentos de Duoc UC ni sus instancias formales. Si una situación los involucra (por ejemplo, una falta de integridad académica o un conflicto de convivencia), el equipo la informa al docente guía y sigue el reglamento de la institución.</w:t>
       </w:r>
     </w:p>
@@ -2179,8 +2221,14 @@
     <w:p>
       <w:pPr>
         <w:pStyle w:val="BodyText"/>
-      </w:pPr>
-      <w:r>
+        <w:spacing w:line="360" w:lineRule="auto" w:before="160" w:after="0"/>
+        <w:ind w:firstLine="709"/>
+        <w:jc w:val="both"/>
+      </w:pPr>
+      <w:r>
+        <w:rPr>
+          <w:sz w:val="22"/>
+        </w:rPr>
         <w:t xml:space="preserve">Acuerdos de trabajo propuestos, por confirmar en la primera revisión del equipo (D-01):</w:t>
       </w:r>
     </w:p>
@@ -2701,8 +2749,14 @@
     <w:p>
       <w:pPr>
         <w:pStyle w:val="BodyText"/>
-      </w:pPr>
-      <w:r>
+        <w:spacing w:line="360" w:lineRule="auto" w:before="160" w:after="0"/>
+        <w:ind w:firstLine="709"/>
+        <w:jc w:val="both"/>
+      </w:pPr>
+      <w:r>
+        <w:rPr>
+          <w:sz w:val="22"/>
+        </w:rPr>
         <w:t xml:space="preserve">Si el responsable del registro es parte del conflicto, el registro lo lleva el facilitador.</w:t>
       </w:r>
     </w:p>
@@ -2718,8 +2772,14 @@
     <w:p>
       <w:pPr>
         <w:pStyle w:val="FirstParagraph"/>
-      </w:pPr>
-      <w:r>
+        <w:spacing w:line="360" w:lineRule="auto" w:before="160" w:after="0"/>
+        <w:ind w:firstLine="709"/>
+        <w:jc w:val="both"/>
+      </w:pPr>
+      <w:r>
+        <w:rPr>
+          <w:sz w:val="22"/>
+        </w:rPr>
         <w:t xml:space="preserve">Una decisión técnica la toma quien responde por el área, escuchando a los otros dos. Las decisiones de alcance, prioridad, planificación y calidad las toma el equipo por mayoría (2 de 3).</w:t>
       </w:r>
     </w:p>
@@ -2947,8 +3007,14 @@
     <w:p>
       <w:pPr>
         <w:pStyle w:val="BodyText"/>
-      </w:pPr>
-      <w:r>
+        <w:spacing w:line="360" w:lineRule="auto" w:before="160" w:after="0"/>
+        <w:ind w:firstLine="709"/>
+        <w:jc w:val="both"/>
+      </w:pPr>
+      <w:r>
+        <w:rPr>
+          <w:sz w:val="22"/>
+        </w:rPr>
         <w:t xml:space="preserve">El responsable del área no puede imponer una decisión que contradiga un requerimiento vigente o que cambie el alcance. En ese caso se aplica la gestión de cambios de SICMA-PRY.</w:t>
       </w:r>
     </w:p>
@@ -2966,8 +3032,14 @@
     <w:p>
       <w:pPr>
         <w:pStyle w:val="FirstParagraph"/>
-      </w:pPr>
-      <w:r>
+        <w:spacing w:line="360" w:lineRule="auto" w:before="160" w:after="0"/>
+        <w:ind w:firstLine="709"/>
+        <w:jc w:val="both"/>
+      </w:pPr>
+      <w:r>
+        <w:rPr>
+          <w:sz w:val="22"/>
+        </w:rPr>
         <w:t xml:space="preserve">El conflicto se resuelve por niveles. Se sube de nivel solo si el anterior no llegó a un acuerdo. Los plazos son propuestos y se confirman en la primera revisión del equipo (D-01).</w:t>
       </w:r>
     </w:p>
@@ -3321,8 +3393,14 @@
     <w:p>
       <w:pPr>
         <w:pStyle w:val="BodyText"/>
-      </w:pPr>
-      <w:r>
+        <w:spacing w:line="360" w:lineRule="auto" w:before="160" w:after="0"/>
+        <w:ind w:firstLine="709"/>
+        <w:jc w:val="both"/>
+      </w:pPr>
+      <w:r>
+        <w:rPr>
+          <w:sz w:val="22"/>
+        </w:rPr>
         <w:t xml:space="preserve">Mientras un conflicto está abierto, la tarea afectada sigue en su columna del tablero con una nota, y las tareas independientes continúan. Si el conflicto bloquea una entrega, se informa en el estado de avance.</w:t>
       </w:r>
     </w:p>
@@ -3338,8 +3416,14 @@
     <w:p>
       <w:pPr>
         <w:pStyle w:val="FirstParagraph"/>
-      </w:pPr>
-      <w:r>
+        <w:spacing w:line="360" w:lineRule="auto" w:before="160" w:after="0"/>
+        <w:ind w:firstLine="709"/>
+        <w:jc w:val="both"/>
+      </w:pPr>
+      <w:r>
+        <w:rPr>
+          <w:sz w:val="22"/>
+        </w:rPr>
         <w:t xml:space="preserve">Los criterios se aplican en este orden. Si una postura contradice un criterio anterior, no se sigue.</w:t>
       </w:r>
     </w:p>
@@ -3718,8 +3802,14 @@
     <w:p>
       <w:pPr>
         <w:pStyle w:val="FirstParagraph"/>
-      </w:pPr>
-      <w:r>
+        <w:spacing w:line="360" w:lineRule="auto" w:before="160" w:after="0"/>
+        <w:ind w:firstLine="709"/>
+        <w:jc w:val="both"/>
+      </w:pPr>
+      <w:r>
+        <w:rPr>
+          <w:sz w:val="22"/>
+        </w:rPr>
         <w:t xml:space="preserve">Los estilos siguen el modelo de Thomas y Kilmann. El equipo prefiere colaborar, y usa los otros cuando la situación lo pide.</w:t>
       </w:r>
     </w:p>
@@ -4349,8 +4439,14 @@
     <w:p>
       <w:pPr>
         <w:pStyle w:val="FirstParagraph"/>
-      </w:pPr>
-      <w:r>
+        <w:spacing w:line="360" w:lineRule="auto" w:before="160" w:after="0"/>
+        <w:ind w:firstLine="709"/>
+        <w:jc w:val="both"/>
+      </w:pPr>
+      <w:r>
+        <w:rPr>
+          <w:sz w:val="22"/>
+        </w:rPr>
         <w:t xml:space="preserve">Cada conflicto que pase del nivel 1 se anota en el registro. El registro vive en el tablero Kanban, en la tarea afectada, y se resume en cada estado de avance.</w:t>
       </w:r>
     </w:p>
@@ -4706,8 +4802,14 @@
     <w:p>
       <w:pPr>
         <w:pStyle w:val="BodyText"/>
-      </w:pPr>
-      <w:r>
+        <w:spacing w:line="360" w:lineRule="auto" w:before="160" w:after="0"/>
+        <w:ind w:firstLine="709"/>
+        <w:jc w:val="both"/>
+      </w:pPr>
+      <w:r>
+        <w:rPr>
+          <w:sz w:val="22"/>
+        </w:rPr>
         <w:t xml:space="preserve">El registro parte vacío en esta versión. Cada estado de avance informa cuántos conflictos se abrieron, cuántos se cerraron y en qué nivel se resolvieron. Si un mismo tema vuelve a aparecer más de una vez, se revisa la causa (un requerimiento ambiguo, un contrato sin definir, una carga mal repartida) y se corrige en el documento que corresponda.</w:t>
       </w:r>
     </w:p>
@@ -5958,10 +6060,15 @@
     <w:p>
       <w:pPr>
         <w:pStyle w:val="BodyText"/>
+        <w:keepNext/>
+        <w:spacing w:line="360" w:lineRule="auto" w:before="160" w:after="0"/>
+        <w:ind w:firstLine="709"/>
+        <w:jc w:val="both"/>
       </w:pPr>
       <w:r>
         <w:rPr>
           <w:b/>
+          <w:sz w:val="22"/>
         </w:rPr>
         <w:t>Documentos del proyecto</w:t>
       </w:r>
@@ -6034,10 +6141,15 @@
     <w:p>
       <w:pPr>
         <w:pStyle w:val="BodyText"/>
+        <w:keepNext/>
+        <w:spacing w:line="360" w:lineRule="auto" w:before="160" w:after="0"/>
+        <w:ind w:firstLine="709"/>
+        <w:jc w:val="both"/>
       </w:pPr>
       <w:r>
         <w:rPr>
           <w:b/>
+          <w:sz w:val="22"/>
         </w:rPr>
         <w:t>Normas y fuentes externas</w:t>
       </w:r>
@@ -6116,14 +6228,14 @@
         </w:tblBorders>
       </w:tblPr>
       <w:tblGrid>
-        <w:gridCol w:w="990"/>
-        <w:gridCol w:w="990"/>
-        <w:gridCol w:w="990"/>
-        <w:gridCol w:w="990"/>
-        <w:gridCol w:w="990"/>
-        <w:gridCol w:w="990"/>
-        <w:gridCol w:w="990"/>
-        <w:gridCol w:w="990"/>
+        <w:gridCol w:w="2651"/>
+        <w:gridCol w:w="883"/>
+        <w:gridCol w:w="883"/>
+        <w:gridCol w:w="883"/>
+        <w:gridCol w:w="883"/>
+        <w:gridCol w:w="883"/>
+        <w:gridCol w:w="883"/>
+        <w:gridCol w:w="883"/>
       </w:tblGrid>
       <w:tr>
         <w:trPr>
@@ -6131,6 +6243,7 @@
         </w:trPr>
         <w:tc>
           <w:tcPr>
+            <w:tcW w:w="2651" w:type="dxa"/>
             <w:shd w:val="clear" w:color="auto" w:fill="D9E2F3"/>
           </w:tcPr>
           <w:p>
@@ -6149,6 +6262,7 @@
         </w:tc>
         <w:tc>
           <w:tcPr>
+            <w:tcW w:w="883" w:type="dxa"/>
             <w:shd w:val="clear" w:color="auto" w:fill="D9E2F3"/>
           </w:tcPr>
           <w:p>
@@ -6167,6 +6281,7 @@
         </w:tc>
         <w:tc>
           <w:tcPr>
+            <w:tcW w:w="883" w:type="dxa"/>
             <w:shd w:val="clear" w:color="auto" w:fill="D9E2F3"/>
           </w:tcPr>
           <w:p>
@@ -6185,6 +6300,7 @@
         </w:tc>
         <w:tc>
           <w:tcPr>
+            <w:tcW w:w="883" w:type="dxa"/>
             <w:shd w:val="clear" w:color="auto" w:fill="D9E2F3"/>
           </w:tcPr>
           <w:p>
@@ -6203,6 +6319,7 @@
         </w:tc>
         <w:tc>
           <w:tcPr>
+            <w:tcW w:w="883" w:type="dxa"/>
             <w:shd w:val="clear" w:color="auto" w:fill="D9E2F3"/>
           </w:tcPr>
           <w:p>
@@ -6221,6 +6338,7 @@
         </w:tc>
         <w:tc>
           <w:tcPr>
+            <w:tcW w:w="883" w:type="dxa"/>
             <w:shd w:val="clear" w:color="auto" w:fill="D9E2F3"/>
           </w:tcPr>
           <w:p>
@@ -6239,6 +6357,7 @@
         </w:tc>
         <w:tc>
           <w:tcPr>
+            <w:tcW w:w="883" w:type="dxa"/>
             <w:shd w:val="clear" w:color="auto" w:fill="D9E2F3"/>
           </w:tcPr>
           <w:p>
@@ -6257,6 +6376,7 @@
         </w:tc>
         <w:tc>
           <w:tcPr>
+            <w:tcW w:w="883" w:type="dxa"/>
             <w:shd w:val="clear" w:color="auto" w:fill="D9E2F3"/>
           </w:tcPr>
           <w:p>
@@ -6276,7 +6396,9 @@
       </w:tr>
       <w:tr>
         <w:tc>
-          <w:tcPr/>
+          <w:tcPr>
+            <w:tcW w:w="2651" w:type="dxa"/>
+          </w:tcPr>
           <w:p>
             <w:pPr>
               <w:pStyle w:val="Compact"/>
@@ -6291,55 +6413,69 @@
           </w:p>
         </w:tc>
         <w:tc>
-          <w:tcPr/>
-          <w:p>
-            <w:pPr>
-              <w:pStyle w:val="Compact"/>
-            </w:pPr>
-          </w:p>
-        </w:tc>
-        <w:tc>
-          <w:tcPr/>
-          <w:p>
-            <w:pPr>
-              <w:pStyle w:val="Compact"/>
-            </w:pPr>
-          </w:p>
-        </w:tc>
-        <w:tc>
-          <w:tcPr/>
-          <w:p>
-            <w:pPr>
-              <w:pStyle w:val="Compact"/>
-            </w:pPr>
-          </w:p>
-        </w:tc>
-        <w:tc>
-          <w:tcPr/>
-          <w:p>
-            <w:pPr>
-              <w:pStyle w:val="Compact"/>
-            </w:pPr>
-          </w:p>
-        </w:tc>
-        <w:tc>
-          <w:tcPr/>
-          <w:p>
-            <w:pPr>
-              <w:pStyle w:val="Compact"/>
-            </w:pPr>
-          </w:p>
-        </w:tc>
-        <w:tc>
-          <w:tcPr/>
-          <w:p>
-            <w:pPr>
-              <w:pStyle w:val="Compact"/>
-            </w:pPr>
-          </w:p>
-        </w:tc>
-        <w:tc>
-          <w:tcPr/>
+          <w:tcPr>
+            <w:tcW w:w="883" w:type="dxa"/>
+          </w:tcPr>
+          <w:p>
+            <w:pPr>
+              <w:pStyle w:val="Compact"/>
+            </w:pPr>
+          </w:p>
+        </w:tc>
+        <w:tc>
+          <w:tcPr>
+            <w:tcW w:w="883" w:type="dxa"/>
+          </w:tcPr>
+          <w:p>
+            <w:pPr>
+              <w:pStyle w:val="Compact"/>
+            </w:pPr>
+          </w:p>
+        </w:tc>
+        <w:tc>
+          <w:tcPr>
+            <w:tcW w:w="883" w:type="dxa"/>
+          </w:tcPr>
+          <w:p>
+            <w:pPr>
+              <w:pStyle w:val="Compact"/>
+            </w:pPr>
+          </w:p>
+        </w:tc>
+        <w:tc>
+          <w:tcPr>
+            <w:tcW w:w="883" w:type="dxa"/>
+          </w:tcPr>
+          <w:p>
+            <w:pPr>
+              <w:pStyle w:val="Compact"/>
+            </w:pPr>
+          </w:p>
+        </w:tc>
+        <w:tc>
+          <w:tcPr>
+            <w:tcW w:w="883" w:type="dxa"/>
+          </w:tcPr>
+          <w:p>
+            <w:pPr>
+              <w:pStyle w:val="Compact"/>
+            </w:pPr>
+          </w:p>
+        </w:tc>
+        <w:tc>
+          <w:tcPr>
+            <w:tcW w:w="883" w:type="dxa"/>
+          </w:tcPr>
+          <w:p>
+            <w:pPr>
+              <w:pStyle w:val="Compact"/>
+            </w:pPr>
+          </w:p>
+        </w:tc>
+        <w:tc>
+          <w:tcPr>
+            <w:tcW w:w="883" w:type="dxa"/>
+          </w:tcPr>
           <w:p>
             <w:pPr>
               <w:pStyle w:val="Compact"/>
@@ -6616,7 +6752,7 @@
     <w:sectPr>
       <w:footerReference w:type="default" r:id="rId9"/>
       <w:pgSz w:w="12240" w:h="15840"/>
-      <w:pgMar w:left="1247" w:right="1247" w:top="1247" w:bottom="1247"/>
+      <w:pgMar w:left="1701" w:right="1701" w:top="1701" w:bottom="1701" w:header="850" w:footer="964"/>
       <w:titlePg/>
     </w:sectPr>
   </w:body>
@@ -7685,7 +7821,7 @@
     <w:basedOn w:val="Normal"/>
     <w:pPr>
       <w:tabs>
-        <w:tab w:pos="9746" w:val="right" w:leader="dot"/>
+        <w:tab w:pos="8838" w:val="right" w:leader="dot"/>
       </w:tabs>
       <w:spacing w:after="60" w:before="80"/>
       <w:ind w:left="0"/>
@@ -7700,7 +7836,7 @@
     <w:basedOn w:val="Normal"/>
     <w:pPr>
       <w:tabs>
-        <w:tab w:pos="9746" w:val="right" w:leader="dot"/>
+        <w:tab w:pos="8838" w:val="right" w:leader="dot"/>
       </w:tabs>
       <w:spacing w:after="40" w:before="0"/>
       <w:ind w:left="283"/>
@@ -7715,7 +7851,7 @@
     <w:basedOn w:val="Normal"/>
     <w:pPr>
       <w:tabs>
-        <w:tab w:pos="9746" w:val="right" w:leader="dot"/>
+        <w:tab w:pos="8838" w:val="right" w:leader="dot"/>
       </w:tabs>
       <w:spacing w:after="40" w:before="0"/>
       <w:ind w:left="567"/>
@@ -7730,7 +7866,7 @@
     <w:basedOn w:val="Normal"/>
     <w:pPr>
       <w:tabs>
-        <w:tab w:pos="9746" w:val="right" w:leader="dot"/>
+        <w:tab w:pos="8838" w:val="right" w:leader="dot"/>
       </w:tabs>
       <w:spacing w:after="40" w:before="0"/>
       <w:ind w:left="850"/>

--- a/Fase 2/Evidencias del Proyecto/SICMA_RCF_v1.0.docx
+++ b/Fase 2/Evidencias del Proyecto/SICMA_RCF_v1.0.docx
@@ -467,7 +467,7 @@
         <w:tab/>
       </w:r>
       <w:r>
-        <w:t>5</w:t>
+        <w:t>4</w:t>
       </w:r>
     </w:p>
     <w:p>
@@ -495,7 +495,7 @@
         <w:tab/>
       </w:r>
       <w:r>
-        <w:t>6</w:t>
+        <w:t>5</w:t>
       </w:r>
     </w:p>
     <w:p>
@@ -523,7 +523,7 @@
         <w:tab/>
       </w:r>
       <w:r>
-        <w:t>7</w:t>
+        <w:t>6</w:t>
       </w:r>
     </w:p>
     <w:p>
@@ -579,7 +579,7 @@
         <w:tab/>
       </w:r>
       <w:r>
-        <w:t>9</w:t>
+        <w:t>8</w:t>
       </w:r>
     </w:p>
     <w:p>
@@ -593,7 +593,7 @@
         <w:tab/>
       </w:r>
       <w:r>
-        <w:t>9</w:t>
+        <w:t>8</w:t>
       </w:r>
     </w:p>
     <w:p>
@@ -621,7 +621,7 @@
         <w:tab/>
       </w:r>
       <w:r>
-        <w:t>10</w:t>
+        <w:t>9</w:t>
       </w:r>
     </w:p>
     <w:p>
@@ -635,7 +635,7 @@
         <w:tab/>
       </w:r>
       <w:r>
-        <w:t>10</w:t>
+        <w:t>9</w:t>
       </w:r>
     </w:p>
     <w:p>
@@ -677,7 +677,7 @@
         <w:tab/>
       </w:r>
       <w:r>
-        <w:t>11</w:t>
+        <w:t>10</w:t>
       </w:r>
       <w:r>
         <w:fldChar w:fldCharType="end"/>
@@ -723,8 +723,8 @@
         </w:tblBorders>
       </w:tblPr>
       <w:tblGrid>
-        <w:gridCol w:w="3960"/>
-        <w:gridCol w:w="3960"/>
+        <w:gridCol w:w="3393"/>
+        <w:gridCol w:w="4524"/>
       </w:tblGrid>
       <w:tr>
         <w:trPr>
@@ -732,6 +732,7 @@
         </w:trPr>
         <w:tc>
           <w:tcPr>
+            <w:tcW w:w="3393" w:type="dxa"/>
             <w:shd w:val="clear" w:color="auto" w:fill="D9E2F3"/>
           </w:tcPr>
           <w:p>
@@ -750,6 +751,7 @@
         </w:tc>
         <w:tc>
           <w:tcPr>
+            <w:tcW w:w="4524" w:type="dxa"/>
             <w:shd w:val="clear" w:color="auto" w:fill="D9E2F3"/>
           </w:tcPr>
           <w:p>
@@ -769,7 +771,9 @@
       </w:tr>
       <w:tr>
         <w:tc>
-          <w:tcPr/>
+          <w:tcPr>
+            <w:tcW w:w="3393" w:type="dxa"/>
+          </w:tcPr>
           <w:p>
             <w:pPr>
               <w:pStyle w:val="Compact"/>
@@ -784,7 +788,9 @@
           </w:p>
         </w:tc>
         <w:tc>
-          <w:tcPr/>
+          <w:tcPr>
+            <w:tcW w:w="4524" w:type="dxa"/>
+          </w:tcPr>
           <w:p>
             <w:pPr>
               <w:pStyle w:val="Compact"/>
@@ -801,7 +807,9 @@
       </w:tr>
       <w:tr>
         <w:tc>
-          <w:tcPr/>
+          <w:tcPr>
+            <w:tcW w:w="3393" w:type="dxa"/>
+          </w:tcPr>
           <w:p>
             <w:pPr>
               <w:pStyle w:val="Compact"/>
@@ -816,7 +824,9 @@
           </w:p>
         </w:tc>
         <w:tc>
-          <w:tcPr/>
+          <w:tcPr>
+            <w:tcW w:w="4524" w:type="dxa"/>
+          </w:tcPr>
           <w:p>
             <w:pPr>
               <w:pStyle w:val="Compact"/>
@@ -833,7 +843,9 @@
       </w:tr>
       <w:tr>
         <w:tc>
-          <w:tcPr/>
+          <w:tcPr>
+            <w:tcW w:w="3393" w:type="dxa"/>
+          </w:tcPr>
           <w:p>
             <w:pPr>
               <w:pStyle w:val="Compact"/>
@@ -848,7 +860,9 @@
           </w:p>
         </w:tc>
         <w:tc>
-          <w:tcPr/>
+          <w:tcPr>
+            <w:tcW w:w="4524" w:type="dxa"/>
+          </w:tcPr>
           <w:p>
             <w:pPr>
               <w:pStyle w:val="Compact"/>
@@ -865,7 +879,9 @@
       </w:tr>
       <w:tr>
         <w:tc>
-          <w:tcPr/>
+          <w:tcPr>
+            <w:tcW w:w="3393" w:type="dxa"/>
+          </w:tcPr>
           <w:p>
             <w:pPr>
               <w:pStyle w:val="Compact"/>
@@ -880,7 +896,9 @@
           </w:p>
         </w:tc>
         <w:tc>
-          <w:tcPr/>
+          <w:tcPr>
+            <w:tcW w:w="4524" w:type="dxa"/>
+          </w:tcPr>
           <w:p>
             <w:pPr>
               <w:pStyle w:val="Compact"/>
@@ -897,7 +915,9 @@
       </w:tr>
       <w:tr>
         <w:tc>
-          <w:tcPr/>
+          <w:tcPr>
+            <w:tcW w:w="3393" w:type="dxa"/>
+          </w:tcPr>
           <w:p>
             <w:pPr>
               <w:pStyle w:val="Compact"/>
@@ -912,7 +932,9 @@
           </w:p>
         </w:tc>
         <w:tc>
-          <w:tcPr/>
+          <w:tcPr>
+            <w:tcW w:w="4524" w:type="dxa"/>
+          </w:tcPr>
           <w:p>
             <w:pPr>
               <w:pStyle w:val="Compact"/>
@@ -1096,7 +1118,7 @@
               <w:rPr>
                 <w:sz w:val="18"/>
               </w:rPr>
-              <w:t>Primera versión del procedimiento de resolución de conflictos del equipo SICMA Se quita la etiqueta Vigente de la portada. Se aplica el formato de entrega (márgenes de 3 cm, interlineado 1,5, sangría y texto justificado).</w:t>
+              <w:t>Primera versión del procedimiento de resolución de conflictos del equipo SICMA Se quita la etiqueta Vigente de la portada. Se aplica el formato de entrega (márgenes de 3 cm, interlineado 1,5, sangría y texto justificado). Se ajusta el ancho de las columnas de las tablas.</w:t>
             </w:r>
           </w:p>
         </w:tc>
@@ -1251,11 +1273,11 @@
         </w:tblBorders>
       </w:tblPr>
       <w:tblGrid>
-        <w:gridCol w:w="1584"/>
-        <w:gridCol w:w="1584"/>
-        <w:gridCol w:w="1584"/>
-        <w:gridCol w:w="1584"/>
-        <w:gridCol w:w="1584"/>
+        <w:gridCol w:w="1056"/>
+        <w:gridCol w:w="1645"/>
+        <w:gridCol w:w="1888"/>
+        <w:gridCol w:w="1806"/>
+        <w:gridCol w:w="1517"/>
       </w:tblGrid>
       <w:tr>
         <w:trPr>
@@ -1263,6 +1285,7 @@
         </w:trPr>
         <w:tc>
           <w:tcPr>
+            <w:tcW w:w="1056" w:type="dxa"/>
             <w:shd w:val="clear" w:color="auto" w:fill="D9E2F3"/>
           </w:tcPr>
           <w:p>
@@ -1281,6 +1304,7 @@
         </w:tc>
         <w:tc>
           <w:tcPr>
+            <w:tcW w:w="1645" w:type="dxa"/>
             <w:shd w:val="clear" w:color="auto" w:fill="D9E2F3"/>
           </w:tcPr>
           <w:p>
@@ -1299,6 +1323,7 @@
         </w:tc>
         <w:tc>
           <w:tcPr>
+            <w:tcW w:w="1888" w:type="dxa"/>
             <w:shd w:val="clear" w:color="auto" w:fill="D9E2F3"/>
           </w:tcPr>
           <w:p>
@@ -1317,6 +1342,7 @@
         </w:tc>
         <w:tc>
           <w:tcPr>
+            <w:tcW w:w="1806" w:type="dxa"/>
             <w:shd w:val="clear" w:color="auto" w:fill="D9E2F3"/>
           </w:tcPr>
           <w:p>
@@ -1335,6 +1361,7 @@
         </w:tc>
         <w:tc>
           <w:tcPr>
+            <w:tcW w:w="1517" w:type="dxa"/>
             <w:shd w:val="clear" w:color="auto" w:fill="D9E2F3"/>
           </w:tcPr>
           <w:p>
@@ -1354,7 +1381,9 @@
       </w:tr>
       <w:tr>
         <w:tc>
-          <w:tcPr/>
+          <w:tcPr>
+            <w:tcW w:w="1056" w:type="dxa"/>
+          </w:tcPr>
           <w:p>
             <w:pPr>
               <w:pStyle w:val="Compact"/>
@@ -1369,7 +1398,9 @@
           </w:p>
         </w:tc>
         <w:tc>
-          <w:tcPr/>
+          <w:tcPr>
+            <w:tcW w:w="1645" w:type="dxa"/>
+          </w:tcPr>
           <w:p>
             <w:pPr>
               <w:pStyle w:val="Compact"/>
@@ -1384,7 +1415,9 @@
           </w:p>
         </w:tc>
         <w:tc>
-          <w:tcPr/>
+          <w:tcPr>
+            <w:tcW w:w="1888" w:type="dxa"/>
+          </w:tcPr>
           <w:p>
             <w:pPr>
               <w:pStyle w:val="Compact"/>
@@ -1399,7 +1432,9 @@
           </w:p>
         </w:tc>
         <w:tc>
-          <w:tcPr/>
+          <w:tcPr>
+            <w:tcW w:w="1806" w:type="dxa"/>
+          </w:tcPr>
           <w:p>
             <w:pPr>
               <w:pStyle w:val="Compact"/>
@@ -1444,7 +1479,9 @@
           </w:p>
         </w:tc>
         <w:tc>
-          <w:tcPr/>
+          <w:tcPr>
+            <w:tcW w:w="1517" w:type="dxa"/>
+          </w:tcPr>
           <w:p>
             <w:pPr>
               <w:pStyle w:val="Compact"/>
@@ -1461,7 +1498,9 @@
       </w:tr>
       <w:tr>
         <w:tc>
-          <w:tcPr/>
+          <w:tcPr>
+            <w:tcW w:w="1056" w:type="dxa"/>
+          </w:tcPr>
           <w:p>
             <w:pPr>
               <w:pStyle w:val="Compact"/>
@@ -1476,7 +1515,9 @@
           </w:p>
         </w:tc>
         <w:tc>
-          <w:tcPr/>
+          <w:tcPr>
+            <w:tcW w:w="1645" w:type="dxa"/>
+          </w:tcPr>
           <w:p>
             <w:pPr>
               <w:pStyle w:val="Compact"/>
@@ -1491,7 +1532,9 @@
           </w:p>
         </w:tc>
         <w:tc>
-          <w:tcPr/>
+          <w:tcPr>
+            <w:tcW w:w="1888" w:type="dxa"/>
+          </w:tcPr>
           <w:p>
             <w:pPr>
               <w:pStyle w:val="Compact"/>
@@ -1506,7 +1549,9 @@
           </w:p>
         </w:tc>
         <w:tc>
-          <w:tcPr/>
+          <w:tcPr>
+            <w:tcW w:w="1806" w:type="dxa"/>
+          </w:tcPr>
           <w:p>
             <w:pPr>
               <w:pStyle w:val="Compact"/>
@@ -1521,7 +1566,9 @@
           </w:p>
         </w:tc>
         <w:tc>
-          <w:tcPr/>
+          <w:tcPr>
+            <w:tcW w:w="1517" w:type="dxa"/>
+          </w:tcPr>
           <w:p>
             <w:pPr>
               <w:pStyle w:val="Compact"/>
@@ -1538,7 +1585,9 @@
       </w:tr>
       <w:tr>
         <w:tc>
-          <w:tcPr/>
+          <w:tcPr>
+            <w:tcW w:w="1056" w:type="dxa"/>
+          </w:tcPr>
           <w:p>
             <w:pPr>
               <w:pStyle w:val="Compact"/>
@@ -1553,7 +1602,9 @@
           </w:p>
         </w:tc>
         <w:tc>
-          <w:tcPr/>
+          <w:tcPr>
+            <w:tcW w:w="1645" w:type="dxa"/>
+          </w:tcPr>
           <w:p>
             <w:pPr>
               <w:pStyle w:val="Compact"/>
@@ -1568,7 +1619,9 @@
           </w:p>
         </w:tc>
         <w:tc>
-          <w:tcPr/>
+          <w:tcPr>
+            <w:tcW w:w="1888" w:type="dxa"/>
+          </w:tcPr>
           <w:p>
             <w:pPr>
               <w:pStyle w:val="Compact"/>
@@ -1583,7 +1636,9 @@
           </w:p>
         </w:tc>
         <w:tc>
-          <w:tcPr/>
+          <w:tcPr>
+            <w:tcW w:w="1806" w:type="dxa"/>
+          </w:tcPr>
           <w:p>
             <w:pPr>
               <w:pStyle w:val="Compact"/>
@@ -1598,7 +1653,9 @@
           </w:p>
         </w:tc>
         <w:tc>
-          <w:tcPr/>
+          <w:tcPr>
+            <w:tcW w:w="1517" w:type="dxa"/>
+          </w:tcPr>
           <w:p>
             <w:pPr>
               <w:pStyle w:val="Compact"/>
@@ -1615,7 +1672,9 @@
       </w:tr>
       <w:tr>
         <w:tc>
-          <w:tcPr/>
+          <w:tcPr>
+            <w:tcW w:w="1056" w:type="dxa"/>
+          </w:tcPr>
           <w:p>
             <w:pPr>
               <w:pStyle w:val="Compact"/>
@@ -1630,7 +1689,9 @@
           </w:p>
         </w:tc>
         <w:tc>
-          <w:tcPr/>
+          <w:tcPr>
+            <w:tcW w:w="1645" w:type="dxa"/>
+          </w:tcPr>
           <w:p>
             <w:pPr>
               <w:pStyle w:val="Compact"/>
@@ -1645,7 +1706,9 @@
           </w:p>
         </w:tc>
         <w:tc>
-          <w:tcPr/>
+          <w:tcPr>
+            <w:tcW w:w="1888" w:type="dxa"/>
+          </w:tcPr>
           <w:p>
             <w:pPr>
               <w:pStyle w:val="Compact"/>
@@ -1660,7 +1723,9 @@
           </w:p>
         </w:tc>
         <w:tc>
-          <w:tcPr/>
+          <w:tcPr>
+            <w:tcW w:w="1806" w:type="dxa"/>
+          </w:tcPr>
           <w:p>
             <w:pPr>
               <w:pStyle w:val="Compact"/>
@@ -1675,7 +1740,9 @@
           </w:p>
         </w:tc>
         <w:tc>
-          <w:tcPr/>
+          <w:tcPr>
+            <w:tcW w:w="1517" w:type="dxa"/>
+          </w:tcPr>
           <w:p>
             <w:pPr>
               <w:pStyle w:val="Compact"/>
@@ -1692,7 +1759,9 @@
       </w:tr>
       <w:tr>
         <w:tc>
-          <w:tcPr/>
+          <w:tcPr>
+            <w:tcW w:w="1056" w:type="dxa"/>
+          </w:tcPr>
           <w:p>
             <w:pPr>
               <w:pStyle w:val="Compact"/>
@@ -1707,7 +1776,9 @@
           </w:p>
         </w:tc>
         <w:tc>
-          <w:tcPr/>
+          <w:tcPr>
+            <w:tcW w:w="1645" w:type="dxa"/>
+          </w:tcPr>
           <w:p>
             <w:pPr>
               <w:pStyle w:val="Compact"/>
@@ -1722,7 +1793,9 @@
           </w:p>
         </w:tc>
         <w:tc>
-          <w:tcPr/>
+          <w:tcPr>
+            <w:tcW w:w="1888" w:type="dxa"/>
+          </w:tcPr>
           <w:p>
             <w:pPr>
               <w:pStyle w:val="Compact"/>
@@ -1737,7 +1810,9 @@
           </w:p>
         </w:tc>
         <w:tc>
-          <w:tcPr/>
+          <w:tcPr>
+            <w:tcW w:w="1806" w:type="dxa"/>
+          </w:tcPr>
           <w:p>
             <w:pPr>
               <w:pStyle w:val="Compact"/>
@@ -1752,7 +1827,9 @@
           </w:p>
         </w:tc>
         <w:tc>
-          <w:tcPr/>
+          <w:tcPr>
+            <w:tcW w:w="1517" w:type="dxa"/>
+          </w:tcPr>
           <w:p>
             <w:pPr>
               <w:pStyle w:val="Compact"/>
@@ -1769,7 +1846,9 @@
       </w:tr>
       <w:tr>
         <w:tc>
-          <w:tcPr/>
+          <w:tcPr>
+            <w:tcW w:w="1056" w:type="dxa"/>
+          </w:tcPr>
           <w:p>
             <w:pPr>
               <w:pStyle w:val="Compact"/>
@@ -1784,7 +1863,9 @@
           </w:p>
         </w:tc>
         <w:tc>
-          <w:tcPr/>
+          <w:tcPr>
+            <w:tcW w:w="1645" w:type="dxa"/>
+          </w:tcPr>
           <w:p>
             <w:pPr>
               <w:pStyle w:val="Compact"/>
@@ -1799,7 +1880,9 @@
           </w:p>
         </w:tc>
         <w:tc>
-          <w:tcPr/>
+          <w:tcPr>
+            <w:tcW w:w="1888" w:type="dxa"/>
+          </w:tcPr>
           <w:p>
             <w:pPr>
               <w:pStyle w:val="Compact"/>
@@ -1814,7 +1897,9 @@
           </w:p>
         </w:tc>
         <w:tc>
-          <w:tcPr/>
+          <w:tcPr>
+            <w:tcW w:w="1806" w:type="dxa"/>
+          </w:tcPr>
           <w:p>
             <w:pPr>
               <w:pStyle w:val="Compact"/>
@@ -1829,7 +1914,9 @@
           </w:p>
         </w:tc>
         <w:tc>
-          <w:tcPr/>
+          <w:tcPr>
+            <w:tcW w:w="1517" w:type="dxa"/>
+          </w:tcPr>
           <w:p>
             <w:pPr>
               <w:pStyle w:val="Compact"/>
@@ -1846,7 +1933,9 @@
       </w:tr>
       <w:tr>
         <w:tc>
-          <w:tcPr/>
+          <w:tcPr>
+            <w:tcW w:w="1056" w:type="dxa"/>
+          </w:tcPr>
           <w:p>
             <w:pPr>
               <w:pStyle w:val="Compact"/>
@@ -1861,7 +1950,9 @@
           </w:p>
         </w:tc>
         <w:tc>
-          <w:tcPr/>
+          <w:tcPr>
+            <w:tcW w:w="1645" w:type="dxa"/>
+          </w:tcPr>
           <w:p>
             <w:pPr>
               <w:pStyle w:val="Compact"/>
@@ -1876,7 +1967,9 @@
           </w:p>
         </w:tc>
         <w:tc>
-          <w:tcPr/>
+          <w:tcPr>
+            <w:tcW w:w="1888" w:type="dxa"/>
+          </w:tcPr>
           <w:p>
             <w:pPr>
               <w:pStyle w:val="Compact"/>
@@ -1891,7 +1984,9 @@
           </w:p>
         </w:tc>
         <w:tc>
-          <w:tcPr/>
+          <w:tcPr>
+            <w:tcW w:w="1806" w:type="dxa"/>
+          </w:tcPr>
           <w:p>
             <w:pPr>
               <w:pStyle w:val="Compact"/>
@@ -1906,7 +2001,9 @@
           </w:p>
         </w:tc>
         <w:tc>
-          <w:tcPr/>
+          <w:tcPr>
+            <w:tcW w:w="1517" w:type="dxa"/>
+          </w:tcPr>
           <w:p>
             <w:pPr>
               <w:pStyle w:val="Compact"/>
@@ -1949,8 +2046,8 @@
         </w:tblBorders>
       </w:tblPr>
       <w:tblGrid>
-        <w:gridCol w:w="3960"/>
-        <w:gridCol w:w="3960"/>
+        <w:gridCol w:w="2884"/>
+        <w:gridCol w:w="5033"/>
       </w:tblGrid>
       <w:tr>
         <w:trPr>
@@ -1958,6 +2055,7 @@
         </w:trPr>
         <w:tc>
           <w:tcPr>
+            <w:tcW w:w="2884" w:type="dxa"/>
             <w:shd w:val="clear" w:color="auto" w:fill="D9E2F3"/>
           </w:tcPr>
           <w:p>
@@ -1976,6 +2074,7 @@
         </w:tc>
         <w:tc>
           <w:tcPr>
+            <w:tcW w:w="5033" w:type="dxa"/>
             <w:shd w:val="clear" w:color="auto" w:fill="D9E2F3"/>
           </w:tcPr>
           <w:p>
@@ -1995,7 +2094,9 @@
       </w:tr>
       <w:tr>
         <w:tc>
-          <w:tcPr/>
+          <w:tcPr>
+            <w:tcW w:w="2884" w:type="dxa"/>
+          </w:tcPr>
           <w:p>
             <w:pPr>
               <w:pStyle w:val="Compact"/>
@@ -2010,7 +2111,9 @@
           </w:p>
         </w:tc>
         <w:tc>
-          <w:tcPr/>
+          <w:tcPr>
+            <w:tcW w:w="5033" w:type="dxa"/>
+          </w:tcPr>
           <w:p>
             <w:pPr>
               <w:pStyle w:val="Compact"/>
@@ -2027,7 +2130,9 @@
       </w:tr>
       <w:tr>
         <w:tc>
-          <w:tcPr/>
+          <w:tcPr>
+            <w:tcW w:w="2884" w:type="dxa"/>
+          </w:tcPr>
           <w:p>
             <w:pPr>
               <w:pStyle w:val="Compact"/>
@@ -2042,7 +2147,9 @@
           </w:p>
         </w:tc>
         <w:tc>
-          <w:tcPr/>
+          <w:tcPr>
+            <w:tcW w:w="5033" w:type="dxa"/>
+          </w:tcPr>
           <w:p>
             <w:pPr>
               <w:pStyle w:val="Compact"/>
@@ -2059,7 +2166,9 @@
       </w:tr>
       <w:tr>
         <w:tc>
-          <w:tcPr/>
+          <w:tcPr>
+            <w:tcW w:w="2884" w:type="dxa"/>
+          </w:tcPr>
           <w:p>
             <w:pPr>
               <w:pStyle w:val="Compact"/>
@@ -2074,7 +2183,9 @@
           </w:p>
         </w:tc>
         <w:tc>
-          <w:tcPr/>
+          <w:tcPr>
+            <w:tcW w:w="5033" w:type="dxa"/>
+          </w:tcPr>
           <w:p>
             <w:pPr>
               <w:pStyle w:val="Compact"/>
@@ -2091,7 +2202,9 @@
       </w:tr>
       <w:tr>
         <w:tc>
-          <w:tcPr/>
+          <w:tcPr>
+            <w:tcW w:w="2884" w:type="dxa"/>
+          </w:tcPr>
           <w:p>
             <w:pPr>
               <w:pStyle w:val="Compact"/>
@@ -2106,7 +2219,9 @@
           </w:p>
         </w:tc>
         <w:tc>
-          <w:tcPr/>
+          <w:tcPr>
+            <w:tcW w:w="5033" w:type="dxa"/>
+          </w:tcPr>
           <w:p>
             <w:pPr>
               <w:pStyle w:val="Compact"/>
@@ -2123,7 +2238,9 @@
       </w:tr>
       <w:tr>
         <w:tc>
-          <w:tcPr/>
+          <w:tcPr>
+            <w:tcW w:w="2884" w:type="dxa"/>
+          </w:tcPr>
           <w:p>
             <w:pPr>
               <w:pStyle w:val="Compact"/>
@@ -2138,7 +2255,9 @@
           </w:p>
         </w:tc>
         <w:tc>
-          <w:tcPr/>
+          <w:tcPr>
+            <w:tcW w:w="5033" w:type="dxa"/>
+          </w:tcPr>
           <w:p>
             <w:pPr>
               <w:pStyle w:val="Compact"/>
@@ -2155,7 +2274,9 @@
       </w:tr>
       <w:tr>
         <w:tc>
-          <w:tcPr/>
+          <w:tcPr>
+            <w:tcW w:w="2884" w:type="dxa"/>
+          </w:tcPr>
           <w:p>
             <w:pPr>
               <w:pStyle w:val="Compact"/>
@@ -2170,7 +2291,9 @@
           </w:p>
         </w:tc>
         <w:tc>
-          <w:tcPr/>
+          <w:tcPr>
+            <w:tcW w:w="5033" w:type="dxa"/>
+          </w:tcPr>
           <w:p>
             <w:pPr>
               <w:pStyle w:val="Compact"/>
@@ -2187,7 +2310,9 @@
       </w:tr>
       <w:tr>
         <w:tc>
-          <w:tcPr/>
+          <w:tcPr>
+            <w:tcW w:w="2884" w:type="dxa"/>
+          </w:tcPr>
           <w:p>
             <w:pPr>
               <w:pStyle w:val="Compact"/>
@@ -2202,7 +2327,9 @@
           </w:p>
         </w:tc>
         <w:tc>
-          <w:tcPr/>
+          <w:tcPr>
+            <w:tcW w:w="5033" w:type="dxa"/>
+          </w:tcPr>
           <w:p>
             <w:pPr>
               <w:pStyle w:val="Compact"/>
@@ -2248,8 +2375,8 @@
         </w:tblBorders>
       </w:tblPr>
       <w:tblGrid>
-        <w:gridCol w:w="3960"/>
-        <w:gridCol w:w="3960"/>
+        <w:gridCol w:w="3768"/>
+        <w:gridCol w:w="4149"/>
       </w:tblGrid>
       <w:tr>
         <w:trPr>
@@ -2257,6 +2384,7 @@
         </w:trPr>
         <w:tc>
           <w:tcPr>
+            <w:tcW w:w="3768" w:type="dxa"/>
             <w:shd w:val="clear" w:color="auto" w:fill="D9E2F3"/>
           </w:tcPr>
           <w:p>
@@ -2275,6 +2403,7 @@
         </w:tc>
         <w:tc>
           <w:tcPr>
+            <w:tcW w:w="4149" w:type="dxa"/>
             <w:shd w:val="clear" w:color="auto" w:fill="D9E2F3"/>
           </w:tcPr>
           <w:p>
@@ -2294,7 +2423,9 @@
       </w:tr>
       <w:tr>
         <w:tc>
-          <w:tcPr/>
+          <w:tcPr>
+            <w:tcW w:w="3768" w:type="dxa"/>
+          </w:tcPr>
           <w:p>
             <w:pPr>
               <w:pStyle w:val="Compact"/>
@@ -2309,7 +2440,9 @@
           </w:p>
         </w:tc>
         <w:tc>
-          <w:tcPr/>
+          <w:tcPr>
+            <w:tcW w:w="4149" w:type="dxa"/>
+          </w:tcPr>
           <w:p>
             <w:pPr>
               <w:pStyle w:val="Compact"/>
@@ -2326,7 +2459,9 @@
       </w:tr>
       <w:tr>
         <w:tc>
-          <w:tcPr/>
+          <w:tcPr>
+            <w:tcW w:w="3768" w:type="dxa"/>
+          </w:tcPr>
           <w:p>
             <w:pPr>
               <w:pStyle w:val="Compact"/>
@@ -2341,7 +2476,9 @@
           </w:p>
         </w:tc>
         <w:tc>
-          <w:tcPr/>
+          <w:tcPr>
+            <w:tcW w:w="4149" w:type="dxa"/>
+          </w:tcPr>
           <w:p>
             <w:pPr>
               <w:pStyle w:val="Compact"/>
@@ -2358,7 +2495,9 @@
       </w:tr>
       <w:tr>
         <w:tc>
-          <w:tcPr/>
+          <w:tcPr>
+            <w:tcW w:w="3768" w:type="dxa"/>
+          </w:tcPr>
           <w:p>
             <w:pPr>
               <w:pStyle w:val="Compact"/>
@@ -2373,7 +2512,9 @@
           </w:p>
         </w:tc>
         <w:tc>
-          <w:tcPr/>
+          <w:tcPr>
+            <w:tcW w:w="4149" w:type="dxa"/>
+          </w:tcPr>
           <w:p>
             <w:pPr>
               <w:pStyle w:val="Compact"/>
@@ -2390,7 +2531,9 @@
       </w:tr>
       <w:tr>
         <w:tc>
-          <w:tcPr/>
+          <w:tcPr>
+            <w:tcW w:w="3768" w:type="dxa"/>
+          </w:tcPr>
           <w:p>
             <w:pPr>
               <w:pStyle w:val="Compact"/>
@@ -2405,7 +2548,9 @@
           </w:p>
         </w:tc>
         <w:tc>
-          <w:tcPr/>
+          <w:tcPr>
+            <w:tcW w:w="4149" w:type="dxa"/>
+          </w:tcPr>
           <w:p>
             <w:pPr>
               <w:pStyle w:val="Compact"/>
@@ -2447,9 +2592,9 @@
         </w:tblBorders>
       </w:tblPr>
       <w:tblGrid>
-        <w:gridCol w:w="2640"/>
-        <w:gridCol w:w="2640"/>
-        <w:gridCol w:w="2640"/>
+        <w:gridCol w:w="1693"/>
+        <w:gridCol w:w="2765"/>
+        <w:gridCol w:w="3458"/>
       </w:tblGrid>
       <w:tr>
         <w:trPr>
@@ -2457,6 +2602,7 @@
         </w:trPr>
         <w:tc>
           <w:tcPr>
+            <w:tcW w:w="1693" w:type="dxa"/>
             <w:shd w:val="clear" w:color="auto" w:fill="D9E2F3"/>
           </w:tcPr>
           <w:p>
@@ -2475,6 +2621,7 @@
         </w:tc>
         <w:tc>
           <w:tcPr>
+            <w:tcW w:w="2765" w:type="dxa"/>
             <w:shd w:val="clear" w:color="auto" w:fill="D9E2F3"/>
           </w:tcPr>
           <w:p>
@@ -2493,6 +2640,7 @@
         </w:tc>
         <w:tc>
           <w:tcPr>
+            <w:tcW w:w="3458" w:type="dxa"/>
             <w:shd w:val="clear" w:color="auto" w:fill="D9E2F3"/>
           </w:tcPr>
           <w:p>
@@ -2512,7 +2660,9 @@
       </w:tr>
       <w:tr>
         <w:tc>
-          <w:tcPr/>
+          <w:tcPr>
+            <w:tcW w:w="1693" w:type="dxa"/>
+          </w:tcPr>
           <w:p>
             <w:pPr>
               <w:pStyle w:val="Compact"/>
@@ -2527,7 +2677,9 @@
           </w:p>
         </w:tc>
         <w:tc>
-          <w:tcPr/>
+          <w:tcPr>
+            <w:tcW w:w="2765" w:type="dxa"/>
+          </w:tcPr>
           <w:p>
             <w:pPr>
               <w:pStyle w:val="Compact"/>
@@ -2542,7 +2694,9 @@
           </w:p>
         </w:tc>
         <w:tc>
-          <w:tcPr/>
+          <w:tcPr>
+            <w:tcW w:w="3458" w:type="dxa"/>
+          </w:tcPr>
           <w:p>
             <w:pPr>
               <w:pStyle w:val="Compact"/>
@@ -2559,7 +2713,9 @@
       </w:tr>
       <w:tr>
         <w:tc>
-          <w:tcPr/>
+          <w:tcPr>
+            <w:tcW w:w="1693" w:type="dxa"/>
+          </w:tcPr>
           <w:p>
             <w:pPr>
               <w:pStyle w:val="Compact"/>
@@ -2574,7 +2730,9 @@
           </w:p>
         </w:tc>
         <w:tc>
-          <w:tcPr/>
+          <w:tcPr>
+            <w:tcW w:w="2765" w:type="dxa"/>
+          </w:tcPr>
           <w:p>
             <w:pPr>
               <w:pStyle w:val="Compact"/>
@@ -2589,7 +2747,9 @@
           </w:p>
         </w:tc>
         <w:tc>
-          <w:tcPr/>
+          <w:tcPr>
+            <w:tcW w:w="3458" w:type="dxa"/>
+          </w:tcPr>
           <w:p>
             <w:pPr>
               <w:pStyle w:val="Compact"/>
@@ -2606,7 +2766,9 @@
       </w:tr>
       <w:tr>
         <w:tc>
-          <w:tcPr/>
+          <w:tcPr>
+            <w:tcW w:w="1693" w:type="dxa"/>
+          </w:tcPr>
           <w:p>
             <w:pPr>
               <w:pStyle w:val="Compact"/>
@@ -2621,7 +2783,9 @@
           </w:p>
         </w:tc>
         <w:tc>
-          <w:tcPr/>
+          <w:tcPr>
+            <w:tcW w:w="2765" w:type="dxa"/>
+          </w:tcPr>
           <w:p>
             <w:pPr>
               <w:pStyle w:val="Compact"/>
@@ -2636,7 +2800,9 @@
           </w:p>
         </w:tc>
         <w:tc>
-          <w:tcPr/>
+          <w:tcPr>
+            <w:tcW w:w="3458" w:type="dxa"/>
+          </w:tcPr>
           <w:p>
             <w:pPr>
               <w:pStyle w:val="Compact"/>
@@ -2653,7 +2819,9 @@
       </w:tr>
       <w:tr>
         <w:tc>
-          <w:tcPr/>
+          <w:tcPr>
+            <w:tcW w:w="1693" w:type="dxa"/>
+          </w:tcPr>
           <w:p>
             <w:pPr>
               <w:pStyle w:val="Compact"/>
@@ -2668,7 +2836,9 @@
           </w:p>
         </w:tc>
         <w:tc>
-          <w:tcPr/>
+          <w:tcPr>
+            <w:tcW w:w="2765" w:type="dxa"/>
+          </w:tcPr>
           <w:p>
             <w:pPr>
               <w:pStyle w:val="Compact"/>
@@ -2683,7 +2853,9 @@
           </w:p>
         </w:tc>
         <w:tc>
-          <w:tcPr/>
+          <w:tcPr>
+            <w:tcW w:w="3458" w:type="dxa"/>
+          </w:tcPr>
           <w:p>
             <w:pPr>
               <w:pStyle w:val="Compact"/>
@@ -2700,7 +2872,9 @@
       </w:tr>
       <w:tr>
         <w:tc>
-          <w:tcPr/>
+          <w:tcPr>
+            <w:tcW w:w="1693" w:type="dxa"/>
+          </w:tcPr>
           <w:p>
             <w:pPr>
               <w:pStyle w:val="Compact"/>
@@ -2715,7 +2889,9 @@
           </w:p>
         </w:tc>
         <w:tc>
-          <w:tcPr/>
+          <w:tcPr>
+            <w:tcW w:w="2765" w:type="dxa"/>
+          </w:tcPr>
           <w:p>
             <w:pPr>
               <w:pStyle w:val="Compact"/>
@@ -2730,7 +2906,9 @@
           </w:p>
         </w:tc>
         <w:tc>
-          <w:tcPr/>
+          <w:tcPr>
+            <w:tcW w:w="3458" w:type="dxa"/>
+          </w:tcPr>
           <w:p>
             <w:pPr>
               <w:pStyle w:val="Compact"/>
@@ -2799,9 +2977,9 @@
         </w:tblBorders>
       </w:tblPr>
       <w:tblGrid>
-        <w:gridCol w:w="2640"/>
-        <w:gridCol w:w="2640"/>
-        <w:gridCol w:w="2640"/>
+        <w:gridCol w:w="3668"/>
+        <w:gridCol w:w="2313"/>
+        <w:gridCol w:w="1935"/>
       </w:tblGrid>
       <w:tr>
         <w:trPr>
@@ -2809,6 +2987,7 @@
         </w:trPr>
         <w:tc>
           <w:tcPr>
+            <w:tcW w:w="3668" w:type="dxa"/>
             <w:shd w:val="clear" w:color="auto" w:fill="D9E2F3"/>
           </w:tcPr>
           <w:p>
@@ -2827,6 +3006,7 @@
         </w:tc>
         <w:tc>
           <w:tcPr>
+            <w:tcW w:w="2313" w:type="dxa"/>
             <w:shd w:val="clear" w:color="auto" w:fill="D9E2F3"/>
           </w:tcPr>
           <w:p>
@@ -2845,6 +3025,7 @@
         </w:tc>
         <w:tc>
           <w:tcPr>
+            <w:tcW w:w="1935" w:type="dxa"/>
             <w:shd w:val="clear" w:color="auto" w:fill="D9E2F3"/>
           </w:tcPr>
           <w:p>
@@ -2864,7 +3045,9 @@
       </w:tr>
       <w:tr>
         <w:tc>
-          <w:tcPr/>
+          <w:tcPr>
+            <w:tcW w:w="3668" w:type="dxa"/>
+          </w:tcPr>
           <w:p>
             <w:pPr>
               <w:pStyle w:val="Compact"/>
@@ -2879,7 +3062,9 @@
           </w:p>
         </w:tc>
         <w:tc>
-          <w:tcPr/>
+          <w:tcPr>
+            <w:tcW w:w="2313" w:type="dxa"/>
+          </w:tcPr>
           <w:p>
             <w:pPr>
               <w:pStyle w:val="Compact"/>
@@ -2894,7 +3079,9 @@
           </w:p>
         </w:tc>
         <w:tc>
-          <w:tcPr/>
+          <w:tcPr>
+            <w:tcW w:w="1935" w:type="dxa"/>
+          </w:tcPr>
           <w:p>
             <w:pPr>
               <w:pStyle w:val="Compact"/>
@@ -2911,7 +3098,9 @@
       </w:tr>
       <w:tr>
         <w:tc>
-          <w:tcPr/>
+          <w:tcPr>
+            <w:tcW w:w="3668" w:type="dxa"/>
+          </w:tcPr>
           <w:p>
             <w:pPr>
               <w:pStyle w:val="Compact"/>
@@ -2926,7 +3115,9 @@
           </w:p>
         </w:tc>
         <w:tc>
-          <w:tcPr/>
+          <w:tcPr>
+            <w:tcW w:w="2313" w:type="dxa"/>
+          </w:tcPr>
           <w:p>
             <w:pPr>
               <w:pStyle w:val="Compact"/>
@@ -2941,7 +3132,9 @@
           </w:p>
         </w:tc>
         <w:tc>
-          <w:tcPr/>
+          <w:tcPr>
+            <w:tcW w:w="1935" w:type="dxa"/>
+          </w:tcPr>
           <w:p>
             <w:pPr>
               <w:pStyle w:val="Compact"/>
@@ -2958,7 +3151,9 @@
       </w:tr>
       <w:tr>
         <w:tc>
-          <w:tcPr/>
+          <w:tcPr>
+            <w:tcW w:w="3668" w:type="dxa"/>
+          </w:tcPr>
           <w:p>
             <w:pPr>
               <w:pStyle w:val="Compact"/>
@@ -2973,7 +3168,9 @@
           </w:p>
         </w:tc>
         <w:tc>
-          <w:tcPr/>
+          <w:tcPr>
+            <w:tcW w:w="2313" w:type="dxa"/>
+          </w:tcPr>
           <w:p>
             <w:pPr>
               <w:pStyle w:val="Compact"/>
@@ -2988,7 +3185,9 @@
           </w:p>
         </w:tc>
         <w:tc>
-          <w:tcPr/>
+          <w:tcPr>
+            <w:tcW w:w="1935" w:type="dxa"/>
+          </w:tcPr>
           <w:p>
             <w:pPr>
               <w:pStyle w:val="Compact"/>
@@ -3059,10 +3258,10 @@
         </w:tblBorders>
       </w:tblPr>
       <w:tblGrid>
-        <w:gridCol w:w="1980"/>
-        <w:gridCol w:w="1980"/>
-        <w:gridCol w:w="1980"/>
-        <w:gridCol w:w="1980"/>
+        <w:gridCol w:w="1493"/>
+        <w:gridCol w:w="2629"/>
+        <w:gridCol w:w="2143"/>
+        <w:gridCol w:w="1649"/>
       </w:tblGrid>
       <w:tr>
         <w:trPr>
@@ -3070,6 +3269,7 @@
         </w:trPr>
         <w:tc>
           <w:tcPr>
+            <w:tcW w:w="1493" w:type="dxa"/>
             <w:shd w:val="clear" w:color="auto" w:fill="D9E2F3"/>
           </w:tcPr>
           <w:p>
@@ -3088,6 +3288,7 @@
         </w:tc>
         <w:tc>
           <w:tcPr>
+            <w:tcW w:w="2629" w:type="dxa"/>
             <w:shd w:val="clear" w:color="auto" w:fill="D9E2F3"/>
           </w:tcPr>
           <w:p>
@@ -3106,6 +3307,7 @@
         </w:tc>
         <w:tc>
           <w:tcPr>
+            <w:tcW w:w="2143" w:type="dxa"/>
             <w:shd w:val="clear" w:color="auto" w:fill="D9E2F3"/>
           </w:tcPr>
           <w:p>
@@ -3124,6 +3326,7 @@
         </w:tc>
         <w:tc>
           <w:tcPr>
+            <w:tcW w:w="1649" w:type="dxa"/>
             <w:shd w:val="clear" w:color="auto" w:fill="D9E2F3"/>
           </w:tcPr>
           <w:p>
@@ -3143,7 +3346,9 @@
       </w:tr>
       <w:tr>
         <w:tc>
-          <w:tcPr/>
+          <w:tcPr>
+            <w:tcW w:w="1493" w:type="dxa"/>
+          </w:tcPr>
           <w:p>
             <w:pPr>
               <w:pStyle w:val="Compact"/>
@@ -3158,7 +3363,9 @@
           </w:p>
         </w:tc>
         <w:tc>
-          <w:tcPr/>
+          <w:tcPr>
+            <w:tcW w:w="2629" w:type="dxa"/>
+          </w:tcPr>
           <w:p>
             <w:pPr>
               <w:pStyle w:val="Compact"/>
@@ -3173,7 +3380,9 @@
           </w:p>
         </w:tc>
         <w:tc>
-          <w:tcPr/>
+          <w:tcPr>
+            <w:tcW w:w="2143" w:type="dxa"/>
+          </w:tcPr>
           <w:p>
             <w:pPr>
               <w:pStyle w:val="Compact"/>
@@ -3188,7 +3397,9 @@
           </w:p>
         </w:tc>
         <w:tc>
-          <w:tcPr/>
+          <w:tcPr>
+            <w:tcW w:w="1649" w:type="dxa"/>
+          </w:tcPr>
           <w:p>
             <w:pPr>
               <w:pStyle w:val="Compact"/>
@@ -3205,7 +3416,9 @@
       </w:tr>
       <w:tr>
         <w:tc>
-          <w:tcPr/>
+          <w:tcPr>
+            <w:tcW w:w="1493" w:type="dxa"/>
+          </w:tcPr>
           <w:p>
             <w:pPr>
               <w:pStyle w:val="Compact"/>
@@ -3220,7 +3433,9 @@
           </w:p>
         </w:tc>
         <w:tc>
-          <w:tcPr/>
+          <w:tcPr>
+            <w:tcW w:w="2629" w:type="dxa"/>
+          </w:tcPr>
           <w:p>
             <w:pPr>
               <w:pStyle w:val="Compact"/>
@@ -3235,7 +3450,9 @@
           </w:p>
         </w:tc>
         <w:tc>
-          <w:tcPr/>
+          <w:tcPr>
+            <w:tcW w:w="2143" w:type="dxa"/>
+          </w:tcPr>
           <w:p>
             <w:pPr>
               <w:pStyle w:val="Compact"/>
@@ -3250,7 +3467,9 @@
           </w:p>
         </w:tc>
         <w:tc>
-          <w:tcPr/>
+          <w:tcPr>
+            <w:tcW w:w="1649" w:type="dxa"/>
+          </w:tcPr>
           <w:p>
             <w:pPr>
               <w:pStyle w:val="Compact"/>
@@ -3267,7 +3486,9 @@
       </w:tr>
       <w:tr>
         <w:tc>
-          <w:tcPr/>
+          <w:tcPr>
+            <w:tcW w:w="1493" w:type="dxa"/>
+          </w:tcPr>
           <w:p>
             <w:pPr>
               <w:pStyle w:val="Compact"/>
@@ -3282,7 +3503,9 @@
           </w:p>
         </w:tc>
         <w:tc>
-          <w:tcPr/>
+          <w:tcPr>
+            <w:tcW w:w="2629" w:type="dxa"/>
+          </w:tcPr>
           <w:p>
             <w:pPr>
               <w:pStyle w:val="Compact"/>
@@ -3297,7 +3520,9 @@
           </w:p>
         </w:tc>
         <w:tc>
-          <w:tcPr/>
+          <w:tcPr>
+            <w:tcW w:w="2143" w:type="dxa"/>
+          </w:tcPr>
           <w:p>
             <w:pPr>
               <w:pStyle w:val="Compact"/>
@@ -3312,7 +3537,9 @@
           </w:p>
         </w:tc>
         <w:tc>
-          <w:tcPr/>
+          <w:tcPr>
+            <w:tcW w:w="1649" w:type="dxa"/>
+          </w:tcPr>
           <w:p>
             <w:pPr>
               <w:pStyle w:val="Compact"/>
@@ -3329,7 +3556,9 @@
       </w:tr>
       <w:tr>
         <w:tc>
-          <w:tcPr/>
+          <w:tcPr>
+            <w:tcW w:w="1493" w:type="dxa"/>
+          </w:tcPr>
           <w:p>
             <w:pPr>
               <w:pStyle w:val="Compact"/>
@@ -3344,7 +3573,9 @@
           </w:p>
         </w:tc>
         <w:tc>
-          <w:tcPr/>
+          <w:tcPr>
+            <w:tcW w:w="2629" w:type="dxa"/>
+          </w:tcPr>
           <w:p>
             <w:pPr>
               <w:pStyle w:val="Compact"/>
@@ -3359,7 +3590,9 @@
           </w:p>
         </w:tc>
         <w:tc>
-          <w:tcPr/>
+          <w:tcPr>
+            <w:tcW w:w="2143" w:type="dxa"/>
+          </w:tcPr>
           <w:p>
             <w:pPr>
               <w:pStyle w:val="Compact"/>
@@ -3374,7 +3607,9 @@
           </w:p>
         </w:tc>
         <w:tc>
-          <w:tcPr/>
+          <w:tcPr>
+            <w:tcW w:w="1649" w:type="dxa"/>
+          </w:tcPr>
           <w:p>
             <w:pPr>
               <w:pStyle w:val="Compact"/>
@@ -3443,9 +3678,9 @@
         </w:tblBorders>
       </w:tblPr>
       <w:tblGrid>
-        <w:gridCol w:w="2640"/>
-        <w:gridCol w:w="2640"/>
-        <w:gridCol w:w="2640"/>
+        <w:gridCol w:w="1465"/>
+        <w:gridCol w:w="2223"/>
+        <w:gridCol w:w="4227"/>
       </w:tblGrid>
       <w:tr>
         <w:trPr>
@@ -3453,6 +3688,7 @@
         </w:trPr>
         <w:tc>
           <w:tcPr>
+            <w:tcW w:w="1465" w:type="dxa"/>
             <w:shd w:val="clear" w:color="auto" w:fill="D9E2F3"/>
           </w:tcPr>
           <w:p>
@@ -3471,6 +3707,7 @@
         </w:tc>
         <w:tc>
           <w:tcPr>
+            <w:tcW w:w="2223" w:type="dxa"/>
             <w:shd w:val="clear" w:color="auto" w:fill="D9E2F3"/>
           </w:tcPr>
           <w:p>
@@ -3489,6 +3726,7 @@
         </w:tc>
         <w:tc>
           <w:tcPr>
+            <w:tcW w:w="4227" w:type="dxa"/>
             <w:shd w:val="clear" w:color="auto" w:fill="D9E2F3"/>
           </w:tcPr>
           <w:p>
@@ -3508,7 +3746,9 @@
       </w:tr>
       <w:tr>
         <w:tc>
-          <w:tcPr/>
+          <w:tcPr>
+            <w:tcW w:w="1465" w:type="dxa"/>
+          </w:tcPr>
           <w:p>
             <w:pPr>
               <w:pStyle w:val="Compact"/>
@@ -3523,7 +3763,9 @@
           </w:p>
         </w:tc>
         <w:tc>
-          <w:tcPr/>
+          <w:tcPr>
+            <w:tcW w:w="2223" w:type="dxa"/>
+          </w:tcPr>
           <w:p>
             <w:pPr>
               <w:pStyle w:val="Compact"/>
@@ -3538,7 +3780,9 @@
           </w:p>
         </w:tc>
         <w:tc>
-          <w:tcPr/>
+          <w:tcPr>
+            <w:tcW w:w="4227" w:type="dxa"/>
+          </w:tcPr>
           <w:p>
             <w:pPr>
               <w:pStyle w:val="Compact"/>
@@ -3555,7 +3799,9 @@
       </w:tr>
       <w:tr>
         <w:tc>
-          <w:tcPr/>
+          <w:tcPr>
+            <w:tcW w:w="1465" w:type="dxa"/>
+          </w:tcPr>
           <w:p>
             <w:pPr>
               <w:pStyle w:val="Compact"/>
@@ -3570,7 +3816,9 @@
           </w:p>
         </w:tc>
         <w:tc>
-          <w:tcPr/>
+          <w:tcPr>
+            <w:tcW w:w="2223" w:type="dxa"/>
+          </w:tcPr>
           <w:p>
             <w:pPr>
               <w:pStyle w:val="Compact"/>
@@ -3585,7 +3833,9 @@
           </w:p>
         </w:tc>
         <w:tc>
-          <w:tcPr/>
+          <w:tcPr>
+            <w:tcW w:w="4227" w:type="dxa"/>
+          </w:tcPr>
           <w:p>
             <w:pPr>
               <w:pStyle w:val="Compact"/>
@@ -3602,7 +3852,9 @@
       </w:tr>
       <w:tr>
         <w:tc>
-          <w:tcPr/>
+          <w:tcPr>
+            <w:tcW w:w="1465" w:type="dxa"/>
+          </w:tcPr>
           <w:p>
             <w:pPr>
               <w:pStyle w:val="Compact"/>
@@ -3617,7 +3869,9 @@
           </w:p>
         </w:tc>
         <w:tc>
-          <w:tcPr/>
+          <w:tcPr>
+            <w:tcW w:w="2223" w:type="dxa"/>
+          </w:tcPr>
           <w:p>
             <w:pPr>
               <w:pStyle w:val="Compact"/>
@@ -3632,7 +3886,9 @@
           </w:p>
         </w:tc>
         <w:tc>
-          <w:tcPr/>
+          <w:tcPr>
+            <w:tcW w:w="4227" w:type="dxa"/>
+          </w:tcPr>
           <w:p>
             <w:pPr>
               <w:pStyle w:val="Compact"/>
@@ -3649,7 +3905,9 @@
       </w:tr>
       <w:tr>
         <w:tc>
-          <w:tcPr/>
+          <w:tcPr>
+            <w:tcW w:w="1465" w:type="dxa"/>
+          </w:tcPr>
           <w:p>
             <w:pPr>
               <w:pStyle w:val="Compact"/>
@@ -3664,7 +3922,9 @@
           </w:p>
         </w:tc>
         <w:tc>
-          <w:tcPr/>
+          <w:tcPr>
+            <w:tcW w:w="2223" w:type="dxa"/>
+          </w:tcPr>
           <w:p>
             <w:pPr>
               <w:pStyle w:val="Compact"/>
@@ -3679,7 +3939,9 @@
           </w:p>
         </w:tc>
         <w:tc>
-          <w:tcPr/>
+          <w:tcPr>
+            <w:tcW w:w="4227" w:type="dxa"/>
+          </w:tcPr>
           <w:p>
             <w:pPr>
               <w:pStyle w:val="Compact"/>
@@ -3696,7 +3958,9 @@
       </w:tr>
       <w:tr>
         <w:tc>
-          <w:tcPr/>
+          <w:tcPr>
+            <w:tcW w:w="1465" w:type="dxa"/>
+          </w:tcPr>
           <w:p>
             <w:pPr>
               <w:pStyle w:val="Compact"/>
@@ -3711,7 +3975,9 @@
           </w:p>
         </w:tc>
         <w:tc>
-          <w:tcPr/>
+          <w:tcPr>
+            <w:tcW w:w="2223" w:type="dxa"/>
+          </w:tcPr>
           <w:p>
             <w:pPr>
               <w:pStyle w:val="Compact"/>
@@ -3726,7 +3992,9 @@
           </w:p>
         </w:tc>
         <w:tc>
-          <w:tcPr/>
+          <w:tcPr>
+            <w:tcW w:w="4227" w:type="dxa"/>
+          </w:tcPr>
           <w:p>
             <w:pPr>
               <w:pStyle w:val="Compact"/>
@@ -3743,7 +4011,9 @@
       </w:tr>
       <w:tr>
         <w:tc>
-          <w:tcPr/>
+          <w:tcPr>
+            <w:tcW w:w="1465" w:type="dxa"/>
+          </w:tcPr>
           <w:p>
             <w:pPr>
               <w:pStyle w:val="Compact"/>
@@ -3758,7 +4028,9 @@
           </w:p>
         </w:tc>
         <w:tc>
-          <w:tcPr/>
+          <w:tcPr>
+            <w:tcW w:w="2223" w:type="dxa"/>
+          </w:tcPr>
           <w:p>
             <w:pPr>
               <w:pStyle w:val="Compact"/>
@@ -3773,7 +4045,9 @@
           </w:p>
         </w:tc>
         <w:tc>
-          <w:tcPr/>
+          <w:tcPr>
+            <w:tcW w:w="4227" w:type="dxa"/>
+          </w:tcPr>
           <w:p>
             <w:pPr>
               <w:pStyle w:val="Compact"/>
@@ -3829,8 +4103,8 @@
         </w:tblBorders>
       </w:tblPr>
       <w:tblGrid>
-        <w:gridCol w:w="3960"/>
-        <w:gridCol w:w="3960"/>
+        <w:gridCol w:w="2354"/>
+        <w:gridCol w:w="5563"/>
       </w:tblGrid>
       <w:tr>
         <w:trPr>
@@ -3838,6 +4112,7 @@
         </w:trPr>
         <w:tc>
           <w:tcPr>
+            <w:tcW w:w="2354" w:type="dxa"/>
             <w:shd w:val="clear" w:color="auto" w:fill="D9E2F3"/>
           </w:tcPr>
           <w:p>
@@ -3856,6 +4131,7 @@
         </w:tc>
         <w:tc>
           <w:tcPr>
+            <w:tcW w:w="5563" w:type="dxa"/>
             <w:shd w:val="clear" w:color="auto" w:fill="D9E2F3"/>
           </w:tcPr>
           <w:p>
@@ -3875,7 +4151,9 @@
       </w:tr>
       <w:tr>
         <w:tc>
-          <w:tcPr/>
+          <w:tcPr>
+            <w:tcW w:w="2354" w:type="dxa"/>
+          </w:tcPr>
           <w:p>
             <w:pPr>
               <w:pStyle w:val="Compact"/>
@@ -3890,7 +4168,9 @@
           </w:p>
         </w:tc>
         <w:tc>
-          <w:tcPr/>
+          <w:tcPr>
+            <w:tcW w:w="5563" w:type="dxa"/>
+          </w:tcPr>
           <w:p>
             <w:pPr>
               <w:pStyle w:val="Compact"/>
@@ -3907,7 +4187,9 @@
       </w:tr>
       <w:tr>
         <w:tc>
-          <w:tcPr/>
+          <w:tcPr>
+            <w:tcW w:w="2354" w:type="dxa"/>
+          </w:tcPr>
           <w:p>
             <w:pPr>
               <w:pStyle w:val="Compact"/>
@@ -3922,7 +4204,9 @@
           </w:p>
         </w:tc>
         <w:tc>
-          <w:tcPr/>
+          <w:tcPr>
+            <w:tcW w:w="5563" w:type="dxa"/>
+          </w:tcPr>
           <w:p>
             <w:pPr>
               <w:pStyle w:val="Compact"/>
@@ -3939,7 +4223,9 @@
       </w:tr>
       <w:tr>
         <w:tc>
-          <w:tcPr/>
+          <w:tcPr>
+            <w:tcW w:w="2354" w:type="dxa"/>
+          </w:tcPr>
           <w:p>
             <w:pPr>
               <w:pStyle w:val="Compact"/>
@@ -3954,7 +4240,9 @@
           </w:p>
         </w:tc>
         <w:tc>
-          <w:tcPr/>
+          <w:tcPr>
+            <w:tcW w:w="5563" w:type="dxa"/>
+          </w:tcPr>
           <w:p>
             <w:pPr>
               <w:pStyle w:val="Compact"/>
@@ -3971,7 +4259,9 @@
       </w:tr>
       <w:tr>
         <w:tc>
-          <w:tcPr/>
+          <w:tcPr>
+            <w:tcW w:w="2354" w:type="dxa"/>
+          </w:tcPr>
           <w:p>
             <w:pPr>
               <w:pStyle w:val="Compact"/>
@@ -3986,7 +4276,9 @@
           </w:p>
         </w:tc>
         <w:tc>
-          <w:tcPr/>
+          <w:tcPr>
+            <w:tcW w:w="5563" w:type="dxa"/>
+          </w:tcPr>
           <w:p>
             <w:pPr>
               <w:pStyle w:val="Compact"/>
@@ -4003,7 +4295,9 @@
       </w:tr>
       <w:tr>
         <w:tc>
-          <w:tcPr/>
+          <w:tcPr>
+            <w:tcW w:w="2354" w:type="dxa"/>
+          </w:tcPr>
           <w:p>
             <w:pPr>
               <w:pStyle w:val="Compact"/>
@@ -4018,7 +4312,9 @@
           </w:p>
         </w:tc>
         <w:tc>
-          <w:tcPr/>
+          <w:tcPr>
+            <w:tcW w:w="5563" w:type="dxa"/>
+          </w:tcPr>
           <w:p>
             <w:pPr>
               <w:pStyle w:val="Compact"/>
@@ -4061,8 +4357,8 @@
         </w:tblBorders>
       </w:tblPr>
       <w:tblGrid>
-        <w:gridCol w:w="3960"/>
-        <w:gridCol w:w="3960"/>
+        <w:gridCol w:w="3418"/>
+        <w:gridCol w:w="4499"/>
       </w:tblGrid>
       <w:tr>
         <w:trPr>
@@ -4070,6 +4366,7 @@
         </w:trPr>
         <w:tc>
           <w:tcPr>
+            <w:tcW w:w="3418" w:type="dxa"/>
             <w:shd w:val="clear" w:color="auto" w:fill="D9E2F3"/>
           </w:tcPr>
           <w:p>
@@ -4088,6 +4385,7 @@
         </w:tc>
         <w:tc>
           <w:tcPr>
+            <w:tcW w:w="4499" w:type="dxa"/>
             <w:shd w:val="clear" w:color="auto" w:fill="D9E2F3"/>
           </w:tcPr>
           <w:p>
@@ -4107,7 +4405,9 @@
       </w:tr>
       <w:tr>
         <w:tc>
-          <w:tcPr/>
+          <w:tcPr>
+            <w:tcW w:w="3418" w:type="dxa"/>
+          </w:tcPr>
           <w:p>
             <w:pPr>
               <w:pStyle w:val="Compact"/>
@@ -4122,7 +4422,9 @@
           </w:p>
         </w:tc>
         <w:tc>
-          <w:tcPr/>
+          <w:tcPr>
+            <w:tcW w:w="4499" w:type="dxa"/>
+          </w:tcPr>
           <w:p>
             <w:pPr>
               <w:pStyle w:val="Compact"/>
@@ -4139,7 +4441,9 @@
       </w:tr>
       <w:tr>
         <w:tc>
-          <w:tcPr/>
+          <w:tcPr>
+            <w:tcW w:w="3418" w:type="dxa"/>
+          </w:tcPr>
           <w:p>
             <w:pPr>
               <w:pStyle w:val="Compact"/>
@@ -4154,7 +4458,9 @@
           </w:p>
         </w:tc>
         <w:tc>
-          <w:tcPr/>
+          <w:tcPr>
+            <w:tcW w:w="4499" w:type="dxa"/>
+          </w:tcPr>
           <w:p>
             <w:pPr>
               <w:pStyle w:val="Compact"/>
@@ -4171,7 +4477,9 @@
       </w:tr>
       <w:tr>
         <w:tc>
-          <w:tcPr/>
+          <w:tcPr>
+            <w:tcW w:w="3418" w:type="dxa"/>
+          </w:tcPr>
           <w:p>
             <w:pPr>
               <w:pStyle w:val="Compact"/>
@@ -4186,7 +4494,9 @@
           </w:p>
         </w:tc>
         <w:tc>
-          <w:tcPr/>
+          <w:tcPr>
+            <w:tcW w:w="4499" w:type="dxa"/>
+          </w:tcPr>
           <w:p>
             <w:pPr>
               <w:pStyle w:val="Compact"/>
@@ -4203,7 +4513,9 @@
       </w:tr>
       <w:tr>
         <w:tc>
-          <w:tcPr/>
+          <w:tcPr>
+            <w:tcW w:w="3418" w:type="dxa"/>
+          </w:tcPr>
           <w:p>
             <w:pPr>
               <w:pStyle w:val="Compact"/>
@@ -4218,7 +4530,9 @@
           </w:p>
         </w:tc>
         <w:tc>
-          <w:tcPr/>
+          <w:tcPr>
+            <w:tcW w:w="4499" w:type="dxa"/>
+          </w:tcPr>
           <w:p>
             <w:pPr>
               <w:pStyle w:val="Compact"/>
@@ -4235,7 +4549,9 @@
       </w:tr>
       <w:tr>
         <w:tc>
-          <w:tcPr/>
+          <w:tcPr>
+            <w:tcW w:w="3418" w:type="dxa"/>
+          </w:tcPr>
           <w:p>
             <w:pPr>
               <w:pStyle w:val="Compact"/>
@@ -4250,7 +4566,9 @@
           </w:p>
         </w:tc>
         <w:tc>
-          <w:tcPr/>
+          <w:tcPr>
+            <w:tcW w:w="4499" w:type="dxa"/>
+          </w:tcPr>
           <w:p>
             <w:pPr>
               <w:pStyle w:val="Compact"/>
@@ -4267,7 +4585,9 @@
       </w:tr>
       <w:tr>
         <w:tc>
-          <w:tcPr/>
+          <w:tcPr>
+            <w:tcW w:w="3418" w:type="dxa"/>
+          </w:tcPr>
           <w:p>
             <w:pPr>
               <w:pStyle w:val="Compact"/>
@@ -4282,7 +4602,9 @@
           </w:p>
         </w:tc>
         <w:tc>
-          <w:tcPr/>
+          <w:tcPr>
+            <w:tcW w:w="4499" w:type="dxa"/>
+          </w:tcPr>
           <w:p>
             <w:pPr>
               <w:pStyle w:val="Compact"/>
@@ -4299,7 +4621,9 @@
       </w:tr>
       <w:tr>
         <w:tc>
-          <w:tcPr/>
+          <w:tcPr>
+            <w:tcW w:w="3418" w:type="dxa"/>
+          </w:tcPr>
           <w:p>
             <w:pPr>
               <w:pStyle w:val="Compact"/>
@@ -4314,7 +4638,9 @@
           </w:p>
         </w:tc>
         <w:tc>
-          <w:tcPr/>
+          <w:tcPr>
+            <w:tcW w:w="4499" w:type="dxa"/>
+          </w:tcPr>
           <w:p>
             <w:pPr>
               <w:pStyle w:val="Compact"/>
@@ -4331,7 +4657,9 @@
       </w:tr>
       <w:tr>
         <w:tc>
-          <w:tcPr/>
+          <w:tcPr>
+            <w:tcW w:w="3418" w:type="dxa"/>
+          </w:tcPr>
           <w:p>
             <w:pPr>
               <w:pStyle w:val="Compact"/>
@@ -4346,7 +4674,9 @@
           </w:p>
         </w:tc>
         <w:tc>
-          <w:tcPr/>
+          <w:tcPr>
+            <w:tcW w:w="4499" w:type="dxa"/>
+          </w:tcPr>
           <w:p>
             <w:pPr>
               <w:pStyle w:val="Compact"/>
@@ -4363,7 +4693,9 @@
       </w:tr>
       <w:tr>
         <w:tc>
-          <w:tcPr/>
+          <w:tcPr>
+            <w:tcW w:w="3418" w:type="dxa"/>
+          </w:tcPr>
           <w:p>
             <w:pPr>
               <w:pStyle w:val="Compact"/>
@@ -4378,7 +4710,9 @@
           </w:p>
         </w:tc>
         <w:tc>
-          <w:tcPr/>
+          <w:tcPr>
+            <w:tcW w:w="4499" w:type="dxa"/>
+          </w:tcPr>
           <w:p>
             <w:pPr>
               <w:pStyle w:val="Compact"/>
@@ -4395,7 +4729,9 @@
       </w:tr>
       <w:tr>
         <w:tc>
-          <w:tcPr/>
+          <w:tcPr>
+            <w:tcW w:w="3418" w:type="dxa"/>
+          </w:tcPr>
           <w:p>
             <w:pPr>
               <w:pStyle w:val="Compact"/>
@@ -4410,7 +4746,9 @@
           </w:p>
         </w:tc>
         <w:tc>
-          <w:tcPr/>
+          <w:tcPr>
+            <w:tcW w:w="4499" w:type="dxa"/>
+          </w:tcPr>
           <w:p>
             <w:pPr>
               <w:pStyle w:val="Compact"/>
@@ -4466,8 +4804,8 @@
         </w:tblBorders>
       </w:tblPr>
       <w:tblGrid>
-        <w:gridCol w:w="3960"/>
-        <w:gridCol w:w="3960"/>
+        <w:gridCol w:w="3289"/>
+        <w:gridCol w:w="4628"/>
       </w:tblGrid>
       <w:tr>
         <w:trPr>
@@ -4475,6 +4813,7 @@
         </w:trPr>
         <w:tc>
           <w:tcPr>
+            <w:tcW w:w="3289" w:type="dxa"/>
             <w:shd w:val="clear" w:color="auto" w:fill="D9E2F3"/>
           </w:tcPr>
           <w:p>
@@ -4493,6 +4832,7 @@
         </w:tc>
         <w:tc>
           <w:tcPr>
+            <w:tcW w:w="4628" w:type="dxa"/>
             <w:shd w:val="clear" w:color="auto" w:fill="D9E2F3"/>
           </w:tcPr>
           <w:p>
@@ -4512,7 +4852,9 @@
       </w:tr>
       <w:tr>
         <w:tc>
-          <w:tcPr/>
+          <w:tcPr>
+            <w:tcW w:w="3289" w:type="dxa"/>
+          </w:tcPr>
           <w:p>
             <w:pPr>
               <w:pStyle w:val="Compact"/>
@@ -4527,7 +4869,9 @@
           </w:p>
         </w:tc>
         <w:tc>
-          <w:tcPr/>
+          <w:tcPr>
+            <w:tcW w:w="4628" w:type="dxa"/>
+          </w:tcPr>
           <w:p>
             <w:pPr>
               <w:pStyle w:val="Compact"/>
@@ -4544,7 +4888,9 @@
       </w:tr>
       <w:tr>
         <w:tc>
-          <w:tcPr/>
+          <w:tcPr>
+            <w:tcW w:w="3289" w:type="dxa"/>
+          </w:tcPr>
           <w:p>
             <w:pPr>
               <w:pStyle w:val="Compact"/>
@@ -4559,7 +4905,9 @@
           </w:p>
         </w:tc>
         <w:tc>
-          <w:tcPr/>
+          <w:tcPr>
+            <w:tcW w:w="4628" w:type="dxa"/>
+          </w:tcPr>
           <w:p>
             <w:pPr>
               <w:pStyle w:val="Compact"/>
@@ -4576,7 +4924,9 @@
       </w:tr>
       <w:tr>
         <w:tc>
-          <w:tcPr/>
+          <w:tcPr>
+            <w:tcW w:w="3289" w:type="dxa"/>
+          </w:tcPr>
           <w:p>
             <w:pPr>
               <w:pStyle w:val="Compact"/>
@@ -4591,7 +4941,9 @@
           </w:p>
         </w:tc>
         <w:tc>
-          <w:tcPr/>
+          <w:tcPr>
+            <w:tcW w:w="4628" w:type="dxa"/>
+          </w:tcPr>
           <w:p>
             <w:pPr>
               <w:pStyle w:val="Compact"/>
@@ -4608,7 +4960,9 @@
       </w:tr>
       <w:tr>
         <w:tc>
-          <w:tcPr/>
+          <w:tcPr>
+            <w:tcW w:w="3289" w:type="dxa"/>
+          </w:tcPr>
           <w:p>
             <w:pPr>
               <w:pStyle w:val="Compact"/>
@@ -4623,7 +4977,9 @@
           </w:p>
         </w:tc>
         <w:tc>
-          <w:tcPr/>
+          <w:tcPr>
+            <w:tcW w:w="4628" w:type="dxa"/>
+          </w:tcPr>
           <w:p>
             <w:pPr>
               <w:pStyle w:val="Compact"/>
@@ -4640,7 +4996,9 @@
       </w:tr>
       <w:tr>
         <w:tc>
-          <w:tcPr/>
+          <w:tcPr>
+            <w:tcW w:w="3289" w:type="dxa"/>
+          </w:tcPr>
           <w:p>
             <w:pPr>
               <w:pStyle w:val="Compact"/>
@@ -4655,7 +5013,9 @@
           </w:p>
         </w:tc>
         <w:tc>
-          <w:tcPr/>
+          <w:tcPr>
+            <w:tcW w:w="4628" w:type="dxa"/>
+          </w:tcPr>
           <w:p>
             <w:pPr>
               <w:pStyle w:val="Compact"/>
@@ -4672,7 +5032,9 @@
       </w:tr>
       <w:tr>
         <w:tc>
-          <w:tcPr/>
+          <w:tcPr>
+            <w:tcW w:w="3289" w:type="dxa"/>
+          </w:tcPr>
           <w:p>
             <w:pPr>
               <w:pStyle w:val="Compact"/>
@@ -4687,7 +5049,9 @@
           </w:p>
         </w:tc>
         <w:tc>
-          <w:tcPr/>
+          <w:tcPr>
+            <w:tcW w:w="4628" w:type="dxa"/>
+          </w:tcPr>
           <w:p>
             <w:pPr>
               <w:pStyle w:val="Compact"/>
@@ -4704,7 +5068,9 @@
       </w:tr>
       <w:tr>
         <w:tc>
-          <w:tcPr/>
+          <w:tcPr>
+            <w:tcW w:w="3289" w:type="dxa"/>
+          </w:tcPr>
           <w:p>
             <w:pPr>
               <w:pStyle w:val="Compact"/>
@@ -4719,7 +5085,9 @@
           </w:p>
         </w:tc>
         <w:tc>
-          <w:tcPr/>
+          <w:tcPr>
+            <w:tcW w:w="4628" w:type="dxa"/>
+          </w:tcPr>
           <w:p>
             <w:pPr>
               <w:pStyle w:val="Compact"/>
@@ -4736,7 +5104,9 @@
       </w:tr>
       <w:tr>
         <w:tc>
-          <w:tcPr/>
+          <w:tcPr>
+            <w:tcW w:w="3289" w:type="dxa"/>
+          </w:tcPr>
           <w:p>
             <w:pPr>
               <w:pStyle w:val="Compact"/>
@@ -4751,7 +5121,9 @@
           </w:p>
         </w:tc>
         <w:tc>
-          <w:tcPr/>
+          <w:tcPr>
+            <w:tcW w:w="4628" w:type="dxa"/>
+          </w:tcPr>
           <w:p>
             <w:pPr>
               <w:pStyle w:val="Compact"/>
@@ -4768,7 +5140,9 @@
       </w:tr>
       <w:tr>
         <w:tc>
-          <w:tcPr/>
+          <w:tcPr>
+            <w:tcW w:w="3289" w:type="dxa"/>
+          </w:tcPr>
           <w:p>
             <w:pPr>
               <w:pStyle w:val="Compact"/>
@@ -4783,7 +5157,9 @@
           </w:p>
         </w:tc>
         <w:tc>
-          <w:tcPr/>
+          <w:tcPr>
+            <w:tcW w:w="4628" w:type="dxa"/>
+          </w:tcPr>
           <w:p>
             <w:pPr>
               <w:pStyle w:val="Compact"/>
@@ -4839,8 +5215,8 @@
         </w:tblBorders>
       </w:tblPr>
       <w:tblGrid>
-        <w:gridCol w:w="3960"/>
-        <w:gridCol w:w="3960"/>
+        <w:gridCol w:w="3607"/>
+        <w:gridCol w:w="4310"/>
       </w:tblGrid>
       <w:tr>
         <w:trPr>
@@ -4848,6 +5224,7 @@
         </w:trPr>
         <w:tc>
           <w:tcPr>
+            <w:tcW w:w="3607" w:type="dxa"/>
             <w:shd w:val="clear" w:color="auto" w:fill="D9E2F3"/>
           </w:tcPr>
           <w:p>
@@ -4866,6 +5243,7 @@
         </w:tc>
         <w:tc>
           <w:tcPr>
+            <w:tcW w:w="4310" w:type="dxa"/>
             <w:shd w:val="clear" w:color="auto" w:fill="D9E2F3"/>
           </w:tcPr>
           <w:p>
@@ -4885,7 +5263,9 @@
       </w:tr>
       <w:tr>
         <w:tc>
-          <w:tcPr/>
+          <w:tcPr>
+            <w:tcW w:w="3607" w:type="dxa"/>
+          </w:tcPr>
           <w:p>
             <w:pPr>
               <w:pStyle w:val="Compact"/>
@@ -4900,7 +5280,9 @@
           </w:p>
         </w:tc>
         <w:tc>
-          <w:tcPr/>
+          <w:tcPr>
+            <w:tcW w:w="4310" w:type="dxa"/>
+          </w:tcPr>
           <w:p>
             <w:pPr>
               <w:pStyle w:val="Compact"/>
@@ -4917,7 +5299,9 @@
       </w:tr>
       <w:tr>
         <w:tc>
-          <w:tcPr/>
+          <w:tcPr>
+            <w:tcW w:w="3607" w:type="dxa"/>
+          </w:tcPr>
           <w:p>
             <w:pPr>
               <w:pStyle w:val="Compact"/>
@@ -4932,7 +5316,9 @@
           </w:p>
         </w:tc>
         <w:tc>
-          <w:tcPr/>
+          <w:tcPr>
+            <w:tcW w:w="4310" w:type="dxa"/>
+          </w:tcPr>
           <w:p>
             <w:pPr>
               <w:pStyle w:val="Compact"/>
@@ -4949,7 +5335,9 @@
       </w:tr>
       <w:tr>
         <w:tc>
-          <w:tcPr/>
+          <w:tcPr>
+            <w:tcW w:w="3607" w:type="dxa"/>
+          </w:tcPr>
           <w:p>
             <w:pPr>
               <w:pStyle w:val="Compact"/>
@@ -4964,7 +5352,9 @@
           </w:p>
         </w:tc>
         <w:tc>
-          <w:tcPr/>
+          <w:tcPr>
+            <w:tcW w:w="4310" w:type="dxa"/>
+          </w:tcPr>
           <w:p>
             <w:pPr>
               <w:pStyle w:val="Compact"/>
@@ -4981,7 +5371,9 @@
       </w:tr>
       <w:tr>
         <w:tc>
-          <w:tcPr/>
+          <w:tcPr>
+            <w:tcW w:w="3607" w:type="dxa"/>
+          </w:tcPr>
           <w:p>
             <w:pPr>
               <w:pStyle w:val="Compact"/>
@@ -4996,7 +5388,9 @@
           </w:p>
         </w:tc>
         <w:tc>
-          <w:tcPr/>
+          <w:tcPr>
+            <w:tcW w:w="4310" w:type="dxa"/>
+          </w:tcPr>
           <w:p>
             <w:pPr>
               <w:pStyle w:val="Compact"/>
@@ -5038,8 +5432,8 @@
         </w:tblBorders>
       </w:tblPr>
       <w:tblGrid>
-        <w:gridCol w:w="3960"/>
-        <w:gridCol w:w="3960"/>
+        <w:gridCol w:w="3045"/>
+        <w:gridCol w:w="4872"/>
       </w:tblGrid>
       <w:tr>
         <w:trPr>
@@ -5047,6 +5441,7 @@
         </w:trPr>
         <w:tc>
           <w:tcPr>
+            <w:tcW w:w="3045" w:type="dxa"/>
             <w:shd w:val="clear" w:color="auto" w:fill="D9E2F3"/>
           </w:tcPr>
           <w:p>
@@ -5065,6 +5460,7 @@
         </w:tc>
         <w:tc>
           <w:tcPr>
+            <w:tcW w:w="4872" w:type="dxa"/>
             <w:shd w:val="clear" w:color="auto" w:fill="D9E2F3"/>
           </w:tcPr>
           <w:p>
@@ -5084,7 +5480,9 @@
       </w:tr>
       <w:tr>
         <w:tc>
-          <w:tcPr/>
+          <w:tcPr>
+            <w:tcW w:w="3045" w:type="dxa"/>
+          </w:tcPr>
           <w:p>
             <w:pPr>
               <w:pStyle w:val="Compact"/>
@@ -5099,7 +5497,9 @@
           </w:p>
         </w:tc>
         <w:tc>
-          <w:tcPr/>
+          <w:tcPr>
+            <w:tcW w:w="4872" w:type="dxa"/>
+          </w:tcPr>
           <w:p>
             <w:pPr>
               <w:pStyle w:val="Compact"/>
@@ -5116,7 +5516,9 @@
       </w:tr>
       <w:tr>
         <w:tc>
-          <w:tcPr/>
+          <w:tcPr>
+            <w:tcW w:w="3045" w:type="dxa"/>
+          </w:tcPr>
           <w:p>
             <w:pPr>
               <w:pStyle w:val="Compact"/>
@@ -5131,7 +5533,9 @@
           </w:p>
         </w:tc>
         <w:tc>
-          <w:tcPr/>
+          <w:tcPr>
+            <w:tcW w:w="4872" w:type="dxa"/>
+          </w:tcPr>
           <w:p>
             <w:pPr>
               <w:pStyle w:val="Compact"/>
@@ -5148,7 +5552,9 @@
       </w:tr>
       <w:tr>
         <w:tc>
-          <w:tcPr/>
+          <w:tcPr>
+            <w:tcW w:w="3045" w:type="dxa"/>
+          </w:tcPr>
           <w:p>
             <w:pPr>
               <w:pStyle w:val="Compact"/>
@@ -5163,7 +5569,9 @@
           </w:p>
         </w:tc>
         <w:tc>
-          <w:tcPr/>
+          <w:tcPr>
+            <w:tcW w:w="4872" w:type="dxa"/>
+          </w:tcPr>
           <w:p>
             <w:pPr>
               <w:pStyle w:val="Compact"/>
@@ -5180,7 +5588,9 @@
       </w:tr>
       <w:tr>
         <w:tc>
-          <w:tcPr/>
+          <w:tcPr>
+            <w:tcW w:w="3045" w:type="dxa"/>
+          </w:tcPr>
           <w:p>
             <w:pPr>
               <w:pStyle w:val="Compact"/>
@@ -5195,7 +5605,9 @@
           </w:p>
         </w:tc>
         <w:tc>
-          <w:tcPr/>
+          <w:tcPr>
+            <w:tcW w:w="4872" w:type="dxa"/>
+          </w:tcPr>
           <w:p>
             <w:pPr>
               <w:pStyle w:val="Compact"/>
@@ -5237,10 +5649,10 @@
         </w:tblBorders>
       </w:tblPr>
       <w:tblGrid>
-        <w:gridCol w:w="1980"/>
-        <w:gridCol w:w="1980"/>
-        <w:gridCol w:w="1980"/>
-        <w:gridCol w:w="1980"/>
+        <w:gridCol w:w="1178"/>
+        <w:gridCol w:w="1857"/>
+        <w:gridCol w:w="3484"/>
+        <w:gridCol w:w="1395"/>
       </w:tblGrid>
       <w:tr>
         <w:trPr>
@@ -5248,6 +5660,7 @@
         </w:trPr>
         <w:tc>
           <w:tcPr>
+            <w:tcW w:w="1178" w:type="dxa"/>
             <w:shd w:val="clear" w:color="auto" w:fill="D9E2F3"/>
           </w:tcPr>
           <w:p>
@@ -5266,6 +5679,7 @@
         </w:tc>
         <w:tc>
           <w:tcPr>
+            <w:tcW w:w="1857" w:type="dxa"/>
             <w:shd w:val="clear" w:color="auto" w:fill="D9E2F3"/>
           </w:tcPr>
           <w:p>
@@ -5284,6 +5698,7 @@
         </w:tc>
         <w:tc>
           <w:tcPr>
+            <w:tcW w:w="3484" w:type="dxa"/>
             <w:shd w:val="clear" w:color="auto" w:fill="D9E2F3"/>
           </w:tcPr>
           <w:p>
@@ -5302,6 +5717,7 @@
         </w:tc>
         <w:tc>
           <w:tcPr>
+            <w:tcW w:w="1395" w:type="dxa"/>
             <w:shd w:val="clear" w:color="auto" w:fill="D9E2F3"/>
           </w:tcPr>
           <w:p>
@@ -5321,7 +5737,9 @@
       </w:tr>
       <w:tr>
         <w:tc>
-          <w:tcPr/>
+          <w:tcPr>
+            <w:tcW w:w="1178" w:type="dxa"/>
+          </w:tcPr>
           <w:p>
             <w:pPr>
               <w:pStyle w:val="Compact"/>
@@ -5336,7 +5754,9 @@
           </w:p>
         </w:tc>
         <w:tc>
-          <w:tcPr/>
+          <w:tcPr>
+            <w:tcW w:w="1857" w:type="dxa"/>
+          </w:tcPr>
           <w:p>
             <w:pPr>
               <w:pStyle w:val="Compact"/>
@@ -5351,7 +5771,9 @@
           </w:p>
         </w:tc>
         <w:tc>
-          <w:tcPr/>
+          <w:tcPr>
+            <w:tcW w:w="3484" w:type="dxa"/>
+          </w:tcPr>
           <w:p>
             <w:pPr>
               <w:pStyle w:val="Compact"/>
@@ -5366,7 +5788,9 @@
           </w:p>
         </w:tc>
         <w:tc>
-          <w:tcPr/>
+          <w:tcPr>
+            <w:tcW w:w="1395" w:type="dxa"/>
+          </w:tcPr>
           <w:p>
             <w:pPr>
               <w:pStyle w:val="Compact"/>
@@ -5383,7 +5807,9 @@
       </w:tr>
       <w:tr>
         <w:tc>
-          <w:tcPr/>
+          <w:tcPr>
+            <w:tcW w:w="1178" w:type="dxa"/>
+          </w:tcPr>
           <w:p>
             <w:pPr>
               <w:pStyle w:val="Compact"/>
@@ -5398,7 +5824,9 @@
           </w:p>
         </w:tc>
         <w:tc>
-          <w:tcPr/>
+          <w:tcPr>
+            <w:tcW w:w="1857" w:type="dxa"/>
+          </w:tcPr>
           <w:p>
             <w:pPr>
               <w:pStyle w:val="Compact"/>
@@ -5413,7 +5841,9 @@
           </w:p>
         </w:tc>
         <w:tc>
-          <w:tcPr/>
+          <w:tcPr>
+            <w:tcW w:w="3484" w:type="dxa"/>
+          </w:tcPr>
           <w:p>
             <w:pPr>
               <w:pStyle w:val="Compact"/>
@@ -5428,7 +5858,9 @@
           </w:p>
         </w:tc>
         <w:tc>
-          <w:tcPr/>
+          <w:tcPr>
+            <w:tcW w:w="1395" w:type="dxa"/>
+          </w:tcPr>
           <w:p>
             <w:pPr>
               <w:pStyle w:val="Compact"/>
@@ -5445,7 +5877,9 @@
       </w:tr>
       <w:tr>
         <w:tc>
-          <w:tcPr/>
+          <w:tcPr>
+            <w:tcW w:w="1178" w:type="dxa"/>
+          </w:tcPr>
           <w:p>
             <w:pPr>
               <w:pStyle w:val="Compact"/>
@@ -5460,7 +5894,9 @@
           </w:p>
         </w:tc>
         <w:tc>
-          <w:tcPr/>
+          <w:tcPr>
+            <w:tcW w:w="1857" w:type="dxa"/>
+          </w:tcPr>
           <w:p>
             <w:pPr>
               <w:pStyle w:val="Compact"/>
@@ -5475,7 +5911,9 @@
           </w:p>
         </w:tc>
         <w:tc>
-          <w:tcPr/>
+          <w:tcPr>
+            <w:tcW w:w="3484" w:type="dxa"/>
+          </w:tcPr>
           <w:p>
             <w:pPr>
               <w:pStyle w:val="Compact"/>
@@ -5490,7 +5928,9 @@
           </w:p>
         </w:tc>
         <w:tc>
-          <w:tcPr/>
+          <w:tcPr>
+            <w:tcW w:w="1395" w:type="dxa"/>
+          </w:tcPr>
           <w:p>
             <w:pPr>
               <w:pStyle w:val="Compact"/>
@@ -5507,7 +5947,9 @@
       </w:tr>
       <w:tr>
         <w:tc>
-          <w:tcPr/>
+          <w:tcPr>
+            <w:tcW w:w="1178" w:type="dxa"/>
+          </w:tcPr>
           <w:p>
             <w:pPr>
               <w:pStyle w:val="Compact"/>
@@ -5522,7 +5964,9 @@
           </w:p>
         </w:tc>
         <w:tc>
-          <w:tcPr/>
+          <w:tcPr>
+            <w:tcW w:w="1857" w:type="dxa"/>
+          </w:tcPr>
           <w:p>
             <w:pPr>
               <w:pStyle w:val="Compact"/>
@@ -5537,7 +5981,9 @@
           </w:p>
         </w:tc>
         <w:tc>
-          <w:tcPr/>
+          <w:tcPr>
+            <w:tcW w:w="3484" w:type="dxa"/>
+          </w:tcPr>
           <w:p>
             <w:pPr>
               <w:pStyle w:val="Compact"/>
@@ -5552,7 +5998,9 @@
           </w:p>
         </w:tc>
         <w:tc>
-          <w:tcPr/>
+          <w:tcPr>
+            <w:tcW w:w="1395" w:type="dxa"/>
+          </w:tcPr>
           <w:p>
             <w:pPr>
               <w:pStyle w:val="Compact"/>
@@ -5569,7 +6017,9 @@
       </w:tr>
       <w:tr>
         <w:tc>
-          <w:tcPr/>
+          <w:tcPr>
+            <w:tcW w:w="1178" w:type="dxa"/>
+          </w:tcPr>
           <w:p>
             <w:pPr>
               <w:pStyle w:val="Compact"/>
@@ -5584,7 +6034,9 @@
           </w:p>
         </w:tc>
         <w:tc>
-          <w:tcPr/>
+          <w:tcPr>
+            <w:tcW w:w="1857" w:type="dxa"/>
+          </w:tcPr>
           <w:p>
             <w:pPr>
               <w:pStyle w:val="Compact"/>
@@ -5599,7 +6051,9 @@
           </w:p>
         </w:tc>
         <w:tc>
-          <w:tcPr/>
+          <w:tcPr>
+            <w:tcW w:w="3484" w:type="dxa"/>
+          </w:tcPr>
           <w:p>
             <w:pPr>
               <w:pStyle w:val="Compact"/>
@@ -5614,7 +6068,9 @@
           </w:p>
         </w:tc>
         <w:tc>
-          <w:tcPr/>
+          <w:tcPr>
+            <w:tcW w:w="1395" w:type="dxa"/>
+          </w:tcPr>
           <w:p>
             <w:pPr>
               <w:pStyle w:val="Compact"/>
@@ -5631,7 +6087,9 @@
       </w:tr>
       <w:tr>
         <w:tc>
-          <w:tcPr/>
+          <w:tcPr>
+            <w:tcW w:w="1178" w:type="dxa"/>
+          </w:tcPr>
           <w:p>
             <w:pPr>
               <w:pStyle w:val="Compact"/>
@@ -5646,7 +6104,9 @@
           </w:p>
         </w:tc>
         <w:tc>
-          <w:tcPr/>
+          <w:tcPr>
+            <w:tcW w:w="1857" w:type="dxa"/>
+          </w:tcPr>
           <w:p>
             <w:pPr>
               <w:pStyle w:val="Compact"/>
@@ -5661,7 +6121,9 @@
           </w:p>
         </w:tc>
         <w:tc>
-          <w:tcPr/>
+          <w:tcPr>
+            <w:tcW w:w="3484" w:type="dxa"/>
+          </w:tcPr>
           <w:p>
             <w:pPr>
               <w:pStyle w:val="Compact"/>
@@ -5676,7 +6138,9 @@
           </w:p>
         </w:tc>
         <w:tc>
-          <w:tcPr/>
+          <w:tcPr>
+            <w:tcW w:w="1395" w:type="dxa"/>
+          </w:tcPr>
           <w:p>
             <w:pPr>
               <w:pStyle w:val="Compact"/>
@@ -5693,7 +6157,9 @@
       </w:tr>
       <w:tr>
         <w:tc>
-          <w:tcPr/>
+          <w:tcPr>
+            <w:tcW w:w="1178" w:type="dxa"/>
+          </w:tcPr>
           <w:p>
             <w:pPr>
               <w:pStyle w:val="Compact"/>
@@ -5708,7 +6174,9 @@
           </w:p>
         </w:tc>
         <w:tc>
-          <w:tcPr/>
+          <w:tcPr>
+            <w:tcW w:w="1857" w:type="dxa"/>
+          </w:tcPr>
           <w:p>
             <w:pPr>
               <w:pStyle w:val="Compact"/>
@@ -5723,7 +6191,9 @@
           </w:p>
         </w:tc>
         <w:tc>
-          <w:tcPr/>
+          <w:tcPr>
+            <w:tcW w:w="3484" w:type="dxa"/>
+          </w:tcPr>
           <w:p>
             <w:pPr>
               <w:pStyle w:val="Compact"/>
@@ -5738,7 +6208,9 @@
           </w:p>
         </w:tc>
         <w:tc>
-          <w:tcPr/>
+          <w:tcPr>
+            <w:tcW w:w="1395" w:type="dxa"/>
+          </w:tcPr>
           <w:p>
             <w:pPr>
               <w:pStyle w:val="Compact"/>
@@ -5780,8 +6252,8 @@
         </w:tblBorders>
       </w:tblPr>
       <w:tblGrid>
-        <w:gridCol w:w="3960"/>
-        <w:gridCol w:w="3960"/>
+        <w:gridCol w:w="2641"/>
+        <w:gridCol w:w="5276"/>
       </w:tblGrid>
       <w:tr>
         <w:trPr>
@@ -5789,6 +6261,7 @@
         </w:trPr>
         <w:tc>
           <w:tcPr>
+            <w:tcW w:w="2641" w:type="dxa"/>
             <w:shd w:val="clear" w:color="auto" w:fill="D9E2F3"/>
           </w:tcPr>
           <w:p>
@@ -5807,6 +6280,7 @@
         </w:tc>
         <w:tc>
           <w:tcPr>
+            <w:tcW w:w="5276" w:type="dxa"/>
             <w:shd w:val="clear" w:color="auto" w:fill="D9E2F3"/>
           </w:tcPr>
           <w:p>
@@ -5826,7 +6300,9 @@
       </w:tr>
       <w:tr>
         <w:tc>
-          <w:tcPr/>
+          <w:tcPr>
+            <w:tcW w:w="2641" w:type="dxa"/>
+          </w:tcPr>
           <w:p>
             <w:pPr>
               <w:pStyle w:val="Compact"/>
@@ -5841,7 +6317,9 @@
           </w:p>
         </w:tc>
         <w:tc>
-          <w:tcPr/>
+          <w:tcPr>
+            <w:tcW w:w="5276" w:type="dxa"/>
+          </w:tcPr>
           <w:p>
             <w:pPr>
               <w:pStyle w:val="Compact"/>
@@ -5858,7 +6336,9 @@
       </w:tr>
       <w:tr>
         <w:tc>
-          <w:tcPr/>
+          <w:tcPr>
+            <w:tcW w:w="2641" w:type="dxa"/>
+          </w:tcPr>
           <w:p>
             <w:pPr>
               <w:pStyle w:val="Compact"/>
@@ -5873,7 +6353,9 @@
           </w:p>
         </w:tc>
         <w:tc>
-          <w:tcPr/>
+          <w:tcPr>
+            <w:tcW w:w="5276" w:type="dxa"/>
+          </w:tcPr>
           <w:p>
             <w:pPr>
               <w:pStyle w:val="Compact"/>
@@ -5890,7 +6372,9 @@
       </w:tr>
       <w:tr>
         <w:tc>
-          <w:tcPr/>
+          <w:tcPr>
+            <w:tcW w:w="2641" w:type="dxa"/>
+          </w:tcPr>
           <w:p>
             <w:pPr>
               <w:pStyle w:val="Compact"/>
@@ -5905,7 +6389,9 @@
           </w:p>
         </w:tc>
         <w:tc>
-          <w:tcPr/>
+          <w:tcPr>
+            <w:tcW w:w="5276" w:type="dxa"/>
+          </w:tcPr>
           <w:p>
             <w:pPr>
               <w:pStyle w:val="Compact"/>
@@ -5922,7 +6408,9 @@
       </w:tr>
       <w:tr>
         <w:tc>
-          <w:tcPr/>
+          <w:tcPr>
+            <w:tcW w:w="2641" w:type="dxa"/>
+          </w:tcPr>
           <w:p>
             <w:pPr>
               <w:pStyle w:val="Compact"/>
@@ -5937,7 +6425,9 @@
           </w:p>
         </w:tc>
         <w:tc>
-          <w:tcPr/>
+          <w:tcPr>
+            <w:tcW w:w="5276" w:type="dxa"/>
+          </w:tcPr>
           <w:p>
             <w:pPr>
               <w:pStyle w:val="Compact"/>
@@ -5954,7 +6444,9 @@
       </w:tr>
       <w:tr>
         <w:tc>
-          <w:tcPr/>
+          <w:tcPr>
+            <w:tcW w:w="2641" w:type="dxa"/>
+          </w:tcPr>
           <w:p>
             <w:pPr>
               <w:pStyle w:val="Compact"/>
@@ -5969,7 +6461,9 @@
           </w:p>
         </w:tc>
         <w:tc>
-          <w:tcPr/>
+          <w:tcPr>
+            <w:tcW w:w="5276" w:type="dxa"/>
+          </w:tcPr>
           <w:p>
             <w:pPr>
               <w:pStyle w:val="Compact"/>
@@ -5986,7 +6480,9 @@
       </w:tr>
       <w:tr>
         <w:tc>
-          <w:tcPr/>
+          <w:tcPr>
+            <w:tcW w:w="2641" w:type="dxa"/>
+          </w:tcPr>
           <w:p>
             <w:pPr>
               <w:pStyle w:val="Compact"/>
@@ -6001,7 +6497,9 @@
           </w:p>
         </w:tc>
         <w:tc>
-          <w:tcPr/>
+          <w:tcPr>
+            <w:tcW w:w="5276" w:type="dxa"/>
+          </w:tcPr>
           <w:p>
             <w:pPr>
               <w:pStyle w:val="Compact"/>
@@ -6018,7 +6516,9 @@
       </w:tr>
       <w:tr>
         <w:tc>
-          <w:tcPr/>
+          <w:tcPr>
+            <w:tcW w:w="2641" w:type="dxa"/>
+          </w:tcPr>
           <w:p>
             <w:pPr>
               <w:pStyle w:val="Compact"/>
@@ -6033,7 +6533,9 @@
           </w:p>
         </w:tc>
         <w:tc>
-          <w:tcPr/>
+          <w:tcPr>
+            <w:tcW w:w="5276" w:type="dxa"/>
+          </w:tcPr>
           <w:p>
             <w:pPr>
               <w:pStyle w:val="Compact"/>
@@ -6510,8 +7012,8 @@
         </w:tblBorders>
       </w:tblPr>
       <w:tblGrid>
-        <w:gridCol w:w="3960"/>
-        <w:gridCol w:w="3960"/>
+        <w:gridCol w:w="2094"/>
+        <w:gridCol w:w="5823"/>
       </w:tblGrid>
       <w:tr>
         <w:trPr>
@@ -6519,6 +7021,7 @@
         </w:trPr>
         <w:tc>
           <w:tcPr>
+            <w:tcW w:w="2094" w:type="dxa"/>
             <w:shd w:val="clear" w:color="auto" w:fill="D9E2F3"/>
           </w:tcPr>
           <w:p>
@@ -6537,6 +7040,7 @@
         </w:tc>
         <w:tc>
           <w:tcPr>
+            <w:tcW w:w="5823" w:type="dxa"/>
             <w:shd w:val="clear" w:color="auto" w:fill="D9E2F3"/>
           </w:tcPr>
           <w:p>
@@ -6556,7 +7060,9 @@
       </w:tr>
       <w:tr>
         <w:tc>
-          <w:tcPr/>
+          <w:tcPr>
+            <w:tcW w:w="2094" w:type="dxa"/>
+          </w:tcPr>
           <w:p>
             <w:pPr>
               <w:pStyle w:val="Compact"/>
@@ -6571,7 +7077,9 @@
           </w:p>
         </w:tc>
         <w:tc>
-          <w:tcPr/>
+          <w:tcPr>
+            <w:tcW w:w="5823" w:type="dxa"/>
+          </w:tcPr>
           <w:p>
             <w:pPr>
               <w:pStyle w:val="Compact"/>
@@ -6588,7 +7096,9 @@
       </w:tr>
       <w:tr>
         <w:tc>
-          <w:tcPr/>
+          <w:tcPr>
+            <w:tcW w:w="2094" w:type="dxa"/>
+          </w:tcPr>
           <w:p>
             <w:pPr>
               <w:pStyle w:val="Compact"/>
@@ -6603,7 +7113,9 @@
           </w:p>
         </w:tc>
         <w:tc>
-          <w:tcPr/>
+          <w:tcPr>
+            <w:tcW w:w="5823" w:type="dxa"/>
+          </w:tcPr>
           <w:p>
             <w:pPr>
               <w:pStyle w:val="Compact"/>
@@ -6620,7 +7132,9 @@
       </w:tr>
       <w:tr>
         <w:tc>
-          <w:tcPr/>
+          <w:tcPr>
+            <w:tcW w:w="2094" w:type="dxa"/>
+          </w:tcPr>
           <w:p>
             <w:pPr>
               <w:pStyle w:val="Compact"/>
@@ -6635,7 +7149,9 @@
           </w:p>
         </w:tc>
         <w:tc>
-          <w:tcPr/>
+          <w:tcPr>
+            <w:tcW w:w="5823" w:type="dxa"/>
+          </w:tcPr>
           <w:p>
             <w:pPr>
               <w:pStyle w:val="Compact"/>
@@ -6652,7 +7168,9 @@
       </w:tr>
       <w:tr>
         <w:tc>
-          <w:tcPr/>
+          <w:tcPr>
+            <w:tcW w:w="2094" w:type="dxa"/>
+          </w:tcPr>
           <w:p>
             <w:pPr>
               <w:pStyle w:val="Compact"/>
@@ -6667,7 +7185,9 @@
           </w:p>
         </w:tc>
         <w:tc>
-          <w:tcPr/>
+          <w:tcPr>
+            <w:tcW w:w="5823" w:type="dxa"/>
+          </w:tcPr>
           <w:p>
             <w:pPr>
               <w:pStyle w:val="Compact"/>
@@ -6684,7 +7204,9 @@
       </w:tr>
       <w:tr>
         <w:tc>
-          <w:tcPr/>
+          <w:tcPr>
+            <w:tcW w:w="2094" w:type="dxa"/>
+          </w:tcPr>
           <w:p>
             <w:pPr>
               <w:pStyle w:val="Compact"/>
@@ -6699,7 +7221,9 @@
           </w:p>
         </w:tc>
         <w:tc>
-          <w:tcPr/>
+          <w:tcPr>
+            <w:tcW w:w="5823" w:type="dxa"/>
+          </w:tcPr>
           <w:p>
             <w:pPr>
               <w:pStyle w:val="Compact"/>
@@ -6716,7 +7240,9 @@
       </w:tr>
       <w:tr>
         <w:tc>
-          <w:tcPr/>
+          <w:tcPr>
+            <w:tcW w:w="2094" w:type="dxa"/>
+          </w:tcPr>
           <w:p>
             <w:pPr>
               <w:pStyle w:val="Compact"/>
@@ -6731,7 +7257,9 @@
           </w:p>
         </w:tc>
         <w:tc>
-          <w:tcPr/>
+          <w:tcPr>
+            <w:tcW w:w="5823" w:type="dxa"/>
+          </w:tcPr>
           <w:p>
             <w:pPr>
               <w:pStyle w:val="Compact"/>

--- a/Fase 2/Evidencias del Proyecto/SICMA_RCF_v1.0.docx
+++ b/Fase 2/Evidencias del Proyecto/SICMA_RCF_v1.0.docx
@@ -439,7 +439,7 @@
         <w:tab/>
       </w:r>
       <w:r>
-        <w:t>3</w:t>
+        <w:t>4</w:t>
       </w:r>
     </w:p>
     <w:p>
@@ -635,7 +635,7 @@
         <w:tab/>
       </w:r>
       <w:r>
-        <w:t>9</w:t>
+        <w:t>10</w:t>
       </w:r>
     </w:p>
     <w:p>
@@ -1118,7 +1118,7 @@
               <w:rPr>
                 <w:sz w:val="18"/>
               </w:rPr>
-              <w:t>Primera versión del procedimiento de resolución de conflictos del equipo SICMA Se quita la etiqueta Vigente de la portada. Se aplica el formato de entrega (márgenes de 3 cm, interlineado 1,5, sangría y texto justificado). Se ajusta el ancho de las columnas de las tablas.</w:t>
+              <w:t>Primera versión del procedimiento de resolución de conflictos del equipo SICMA Se quita la etiqueta Vigente de la portada. Se aplica el formato de entrega (márgenes de 3 cm, interlineado 1,5, sangría y texto justificado). Se ajusta el ancho de las columnas de las tablas. Las referencias pasan a una hoja aparte.</w:t>
             </w:r>
           </w:p>
         </w:tc>
@@ -1274,10 +1274,10 @@
       </w:tblPr>
       <w:tblGrid>
         <w:gridCol w:w="1056"/>
-        <w:gridCol w:w="1645"/>
-        <w:gridCol w:w="1888"/>
-        <w:gridCol w:w="1806"/>
-        <w:gridCol w:w="1517"/>
+        <w:gridCol w:w="1644"/>
+        <w:gridCol w:w="1887"/>
+        <w:gridCol w:w="1805"/>
+        <w:gridCol w:w="1516"/>
       </w:tblGrid>
       <w:tr>
         <w:trPr>
@@ -1304,7 +1304,7 @@
         </w:tc>
         <w:tc>
           <w:tcPr>
-            <w:tcW w:w="1645" w:type="dxa"/>
+            <w:tcW w:w="1644" w:type="dxa"/>
             <w:shd w:val="clear" w:color="auto" w:fill="D9E2F3"/>
           </w:tcPr>
           <w:p>
@@ -1323,7 +1323,7 @@
         </w:tc>
         <w:tc>
           <w:tcPr>
-            <w:tcW w:w="1888" w:type="dxa"/>
+            <w:tcW w:w="1887" w:type="dxa"/>
             <w:shd w:val="clear" w:color="auto" w:fill="D9E2F3"/>
           </w:tcPr>
           <w:p>
@@ -1342,7 +1342,7 @@
         </w:tc>
         <w:tc>
           <w:tcPr>
-            <w:tcW w:w="1806" w:type="dxa"/>
+            <w:tcW w:w="1805" w:type="dxa"/>
             <w:shd w:val="clear" w:color="auto" w:fill="D9E2F3"/>
           </w:tcPr>
           <w:p>
@@ -1361,7 +1361,7 @@
         </w:tc>
         <w:tc>
           <w:tcPr>
-            <w:tcW w:w="1517" w:type="dxa"/>
+            <w:tcW w:w="1516" w:type="dxa"/>
             <w:shd w:val="clear" w:color="auto" w:fill="D9E2F3"/>
           </w:tcPr>
           <w:p>
@@ -1399,7 +1399,7 @@
         </w:tc>
         <w:tc>
           <w:tcPr>
-            <w:tcW w:w="1645" w:type="dxa"/>
+            <w:tcW w:w="1644" w:type="dxa"/>
           </w:tcPr>
           <w:p>
             <w:pPr>
@@ -1416,7 +1416,7 @@
         </w:tc>
         <w:tc>
           <w:tcPr>
-            <w:tcW w:w="1888" w:type="dxa"/>
+            <w:tcW w:w="1887" w:type="dxa"/>
           </w:tcPr>
           <w:p>
             <w:pPr>
@@ -1433,7 +1433,7 @@
         </w:tc>
         <w:tc>
           <w:tcPr>
-            <w:tcW w:w="1806" w:type="dxa"/>
+            <w:tcW w:w="1805" w:type="dxa"/>
           </w:tcPr>
           <w:p>
             <w:pPr>
@@ -1480,7 +1480,7 @@
         </w:tc>
         <w:tc>
           <w:tcPr>
-            <w:tcW w:w="1517" w:type="dxa"/>
+            <w:tcW w:w="1516" w:type="dxa"/>
           </w:tcPr>
           <w:p>
             <w:pPr>
@@ -1516,7 +1516,7 @@
         </w:tc>
         <w:tc>
           <w:tcPr>
-            <w:tcW w:w="1645" w:type="dxa"/>
+            <w:tcW w:w="1644" w:type="dxa"/>
           </w:tcPr>
           <w:p>
             <w:pPr>
@@ -1533,7 +1533,7 @@
         </w:tc>
         <w:tc>
           <w:tcPr>
-            <w:tcW w:w="1888" w:type="dxa"/>
+            <w:tcW w:w="1887" w:type="dxa"/>
           </w:tcPr>
           <w:p>
             <w:pPr>
@@ -1550,7 +1550,7 @@
         </w:tc>
         <w:tc>
           <w:tcPr>
-            <w:tcW w:w="1806" w:type="dxa"/>
+            <w:tcW w:w="1805" w:type="dxa"/>
           </w:tcPr>
           <w:p>
             <w:pPr>
@@ -1567,7 +1567,7 @@
         </w:tc>
         <w:tc>
           <w:tcPr>
-            <w:tcW w:w="1517" w:type="dxa"/>
+            <w:tcW w:w="1516" w:type="dxa"/>
           </w:tcPr>
           <w:p>
             <w:pPr>
@@ -1603,7 +1603,7 @@
         </w:tc>
         <w:tc>
           <w:tcPr>
-            <w:tcW w:w="1645" w:type="dxa"/>
+            <w:tcW w:w="1644" w:type="dxa"/>
           </w:tcPr>
           <w:p>
             <w:pPr>
@@ -1620,7 +1620,7 @@
         </w:tc>
         <w:tc>
           <w:tcPr>
-            <w:tcW w:w="1888" w:type="dxa"/>
+            <w:tcW w:w="1887" w:type="dxa"/>
           </w:tcPr>
           <w:p>
             <w:pPr>
@@ -1637,7 +1637,7 @@
         </w:tc>
         <w:tc>
           <w:tcPr>
-            <w:tcW w:w="1806" w:type="dxa"/>
+            <w:tcW w:w="1805" w:type="dxa"/>
           </w:tcPr>
           <w:p>
             <w:pPr>
@@ -1654,7 +1654,7 @@
         </w:tc>
         <w:tc>
           <w:tcPr>
-            <w:tcW w:w="1517" w:type="dxa"/>
+            <w:tcW w:w="1516" w:type="dxa"/>
           </w:tcPr>
           <w:p>
             <w:pPr>
@@ -1690,7 +1690,7 @@
         </w:tc>
         <w:tc>
           <w:tcPr>
-            <w:tcW w:w="1645" w:type="dxa"/>
+            <w:tcW w:w="1644" w:type="dxa"/>
           </w:tcPr>
           <w:p>
             <w:pPr>
@@ -1707,7 +1707,7 @@
         </w:tc>
         <w:tc>
           <w:tcPr>
-            <w:tcW w:w="1888" w:type="dxa"/>
+            <w:tcW w:w="1887" w:type="dxa"/>
           </w:tcPr>
           <w:p>
             <w:pPr>
@@ -1724,7 +1724,7 @@
         </w:tc>
         <w:tc>
           <w:tcPr>
-            <w:tcW w:w="1806" w:type="dxa"/>
+            <w:tcW w:w="1805" w:type="dxa"/>
           </w:tcPr>
           <w:p>
             <w:pPr>
@@ -1741,7 +1741,7 @@
         </w:tc>
         <w:tc>
           <w:tcPr>
-            <w:tcW w:w="1517" w:type="dxa"/>
+            <w:tcW w:w="1516" w:type="dxa"/>
           </w:tcPr>
           <w:p>
             <w:pPr>
@@ -1777,7 +1777,7 @@
         </w:tc>
         <w:tc>
           <w:tcPr>
-            <w:tcW w:w="1645" w:type="dxa"/>
+            <w:tcW w:w="1644" w:type="dxa"/>
           </w:tcPr>
           <w:p>
             <w:pPr>
@@ -1794,7 +1794,7 @@
         </w:tc>
         <w:tc>
           <w:tcPr>
-            <w:tcW w:w="1888" w:type="dxa"/>
+            <w:tcW w:w="1887" w:type="dxa"/>
           </w:tcPr>
           <w:p>
             <w:pPr>
@@ -1811,7 +1811,7 @@
         </w:tc>
         <w:tc>
           <w:tcPr>
-            <w:tcW w:w="1806" w:type="dxa"/>
+            <w:tcW w:w="1805" w:type="dxa"/>
           </w:tcPr>
           <w:p>
             <w:pPr>
@@ -1828,7 +1828,7 @@
         </w:tc>
         <w:tc>
           <w:tcPr>
-            <w:tcW w:w="1517" w:type="dxa"/>
+            <w:tcW w:w="1516" w:type="dxa"/>
           </w:tcPr>
           <w:p>
             <w:pPr>
@@ -1864,7 +1864,7 @@
         </w:tc>
         <w:tc>
           <w:tcPr>
-            <w:tcW w:w="1645" w:type="dxa"/>
+            <w:tcW w:w="1644" w:type="dxa"/>
           </w:tcPr>
           <w:p>
             <w:pPr>
@@ -1881,7 +1881,7 @@
         </w:tc>
         <w:tc>
           <w:tcPr>
-            <w:tcW w:w="1888" w:type="dxa"/>
+            <w:tcW w:w="1887" w:type="dxa"/>
           </w:tcPr>
           <w:p>
             <w:pPr>
@@ -1898,7 +1898,7 @@
         </w:tc>
         <w:tc>
           <w:tcPr>
-            <w:tcW w:w="1806" w:type="dxa"/>
+            <w:tcW w:w="1805" w:type="dxa"/>
           </w:tcPr>
           <w:p>
             <w:pPr>
@@ -1915,7 +1915,7 @@
         </w:tc>
         <w:tc>
           <w:tcPr>
-            <w:tcW w:w="1517" w:type="dxa"/>
+            <w:tcW w:w="1516" w:type="dxa"/>
           </w:tcPr>
           <w:p>
             <w:pPr>
@@ -1951,7 +1951,7 @@
         </w:tc>
         <w:tc>
           <w:tcPr>
-            <w:tcW w:w="1645" w:type="dxa"/>
+            <w:tcW w:w="1644" w:type="dxa"/>
           </w:tcPr>
           <w:p>
             <w:pPr>
@@ -1968,7 +1968,7 @@
         </w:tc>
         <w:tc>
           <w:tcPr>
-            <w:tcW w:w="1888" w:type="dxa"/>
+            <w:tcW w:w="1887" w:type="dxa"/>
           </w:tcPr>
           <w:p>
             <w:pPr>
@@ -1985,7 +1985,7 @@
         </w:tc>
         <w:tc>
           <w:tcPr>
-            <w:tcW w:w="1806" w:type="dxa"/>
+            <w:tcW w:w="1805" w:type="dxa"/>
           </w:tcPr>
           <w:p>
             <w:pPr>
@@ -2002,7 +2002,7 @@
         </w:tc>
         <w:tc>
           <w:tcPr>
-            <w:tcW w:w="1517" w:type="dxa"/>
+            <w:tcW w:w="1516" w:type="dxa"/>
           </w:tcPr>
           <w:p>
             <w:pPr>
@@ -2046,8 +2046,8 @@
         </w:tblBorders>
       </w:tblPr>
       <w:tblGrid>
-        <w:gridCol w:w="2884"/>
-        <w:gridCol w:w="5033"/>
+        <w:gridCol w:w="2883"/>
+        <w:gridCol w:w="5032"/>
       </w:tblGrid>
       <w:tr>
         <w:trPr>
@@ -2055,7 +2055,7 @@
         </w:trPr>
         <w:tc>
           <w:tcPr>
-            <w:tcW w:w="2884" w:type="dxa"/>
+            <w:tcW w:w="2883" w:type="dxa"/>
             <w:shd w:val="clear" w:color="auto" w:fill="D9E2F3"/>
           </w:tcPr>
           <w:p>
@@ -2074,7 +2074,7 @@
         </w:tc>
         <w:tc>
           <w:tcPr>
-            <w:tcW w:w="5033" w:type="dxa"/>
+            <w:tcW w:w="5032" w:type="dxa"/>
             <w:shd w:val="clear" w:color="auto" w:fill="D9E2F3"/>
           </w:tcPr>
           <w:p>
@@ -2095,7 +2095,7 @@
       <w:tr>
         <w:tc>
           <w:tcPr>
-            <w:tcW w:w="2884" w:type="dxa"/>
+            <w:tcW w:w="2883" w:type="dxa"/>
           </w:tcPr>
           <w:p>
             <w:pPr>
@@ -2112,7 +2112,7 @@
         </w:tc>
         <w:tc>
           <w:tcPr>
-            <w:tcW w:w="5033" w:type="dxa"/>
+            <w:tcW w:w="5032" w:type="dxa"/>
           </w:tcPr>
           <w:p>
             <w:pPr>
@@ -2131,7 +2131,7 @@
       <w:tr>
         <w:tc>
           <w:tcPr>
-            <w:tcW w:w="2884" w:type="dxa"/>
+            <w:tcW w:w="2883" w:type="dxa"/>
           </w:tcPr>
           <w:p>
             <w:pPr>
@@ -2148,7 +2148,7 @@
         </w:tc>
         <w:tc>
           <w:tcPr>
-            <w:tcW w:w="5033" w:type="dxa"/>
+            <w:tcW w:w="5032" w:type="dxa"/>
           </w:tcPr>
           <w:p>
             <w:pPr>
@@ -2167,7 +2167,7 @@
       <w:tr>
         <w:tc>
           <w:tcPr>
-            <w:tcW w:w="2884" w:type="dxa"/>
+            <w:tcW w:w="2883" w:type="dxa"/>
           </w:tcPr>
           <w:p>
             <w:pPr>
@@ -2184,7 +2184,7 @@
         </w:tc>
         <w:tc>
           <w:tcPr>
-            <w:tcW w:w="5033" w:type="dxa"/>
+            <w:tcW w:w="5032" w:type="dxa"/>
           </w:tcPr>
           <w:p>
             <w:pPr>
@@ -2203,7 +2203,7 @@
       <w:tr>
         <w:tc>
           <w:tcPr>
-            <w:tcW w:w="2884" w:type="dxa"/>
+            <w:tcW w:w="2883" w:type="dxa"/>
           </w:tcPr>
           <w:p>
             <w:pPr>
@@ -2220,7 +2220,7 @@
         </w:tc>
         <w:tc>
           <w:tcPr>
-            <w:tcW w:w="5033" w:type="dxa"/>
+            <w:tcW w:w="5032" w:type="dxa"/>
           </w:tcPr>
           <w:p>
             <w:pPr>
@@ -2239,7 +2239,7 @@
       <w:tr>
         <w:tc>
           <w:tcPr>
-            <w:tcW w:w="2884" w:type="dxa"/>
+            <w:tcW w:w="2883" w:type="dxa"/>
           </w:tcPr>
           <w:p>
             <w:pPr>
@@ -2256,7 +2256,7 @@
         </w:tc>
         <w:tc>
           <w:tcPr>
-            <w:tcW w:w="5033" w:type="dxa"/>
+            <w:tcW w:w="5032" w:type="dxa"/>
           </w:tcPr>
           <w:p>
             <w:pPr>
@@ -2275,7 +2275,7 @@
       <w:tr>
         <w:tc>
           <w:tcPr>
-            <w:tcW w:w="2884" w:type="dxa"/>
+            <w:tcW w:w="2883" w:type="dxa"/>
           </w:tcPr>
           <w:p>
             <w:pPr>
@@ -2292,7 +2292,7 @@
         </w:tc>
         <w:tc>
           <w:tcPr>
-            <w:tcW w:w="5033" w:type="dxa"/>
+            <w:tcW w:w="5032" w:type="dxa"/>
           </w:tcPr>
           <w:p>
             <w:pPr>
@@ -2311,7 +2311,7 @@
       <w:tr>
         <w:tc>
           <w:tcPr>
-            <w:tcW w:w="2884" w:type="dxa"/>
+            <w:tcW w:w="2883" w:type="dxa"/>
           </w:tcPr>
           <w:p>
             <w:pPr>
@@ -2328,7 +2328,7 @@
         </w:tc>
         <w:tc>
           <w:tcPr>
-            <w:tcW w:w="5033" w:type="dxa"/>
+            <w:tcW w:w="5032" w:type="dxa"/>
           </w:tcPr>
           <w:p>
             <w:pPr>
@@ -2375,8 +2375,8 @@
         </w:tblBorders>
       </w:tblPr>
       <w:tblGrid>
-        <w:gridCol w:w="3768"/>
-        <w:gridCol w:w="4149"/>
+        <w:gridCol w:w="3767"/>
+        <w:gridCol w:w="4148"/>
       </w:tblGrid>
       <w:tr>
         <w:trPr>
@@ -2384,7 +2384,7 @@
         </w:trPr>
         <w:tc>
           <w:tcPr>
-            <w:tcW w:w="3768" w:type="dxa"/>
+            <w:tcW w:w="3767" w:type="dxa"/>
             <w:shd w:val="clear" w:color="auto" w:fill="D9E2F3"/>
           </w:tcPr>
           <w:p>
@@ -2403,7 +2403,7 @@
         </w:tc>
         <w:tc>
           <w:tcPr>
-            <w:tcW w:w="4149" w:type="dxa"/>
+            <w:tcW w:w="4148" w:type="dxa"/>
             <w:shd w:val="clear" w:color="auto" w:fill="D9E2F3"/>
           </w:tcPr>
           <w:p>
@@ -2424,7 +2424,7 @@
       <w:tr>
         <w:tc>
           <w:tcPr>
-            <w:tcW w:w="3768" w:type="dxa"/>
+            <w:tcW w:w="3767" w:type="dxa"/>
           </w:tcPr>
           <w:p>
             <w:pPr>
@@ -2441,7 +2441,7 @@
         </w:tc>
         <w:tc>
           <w:tcPr>
-            <w:tcW w:w="4149" w:type="dxa"/>
+            <w:tcW w:w="4148" w:type="dxa"/>
           </w:tcPr>
           <w:p>
             <w:pPr>
@@ -2460,7 +2460,7 @@
       <w:tr>
         <w:tc>
           <w:tcPr>
-            <w:tcW w:w="3768" w:type="dxa"/>
+            <w:tcW w:w="3767" w:type="dxa"/>
           </w:tcPr>
           <w:p>
             <w:pPr>
@@ -2477,7 +2477,7 @@
         </w:tc>
         <w:tc>
           <w:tcPr>
-            <w:tcW w:w="4149" w:type="dxa"/>
+            <w:tcW w:w="4148" w:type="dxa"/>
           </w:tcPr>
           <w:p>
             <w:pPr>
@@ -2496,7 +2496,7 @@
       <w:tr>
         <w:tc>
           <w:tcPr>
-            <w:tcW w:w="3768" w:type="dxa"/>
+            <w:tcW w:w="3767" w:type="dxa"/>
           </w:tcPr>
           <w:p>
             <w:pPr>
@@ -2513,7 +2513,7 @@
         </w:tc>
         <w:tc>
           <w:tcPr>
-            <w:tcW w:w="4149" w:type="dxa"/>
+            <w:tcW w:w="4148" w:type="dxa"/>
           </w:tcPr>
           <w:p>
             <w:pPr>
@@ -2532,7 +2532,7 @@
       <w:tr>
         <w:tc>
           <w:tcPr>
-            <w:tcW w:w="3768" w:type="dxa"/>
+            <w:tcW w:w="3767" w:type="dxa"/>
           </w:tcPr>
           <w:p>
             <w:pPr>
@@ -2549,7 +2549,7 @@
         </w:tc>
         <w:tc>
           <w:tcPr>
-            <w:tcW w:w="4149" w:type="dxa"/>
+            <w:tcW w:w="4148" w:type="dxa"/>
           </w:tcPr>
           <w:p>
             <w:pPr>
@@ -2592,9 +2592,9 @@
         </w:tblBorders>
       </w:tblPr>
       <w:tblGrid>
-        <w:gridCol w:w="1693"/>
-        <w:gridCol w:w="2765"/>
-        <w:gridCol w:w="3458"/>
+        <w:gridCol w:w="1692"/>
+        <w:gridCol w:w="2764"/>
+        <w:gridCol w:w="3457"/>
       </w:tblGrid>
       <w:tr>
         <w:trPr>
@@ -2602,7 +2602,7 @@
         </w:trPr>
         <w:tc>
           <w:tcPr>
-            <w:tcW w:w="1693" w:type="dxa"/>
+            <w:tcW w:w="1692" w:type="dxa"/>
             <w:shd w:val="clear" w:color="auto" w:fill="D9E2F3"/>
           </w:tcPr>
           <w:p>
@@ -2621,7 +2621,7 @@
         </w:tc>
         <w:tc>
           <w:tcPr>
-            <w:tcW w:w="2765" w:type="dxa"/>
+            <w:tcW w:w="2764" w:type="dxa"/>
             <w:shd w:val="clear" w:color="auto" w:fill="D9E2F3"/>
           </w:tcPr>
           <w:p>
@@ -2640,7 +2640,7 @@
         </w:tc>
         <w:tc>
           <w:tcPr>
-            <w:tcW w:w="3458" w:type="dxa"/>
+            <w:tcW w:w="3457" w:type="dxa"/>
             <w:shd w:val="clear" w:color="auto" w:fill="D9E2F3"/>
           </w:tcPr>
           <w:p>
@@ -2661,7 +2661,7 @@
       <w:tr>
         <w:tc>
           <w:tcPr>
-            <w:tcW w:w="1693" w:type="dxa"/>
+            <w:tcW w:w="1692" w:type="dxa"/>
           </w:tcPr>
           <w:p>
             <w:pPr>
@@ -2678,7 +2678,7 @@
         </w:tc>
         <w:tc>
           <w:tcPr>
-            <w:tcW w:w="2765" w:type="dxa"/>
+            <w:tcW w:w="2764" w:type="dxa"/>
           </w:tcPr>
           <w:p>
             <w:pPr>
@@ -2695,7 +2695,7 @@
         </w:tc>
         <w:tc>
           <w:tcPr>
-            <w:tcW w:w="3458" w:type="dxa"/>
+            <w:tcW w:w="3457" w:type="dxa"/>
           </w:tcPr>
           <w:p>
             <w:pPr>
@@ -2714,7 +2714,7 @@
       <w:tr>
         <w:tc>
           <w:tcPr>
-            <w:tcW w:w="1693" w:type="dxa"/>
+            <w:tcW w:w="1692" w:type="dxa"/>
           </w:tcPr>
           <w:p>
             <w:pPr>
@@ -2731,7 +2731,7 @@
         </w:tc>
         <w:tc>
           <w:tcPr>
-            <w:tcW w:w="2765" w:type="dxa"/>
+            <w:tcW w:w="2764" w:type="dxa"/>
           </w:tcPr>
           <w:p>
             <w:pPr>
@@ -2748,7 +2748,7 @@
         </w:tc>
         <w:tc>
           <w:tcPr>
-            <w:tcW w:w="3458" w:type="dxa"/>
+            <w:tcW w:w="3457" w:type="dxa"/>
           </w:tcPr>
           <w:p>
             <w:pPr>
@@ -2767,7 +2767,7 @@
       <w:tr>
         <w:tc>
           <w:tcPr>
-            <w:tcW w:w="1693" w:type="dxa"/>
+            <w:tcW w:w="1692" w:type="dxa"/>
           </w:tcPr>
           <w:p>
             <w:pPr>
@@ -2784,7 +2784,7 @@
         </w:tc>
         <w:tc>
           <w:tcPr>
-            <w:tcW w:w="2765" w:type="dxa"/>
+            <w:tcW w:w="2764" w:type="dxa"/>
           </w:tcPr>
           <w:p>
             <w:pPr>
@@ -2801,7 +2801,7 @@
         </w:tc>
         <w:tc>
           <w:tcPr>
-            <w:tcW w:w="3458" w:type="dxa"/>
+            <w:tcW w:w="3457" w:type="dxa"/>
           </w:tcPr>
           <w:p>
             <w:pPr>
@@ -2820,7 +2820,7 @@
       <w:tr>
         <w:tc>
           <w:tcPr>
-            <w:tcW w:w="1693" w:type="dxa"/>
+            <w:tcW w:w="1692" w:type="dxa"/>
           </w:tcPr>
           <w:p>
             <w:pPr>
@@ -2837,7 +2837,7 @@
         </w:tc>
         <w:tc>
           <w:tcPr>
-            <w:tcW w:w="2765" w:type="dxa"/>
+            <w:tcW w:w="2764" w:type="dxa"/>
           </w:tcPr>
           <w:p>
             <w:pPr>
@@ -2854,7 +2854,7 @@
         </w:tc>
         <w:tc>
           <w:tcPr>
-            <w:tcW w:w="3458" w:type="dxa"/>
+            <w:tcW w:w="3457" w:type="dxa"/>
           </w:tcPr>
           <w:p>
             <w:pPr>
@@ -2873,7 +2873,7 @@
       <w:tr>
         <w:tc>
           <w:tcPr>
-            <w:tcW w:w="1693" w:type="dxa"/>
+            <w:tcW w:w="1692" w:type="dxa"/>
           </w:tcPr>
           <w:p>
             <w:pPr>
@@ -2890,7 +2890,7 @@
         </w:tc>
         <w:tc>
           <w:tcPr>
-            <w:tcW w:w="2765" w:type="dxa"/>
+            <w:tcW w:w="2764" w:type="dxa"/>
           </w:tcPr>
           <w:p>
             <w:pPr>
@@ -2907,7 +2907,7 @@
         </w:tc>
         <w:tc>
           <w:tcPr>
-            <w:tcW w:w="3458" w:type="dxa"/>
+            <w:tcW w:w="3457" w:type="dxa"/>
           </w:tcPr>
           <w:p>
             <w:pPr>
@@ -2977,9 +2977,9 @@
         </w:tblBorders>
       </w:tblPr>
       <w:tblGrid>
-        <w:gridCol w:w="3668"/>
-        <w:gridCol w:w="2313"/>
-        <w:gridCol w:w="1935"/>
+        <w:gridCol w:w="3667"/>
+        <w:gridCol w:w="2312"/>
+        <w:gridCol w:w="1934"/>
       </w:tblGrid>
       <w:tr>
         <w:trPr>
@@ -2987,7 +2987,7 @@
         </w:trPr>
         <w:tc>
           <w:tcPr>
-            <w:tcW w:w="3668" w:type="dxa"/>
+            <w:tcW w:w="3667" w:type="dxa"/>
             <w:shd w:val="clear" w:color="auto" w:fill="D9E2F3"/>
           </w:tcPr>
           <w:p>
@@ -3006,7 +3006,7 @@
         </w:tc>
         <w:tc>
           <w:tcPr>
-            <w:tcW w:w="2313" w:type="dxa"/>
+            <w:tcW w:w="2312" w:type="dxa"/>
             <w:shd w:val="clear" w:color="auto" w:fill="D9E2F3"/>
           </w:tcPr>
           <w:p>
@@ -3025,7 +3025,7 @@
         </w:tc>
         <w:tc>
           <w:tcPr>
-            <w:tcW w:w="1935" w:type="dxa"/>
+            <w:tcW w:w="1934" w:type="dxa"/>
             <w:shd w:val="clear" w:color="auto" w:fill="D9E2F3"/>
           </w:tcPr>
           <w:p>
@@ -3046,7 +3046,7 @@
       <w:tr>
         <w:tc>
           <w:tcPr>
-            <w:tcW w:w="3668" w:type="dxa"/>
+            <w:tcW w:w="3667" w:type="dxa"/>
           </w:tcPr>
           <w:p>
             <w:pPr>
@@ -3063,7 +3063,7 @@
         </w:tc>
         <w:tc>
           <w:tcPr>
-            <w:tcW w:w="2313" w:type="dxa"/>
+            <w:tcW w:w="2312" w:type="dxa"/>
           </w:tcPr>
           <w:p>
             <w:pPr>
@@ -3080,7 +3080,7 @@
         </w:tc>
         <w:tc>
           <w:tcPr>
-            <w:tcW w:w="1935" w:type="dxa"/>
+            <w:tcW w:w="1934" w:type="dxa"/>
           </w:tcPr>
           <w:p>
             <w:pPr>
@@ -3099,7 +3099,7 @@
       <w:tr>
         <w:tc>
           <w:tcPr>
-            <w:tcW w:w="3668" w:type="dxa"/>
+            <w:tcW w:w="3667" w:type="dxa"/>
           </w:tcPr>
           <w:p>
             <w:pPr>
@@ -3116,7 +3116,7 @@
         </w:tc>
         <w:tc>
           <w:tcPr>
-            <w:tcW w:w="2313" w:type="dxa"/>
+            <w:tcW w:w="2312" w:type="dxa"/>
           </w:tcPr>
           <w:p>
             <w:pPr>
@@ -3133,7 +3133,7 @@
         </w:tc>
         <w:tc>
           <w:tcPr>
-            <w:tcW w:w="1935" w:type="dxa"/>
+            <w:tcW w:w="1934" w:type="dxa"/>
           </w:tcPr>
           <w:p>
             <w:pPr>
@@ -3152,7 +3152,7 @@
       <w:tr>
         <w:tc>
           <w:tcPr>
-            <w:tcW w:w="3668" w:type="dxa"/>
+            <w:tcW w:w="3667" w:type="dxa"/>
           </w:tcPr>
           <w:p>
             <w:pPr>
@@ -3169,7 +3169,7 @@
         </w:tc>
         <w:tc>
           <w:tcPr>
-            <w:tcW w:w="2313" w:type="dxa"/>
+            <w:tcW w:w="2312" w:type="dxa"/>
           </w:tcPr>
           <w:p>
             <w:pPr>
@@ -3186,7 +3186,7 @@
         </w:tc>
         <w:tc>
           <w:tcPr>
-            <w:tcW w:w="1935" w:type="dxa"/>
+            <w:tcW w:w="1934" w:type="dxa"/>
           </w:tcPr>
           <w:p>
             <w:pPr>
@@ -3258,10 +3258,10 @@
         </w:tblBorders>
       </w:tblPr>
       <w:tblGrid>
-        <w:gridCol w:w="1493"/>
-        <w:gridCol w:w="2629"/>
-        <w:gridCol w:w="2143"/>
-        <w:gridCol w:w="1649"/>
+        <w:gridCol w:w="1492"/>
+        <w:gridCol w:w="2628"/>
+        <w:gridCol w:w="2142"/>
+        <w:gridCol w:w="1648"/>
       </w:tblGrid>
       <w:tr>
         <w:trPr>
@@ -3269,7 +3269,7 @@
         </w:trPr>
         <w:tc>
           <w:tcPr>
-            <w:tcW w:w="1493" w:type="dxa"/>
+            <w:tcW w:w="1492" w:type="dxa"/>
             <w:shd w:val="clear" w:color="auto" w:fill="D9E2F3"/>
           </w:tcPr>
           <w:p>
@@ -3288,7 +3288,7 @@
         </w:tc>
         <w:tc>
           <w:tcPr>
-            <w:tcW w:w="2629" w:type="dxa"/>
+            <w:tcW w:w="2628" w:type="dxa"/>
             <w:shd w:val="clear" w:color="auto" w:fill="D9E2F3"/>
           </w:tcPr>
           <w:p>
@@ -3307,7 +3307,7 @@
         </w:tc>
         <w:tc>
           <w:tcPr>
-            <w:tcW w:w="2143" w:type="dxa"/>
+            <w:tcW w:w="2142" w:type="dxa"/>
             <w:shd w:val="clear" w:color="auto" w:fill="D9E2F3"/>
           </w:tcPr>
           <w:p>
@@ -3326,7 +3326,7 @@
         </w:tc>
         <w:tc>
           <w:tcPr>
-            <w:tcW w:w="1649" w:type="dxa"/>
+            <w:tcW w:w="1648" w:type="dxa"/>
             <w:shd w:val="clear" w:color="auto" w:fill="D9E2F3"/>
           </w:tcPr>
           <w:p>
@@ -3347,7 +3347,7 @@
       <w:tr>
         <w:tc>
           <w:tcPr>
-            <w:tcW w:w="1493" w:type="dxa"/>
+            <w:tcW w:w="1492" w:type="dxa"/>
           </w:tcPr>
           <w:p>
             <w:pPr>
@@ -3364,7 +3364,7 @@
         </w:tc>
         <w:tc>
           <w:tcPr>
-            <w:tcW w:w="2629" w:type="dxa"/>
+            <w:tcW w:w="2628" w:type="dxa"/>
           </w:tcPr>
           <w:p>
             <w:pPr>
@@ -3381,7 +3381,7 @@
         </w:tc>
         <w:tc>
           <w:tcPr>
-            <w:tcW w:w="2143" w:type="dxa"/>
+            <w:tcW w:w="2142" w:type="dxa"/>
           </w:tcPr>
           <w:p>
             <w:pPr>
@@ -3398,7 +3398,7 @@
         </w:tc>
         <w:tc>
           <w:tcPr>
-            <w:tcW w:w="1649" w:type="dxa"/>
+            <w:tcW w:w="1648" w:type="dxa"/>
           </w:tcPr>
           <w:p>
             <w:pPr>
@@ -3417,7 +3417,7 @@
       <w:tr>
         <w:tc>
           <w:tcPr>
-            <w:tcW w:w="1493" w:type="dxa"/>
+            <w:tcW w:w="1492" w:type="dxa"/>
           </w:tcPr>
           <w:p>
             <w:pPr>
@@ -3434,7 +3434,7 @@
         </w:tc>
         <w:tc>
           <w:tcPr>
-            <w:tcW w:w="2629" w:type="dxa"/>
+            <w:tcW w:w="2628" w:type="dxa"/>
           </w:tcPr>
           <w:p>
             <w:pPr>
@@ -3451,7 +3451,7 @@
         </w:tc>
         <w:tc>
           <w:tcPr>
-            <w:tcW w:w="2143" w:type="dxa"/>
+            <w:tcW w:w="2142" w:type="dxa"/>
           </w:tcPr>
           <w:p>
             <w:pPr>
@@ -3468,7 +3468,7 @@
         </w:tc>
         <w:tc>
           <w:tcPr>
-            <w:tcW w:w="1649" w:type="dxa"/>
+            <w:tcW w:w="1648" w:type="dxa"/>
           </w:tcPr>
           <w:p>
             <w:pPr>
@@ -3487,7 +3487,7 @@
       <w:tr>
         <w:tc>
           <w:tcPr>
-            <w:tcW w:w="1493" w:type="dxa"/>
+            <w:tcW w:w="1492" w:type="dxa"/>
           </w:tcPr>
           <w:p>
             <w:pPr>
@@ -3504,7 +3504,7 @@
         </w:tc>
         <w:tc>
           <w:tcPr>
-            <w:tcW w:w="2629" w:type="dxa"/>
+            <w:tcW w:w="2628" w:type="dxa"/>
           </w:tcPr>
           <w:p>
             <w:pPr>
@@ -3521,7 +3521,7 @@
         </w:tc>
         <w:tc>
           <w:tcPr>
-            <w:tcW w:w="2143" w:type="dxa"/>
+            <w:tcW w:w="2142" w:type="dxa"/>
           </w:tcPr>
           <w:p>
             <w:pPr>
@@ -3538,7 +3538,7 @@
         </w:tc>
         <w:tc>
           <w:tcPr>
-            <w:tcW w:w="1649" w:type="dxa"/>
+            <w:tcW w:w="1648" w:type="dxa"/>
           </w:tcPr>
           <w:p>
             <w:pPr>
@@ -3557,7 +3557,7 @@
       <w:tr>
         <w:tc>
           <w:tcPr>
-            <w:tcW w:w="1493" w:type="dxa"/>
+            <w:tcW w:w="1492" w:type="dxa"/>
           </w:tcPr>
           <w:p>
             <w:pPr>
@@ -3574,7 +3574,7 @@
         </w:tc>
         <w:tc>
           <w:tcPr>
-            <w:tcW w:w="2629" w:type="dxa"/>
+            <w:tcW w:w="2628" w:type="dxa"/>
           </w:tcPr>
           <w:p>
             <w:pPr>
@@ -3591,7 +3591,7 @@
         </w:tc>
         <w:tc>
           <w:tcPr>
-            <w:tcW w:w="2143" w:type="dxa"/>
+            <w:tcW w:w="2142" w:type="dxa"/>
           </w:tcPr>
           <w:p>
             <w:pPr>
@@ -3608,7 +3608,7 @@
         </w:tc>
         <w:tc>
           <w:tcPr>
-            <w:tcW w:w="1649" w:type="dxa"/>
+            <w:tcW w:w="1648" w:type="dxa"/>
           </w:tcPr>
           <w:p>
             <w:pPr>
@@ -3678,9 +3678,9 @@
         </w:tblBorders>
       </w:tblPr>
       <w:tblGrid>
-        <w:gridCol w:w="1465"/>
-        <w:gridCol w:w="2223"/>
-        <w:gridCol w:w="4227"/>
+        <w:gridCol w:w="1464"/>
+        <w:gridCol w:w="2222"/>
+        <w:gridCol w:w="4225"/>
       </w:tblGrid>
       <w:tr>
         <w:trPr>
@@ -3688,7 +3688,7 @@
         </w:trPr>
         <w:tc>
           <w:tcPr>
-            <w:tcW w:w="1465" w:type="dxa"/>
+            <w:tcW w:w="1464" w:type="dxa"/>
             <w:shd w:val="clear" w:color="auto" w:fill="D9E2F3"/>
           </w:tcPr>
           <w:p>
@@ -3707,7 +3707,7 @@
         </w:tc>
         <w:tc>
           <w:tcPr>
-            <w:tcW w:w="2223" w:type="dxa"/>
+            <w:tcW w:w="2222" w:type="dxa"/>
             <w:shd w:val="clear" w:color="auto" w:fill="D9E2F3"/>
           </w:tcPr>
           <w:p>
@@ -3726,7 +3726,7 @@
         </w:tc>
         <w:tc>
           <w:tcPr>
-            <w:tcW w:w="4227" w:type="dxa"/>
+            <w:tcW w:w="4225" w:type="dxa"/>
             <w:shd w:val="clear" w:color="auto" w:fill="D9E2F3"/>
           </w:tcPr>
           <w:p>
@@ -3747,7 +3747,7 @@
       <w:tr>
         <w:tc>
           <w:tcPr>
-            <w:tcW w:w="1465" w:type="dxa"/>
+            <w:tcW w:w="1464" w:type="dxa"/>
           </w:tcPr>
           <w:p>
             <w:pPr>
@@ -3764,7 +3764,7 @@
         </w:tc>
         <w:tc>
           <w:tcPr>
-            <w:tcW w:w="2223" w:type="dxa"/>
+            <w:tcW w:w="2222" w:type="dxa"/>
           </w:tcPr>
           <w:p>
             <w:pPr>
@@ -3781,7 +3781,7 @@
         </w:tc>
         <w:tc>
           <w:tcPr>
-            <w:tcW w:w="4227" w:type="dxa"/>
+            <w:tcW w:w="4225" w:type="dxa"/>
           </w:tcPr>
           <w:p>
             <w:pPr>
@@ -3800,7 +3800,7 @@
       <w:tr>
         <w:tc>
           <w:tcPr>
-            <w:tcW w:w="1465" w:type="dxa"/>
+            <w:tcW w:w="1464" w:type="dxa"/>
           </w:tcPr>
           <w:p>
             <w:pPr>
@@ -3817,7 +3817,7 @@
         </w:tc>
         <w:tc>
           <w:tcPr>
-            <w:tcW w:w="2223" w:type="dxa"/>
+            <w:tcW w:w="2222" w:type="dxa"/>
           </w:tcPr>
           <w:p>
             <w:pPr>
@@ -3834,7 +3834,7 @@
         </w:tc>
         <w:tc>
           <w:tcPr>
-            <w:tcW w:w="4227" w:type="dxa"/>
+            <w:tcW w:w="4225" w:type="dxa"/>
           </w:tcPr>
           <w:p>
             <w:pPr>
@@ -3853,7 +3853,7 @@
       <w:tr>
         <w:tc>
           <w:tcPr>
-            <w:tcW w:w="1465" w:type="dxa"/>
+            <w:tcW w:w="1464" w:type="dxa"/>
           </w:tcPr>
           <w:p>
             <w:pPr>
@@ -3870,7 +3870,7 @@
         </w:tc>
         <w:tc>
           <w:tcPr>
-            <w:tcW w:w="2223" w:type="dxa"/>
+            <w:tcW w:w="2222" w:type="dxa"/>
           </w:tcPr>
           <w:p>
             <w:pPr>
@@ -3887,7 +3887,7 @@
         </w:tc>
         <w:tc>
           <w:tcPr>
-            <w:tcW w:w="4227" w:type="dxa"/>
+            <w:tcW w:w="4225" w:type="dxa"/>
           </w:tcPr>
           <w:p>
             <w:pPr>
@@ -3906,7 +3906,7 @@
       <w:tr>
         <w:tc>
           <w:tcPr>
-            <w:tcW w:w="1465" w:type="dxa"/>
+            <w:tcW w:w="1464" w:type="dxa"/>
           </w:tcPr>
           <w:p>
             <w:pPr>
@@ -3923,7 +3923,7 @@
         </w:tc>
         <w:tc>
           <w:tcPr>
-            <w:tcW w:w="2223" w:type="dxa"/>
+            <w:tcW w:w="2222" w:type="dxa"/>
           </w:tcPr>
           <w:p>
             <w:pPr>
@@ -3940,7 +3940,7 @@
         </w:tc>
         <w:tc>
           <w:tcPr>
-            <w:tcW w:w="4227" w:type="dxa"/>
+            <w:tcW w:w="4225" w:type="dxa"/>
           </w:tcPr>
           <w:p>
             <w:pPr>
@@ -3959,7 +3959,7 @@
       <w:tr>
         <w:tc>
           <w:tcPr>
-            <w:tcW w:w="1465" w:type="dxa"/>
+            <w:tcW w:w="1464" w:type="dxa"/>
           </w:tcPr>
           <w:p>
             <w:pPr>
@@ -3976,7 +3976,7 @@
         </w:tc>
         <w:tc>
           <w:tcPr>
-            <w:tcW w:w="2223" w:type="dxa"/>
+            <w:tcW w:w="2222" w:type="dxa"/>
           </w:tcPr>
           <w:p>
             <w:pPr>
@@ -3993,7 +3993,7 @@
         </w:tc>
         <w:tc>
           <w:tcPr>
-            <w:tcW w:w="4227" w:type="dxa"/>
+            <w:tcW w:w="4225" w:type="dxa"/>
           </w:tcPr>
           <w:p>
             <w:pPr>
@@ -4012,7 +4012,7 @@
       <w:tr>
         <w:tc>
           <w:tcPr>
-            <w:tcW w:w="1465" w:type="dxa"/>
+            <w:tcW w:w="1464" w:type="dxa"/>
           </w:tcPr>
           <w:p>
             <w:pPr>
@@ -4029,7 +4029,7 @@
         </w:tc>
         <w:tc>
           <w:tcPr>
-            <w:tcW w:w="2223" w:type="dxa"/>
+            <w:tcW w:w="2222" w:type="dxa"/>
           </w:tcPr>
           <w:p>
             <w:pPr>
@@ -4046,7 +4046,7 @@
         </w:tc>
         <w:tc>
           <w:tcPr>
-            <w:tcW w:w="4227" w:type="dxa"/>
+            <w:tcW w:w="4225" w:type="dxa"/>
           </w:tcPr>
           <w:p>
             <w:pPr>
@@ -4103,8 +4103,8 @@
         </w:tblBorders>
       </w:tblPr>
       <w:tblGrid>
-        <w:gridCol w:w="2354"/>
-        <w:gridCol w:w="5563"/>
+        <w:gridCol w:w="2353"/>
+        <w:gridCol w:w="5562"/>
       </w:tblGrid>
       <w:tr>
         <w:trPr>
@@ -4112,7 +4112,7 @@
         </w:trPr>
         <w:tc>
           <w:tcPr>
-            <w:tcW w:w="2354" w:type="dxa"/>
+            <w:tcW w:w="2353" w:type="dxa"/>
             <w:shd w:val="clear" w:color="auto" w:fill="D9E2F3"/>
           </w:tcPr>
           <w:p>
@@ -4131,7 +4131,7 @@
         </w:tc>
         <w:tc>
           <w:tcPr>
-            <w:tcW w:w="5563" w:type="dxa"/>
+            <w:tcW w:w="5562" w:type="dxa"/>
             <w:shd w:val="clear" w:color="auto" w:fill="D9E2F3"/>
           </w:tcPr>
           <w:p>
@@ -4152,7 +4152,7 @@
       <w:tr>
         <w:tc>
           <w:tcPr>
-            <w:tcW w:w="2354" w:type="dxa"/>
+            <w:tcW w:w="2353" w:type="dxa"/>
           </w:tcPr>
           <w:p>
             <w:pPr>
@@ -4169,7 +4169,7 @@
         </w:tc>
         <w:tc>
           <w:tcPr>
-            <w:tcW w:w="5563" w:type="dxa"/>
+            <w:tcW w:w="5562" w:type="dxa"/>
           </w:tcPr>
           <w:p>
             <w:pPr>
@@ -4188,7 +4188,7 @@
       <w:tr>
         <w:tc>
           <w:tcPr>
-            <w:tcW w:w="2354" w:type="dxa"/>
+            <w:tcW w:w="2353" w:type="dxa"/>
           </w:tcPr>
           <w:p>
             <w:pPr>
@@ -4205,7 +4205,7 @@
         </w:tc>
         <w:tc>
           <w:tcPr>
-            <w:tcW w:w="5563" w:type="dxa"/>
+            <w:tcW w:w="5562" w:type="dxa"/>
           </w:tcPr>
           <w:p>
             <w:pPr>
@@ -4224,7 +4224,7 @@
       <w:tr>
         <w:tc>
           <w:tcPr>
-            <w:tcW w:w="2354" w:type="dxa"/>
+            <w:tcW w:w="2353" w:type="dxa"/>
           </w:tcPr>
           <w:p>
             <w:pPr>
@@ -4241,7 +4241,7 @@
         </w:tc>
         <w:tc>
           <w:tcPr>
-            <w:tcW w:w="5563" w:type="dxa"/>
+            <w:tcW w:w="5562" w:type="dxa"/>
           </w:tcPr>
           <w:p>
             <w:pPr>
@@ -4260,7 +4260,7 @@
       <w:tr>
         <w:tc>
           <w:tcPr>
-            <w:tcW w:w="2354" w:type="dxa"/>
+            <w:tcW w:w="2353" w:type="dxa"/>
           </w:tcPr>
           <w:p>
             <w:pPr>
@@ -4277,7 +4277,7 @@
         </w:tc>
         <w:tc>
           <w:tcPr>
-            <w:tcW w:w="5563" w:type="dxa"/>
+            <w:tcW w:w="5562" w:type="dxa"/>
           </w:tcPr>
           <w:p>
             <w:pPr>
@@ -4296,7 +4296,7 @@
       <w:tr>
         <w:tc>
           <w:tcPr>
-            <w:tcW w:w="2354" w:type="dxa"/>
+            <w:tcW w:w="2353" w:type="dxa"/>
           </w:tcPr>
           <w:p>
             <w:pPr>
@@ -4313,7 +4313,7 @@
         </w:tc>
         <w:tc>
           <w:tcPr>
-            <w:tcW w:w="5563" w:type="dxa"/>
+            <w:tcW w:w="5562" w:type="dxa"/>
           </w:tcPr>
           <w:p>
             <w:pPr>
@@ -4358,7 +4358,7 @@
       </w:tblPr>
       <w:tblGrid>
         <w:gridCol w:w="3418"/>
-        <w:gridCol w:w="4499"/>
+        <w:gridCol w:w="4497"/>
       </w:tblGrid>
       <w:tr>
         <w:trPr>
@@ -4385,7 +4385,7 @@
         </w:tc>
         <w:tc>
           <w:tcPr>
-            <w:tcW w:w="4499" w:type="dxa"/>
+            <w:tcW w:w="4497" w:type="dxa"/>
             <w:shd w:val="clear" w:color="auto" w:fill="D9E2F3"/>
           </w:tcPr>
           <w:p>
@@ -4423,7 +4423,7 @@
         </w:tc>
         <w:tc>
           <w:tcPr>
-            <w:tcW w:w="4499" w:type="dxa"/>
+            <w:tcW w:w="4497" w:type="dxa"/>
           </w:tcPr>
           <w:p>
             <w:pPr>
@@ -4459,7 +4459,7 @@
         </w:tc>
         <w:tc>
           <w:tcPr>
-            <w:tcW w:w="4499" w:type="dxa"/>
+            <w:tcW w:w="4497" w:type="dxa"/>
           </w:tcPr>
           <w:p>
             <w:pPr>
@@ -4495,7 +4495,7 @@
         </w:tc>
         <w:tc>
           <w:tcPr>
-            <w:tcW w:w="4499" w:type="dxa"/>
+            <w:tcW w:w="4497" w:type="dxa"/>
           </w:tcPr>
           <w:p>
             <w:pPr>
@@ -4531,7 +4531,7 @@
         </w:tc>
         <w:tc>
           <w:tcPr>
-            <w:tcW w:w="4499" w:type="dxa"/>
+            <w:tcW w:w="4497" w:type="dxa"/>
           </w:tcPr>
           <w:p>
             <w:pPr>
@@ -4567,7 +4567,7 @@
         </w:tc>
         <w:tc>
           <w:tcPr>
-            <w:tcW w:w="4499" w:type="dxa"/>
+            <w:tcW w:w="4497" w:type="dxa"/>
           </w:tcPr>
           <w:p>
             <w:pPr>
@@ -4603,7 +4603,7 @@
         </w:tc>
         <w:tc>
           <w:tcPr>
-            <w:tcW w:w="4499" w:type="dxa"/>
+            <w:tcW w:w="4497" w:type="dxa"/>
           </w:tcPr>
           <w:p>
             <w:pPr>
@@ -4639,7 +4639,7 @@
         </w:tc>
         <w:tc>
           <w:tcPr>
-            <w:tcW w:w="4499" w:type="dxa"/>
+            <w:tcW w:w="4497" w:type="dxa"/>
           </w:tcPr>
           <w:p>
             <w:pPr>
@@ -4675,7 +4675,7 @@
         </w:tc>
         <w:tc>
           <w:tcPr>
-            <w:tcW w:w="4499" w:type="dxa"/>
+            <w:tcW w:w="4497" w:type="dxa"/>
           </w:tcPr>
           <w:p>
             <w:pPr>
@@ -4711,7 +4711,7 @@
         </w:tc>
         <w:tc>
           <w:tcPr>
-            <w:tcW w:w="4499" w:type="dxa"/>
+            <w:tcW w:w="4497" w:type="dxa"/>
           </w:tcPr>
           <w:p>
             <w:pPr>
@@ -4747,7 +4747,7 @@
         </w:tc>
         <w:tc>
           <w:tcPr>
-            <w:tcW w:w="4499" w:type="dxa"/>
+            <w:tcW w:w="4497" w:type="dxa"/>
           </w:tcPr>
           <w:p>
             <w:pPr>
@@ -4804,8 +4804,8 @@
         </w:tblBorders>
       </w:tblPr>
       <w:tblGrid>
-        <w:gridCol w:w="3289"/>
-        <w:gridCol w:w="4628"/>
+        <w:gridCol w:w="3288"/>
+        <w:gridCol w:w="4627"/>
       </w:tblGrid>
       <w:tr>
         <w:trPr>
@@ -4813,7 +4813,7 @@
         </w:trPr>
         <w:tc>
           <w:tcPr>
-            <w:tcW w:w="3289" w:type="dxa"/>
+            <w:tcW w:w="3288" w:type="dxa"/>
             <w:shd w:val="clear" w:color="auto" w:fill="D9E2F3"/>
           </w:tcPr>
           <w:p>
@@ -4832,7 +4832,7 @@
         </w:tc>
         <w:tc>
           <w:tcPr>
-            <w:tcW w:w="4628" w:type="dxa"/>
+            <w:tcW w:w="4627" w:type="dxa"/>
             <w:shd w:val="clear" w:color="auto" w:fill="D9E2F3"/>
           </w:tcPr>
           <w:p>
@@ -4853,7 +4853,7 @@
       <w:tr>
         <w:tc>
           <w:tcPr>
-            <w:tcW w:w="3289" w:type="dxa"/>
+            <w:tcW w:w="3288" w:type="dxa"/>
           </w:tcPr>
           <w:p>
             <w:pPr>
@@ -4870,7 +4870,7 @@
         </w:tc>
         <w:tc>
           <w:tcPr>
-            <w:tcW w:w="4628" w:type="dxa"/>
+            <w:tcW w:w="4627" w:type="dxa"/>
           </w:tcPr>
           <w:p>
             <w:pPr>
@@ -4889,7 +4889,7 @@
       <w:tr>
         <w:tc>
           <w:tcPr>
-            <w:tcW w:w="3289" w:type="dxa"/>
+            <w:tcW w:w="3288" w:type="dxa"/>
           </w:tcPr>
           <w:p>
             <w:pPr>
@@ -4906,7 +4906,7 @@
         </w:tc>
         <w:tc>
           <w:tcPr>
-            <w:tcW w:w="4628" w:type="dxa"/>
+            <w:tcW w:w="4627" w:type="dxa"/>
           </w:tcPr>
           <w:p>
             <w:pPr>
@@ -4925,7 +4925,7 @@
       <w:tr>
         <w:tc>
           <w:tcPr>
-            <w:tcW w:w="3289" w:type="dxa"/>
+            <w:tcW w:w="3288" w:type="dxa"/>
           </w:tcPr>
           <w:p>
             <w:pPr>
@@ -4942,7 +4942,7 @@
         </w:tc>
         <w:tc>
           <w:tcPr>
-            <w:tcW w:w="4628" w:type="dxa"/>
+            <w:tcW w:w="4627" w:type="dxa"/>
           </w:tcPr>
           <w:p>
             <w:pPr>
@@ -4961,7 +4961,7 @@
       <w:tr>
         <w:tc>
           <w:tcPr>
-            <w:tcW w:w="3289" w:type="dxa"/>
+            <w:tcW w:w="3288" w:type="dxa"/>
           </w:tcPr>
           <w:p>
             <w:pPr>
@@ -4978,7 +4978,7 @@
         </w:tc>
         <w:tc>
           <w:tcPr>
-            <w:tcW w:w="4628" w:type="dxa"/>
+            <w:tcW w:w="4627" w:type="dxa"/>
           </w:tcPr>
           <w:p>
             <w:pPr>
@@ -4997,7 +4997,7 @@
       <w:tr>
         <w:tc>
           <w:tcPr>
-            <w:tcW w:w="3289" w:type="dxa"/>
+            <w:tcW w:w="3288" w:type="dxa"/>
           </w:tcPr>
           <w:p>
             <w:pPr>
@@ -5014,7 +5014,7 @@
         </w:tc>
         <w:tc>
           <w:tcPr>
-            <w:tcW w:w="4628" w:type="dxa"/>
+            <w:tcW w:w="4627" w:type="dxa"/>
           </w:tcPr>
           <w:p>
             <w:pPr>
@@ -5033,7 +5033,7 @@
       <w:tr>
         <w:tc>
           <w:tcPr>
-            <w:tcW w:w="3289" w:type="dxa"/>
+            <w:tcW w:w="3288" w:type="dxa"/>
           </w:tcPr>
           <w:p>
             <w:pPr>
@@ -5050,7 +5050,7 @@
         </w:tc>
         <w:tc>
           <w:tcPr>
-            <w:tcW w:w="4628" w:type="dxa"/>
+            <w:tcW w:w="4627" w:type="dxa"/>
           </w:tcPr>
           <w:p>
             <w:pPr>
@@ -5069,7 +5069,7 @@
       <w:tr>
         <w:tc>
           <w:tcPr>
-            <w:tcW w:w="3289" w:type="dxa"/>
+            <w:tcW w:w="3288" w:type="dxa"/>
           </w:tcPr>
           <w:p>
             <w:pPr>
@@ -5086,7 +5086,7 @@
         </w:tc>
         <w:tc>
           <w:tcPr>
-            <w:tcW w:w="4628" w:type="dxa"/>
+            <w:tcW w:w="4627" w:type="dxa"/>
           </w:tcPr>
           <w:p>
             <w:pPr>
@@ -5105,7 +5105,7 @@
       <w:tr>
         <w:tc>
           <w:tcPr>
-            <w:tcW w:w="3289" w:type="dxa"/>
+            <w:tcW w:w="3288" w:type="dxa"/>
           </w:tcPr>
           <w:p>
             <w:pPr>
@@ -5122,7 +5122,7 @@
         </w:tc>
         <w:tc>
           <w:tcPr>
-            <w:tcW w:w="4628" w:type="dxa"/>
+            <w:tcW w:w="4627" w:type="dxa"/>
           </w:tcPr>
           <w:p>
             <w:pPr>
@@ -5141,7 +5141,7 @@
       <w:tr>
         <w:tc>
           <w:tcPr>
-            <w:tcW w:w="3289" w:type="dxa"/>
+            <w:tcW w:w="3288" w:type="dxa"/>
           </w:tcPr>
           <w:p>
             <w:pPr>
@@ -5158,7 +5158,7 @@
         </w:tc>
         <w:tc>
           <w:tcPr>
-            <w:tcW w:w="4628" w:type="dxa"/>
+            <w:tcW w:w="4627" w:type="dxa"/>
           </w:tcPr>
           <w:p>
             <w:pPr>
@@ -5215,8 +5215,8 @@
         </w:tblBorders>
       </w:tblPr>
       <w:tblGrid>
-        <w:gridCol w:w="3607"/>
-        <w:gridCol w:w="4310"/>
+        <w:gridCol w:w="3606"/>
+        <w:gridCol w:w="4309"/>
       </w:tblGrid>
       <w:tr>
         <w:trPr>
@@ -5224,7 +5224,7 @@
         </w:trPr>
         <w:tc>
           <w:tcPr>
-            <w:tcW w:w="3607" w:type="dxa"/>
+            <w:tcW w:w="3606" w:type="dxa"/>
             <w:shd w:val="clear" w:color="auto" w:fill="D9E2F3"/>
           </w:tcPr>
           <w:p>
@@ -5243,7 +5243,7 @@
         </w:tc>
         <w:tc>
           <w:tcPr>
-            <w:tcW w:w="4310" w:type="dxa"/>
+            <w:tcW w:w="4309" w:type="dxa"/>
             <w:shd w:val="clear" w:color="auto" w:fill="D9E2F3"/>
           </w:tcPr>
           <w:p>
@@ -5264,7 +5264,7 @@
       <w:tr>
         <w:tc>
           <w:tcPr>
-            <w:tcW w:w="3607" w:type="dxa"/>
+            <w:tcW w:w="3606" w:type="dxa"/>
           </w:tcPr>
           <w:p>
             <w:pPr>
@@ -5281,7 +5281,7 @@
         </w:tc>
         <w:tc>
           <w:tcPr>
-            <w:tcW w:w="4310" w:type="dxa"/>
+            <w:tcW w:w="4309" w:type="dxa"/>
           </w:tcPr>
           <w:p>
             <w:pPr>
@@ -5300,7 +5300,7 @@
       <w:tr>
         <w:tc>
           <w:tcPr>
-            <w:tcW w:w="3607" w:type="dxa"/>
+            <w:tcW w:w="3606" w:type="dxa"/>
           </w:tcPr>
           <w:p>
             <w:pPr>
@@ -5317,7 +5317,7 @@
         </w:tc>
         <w:tc>
           <w:tcPr>
-            <w:tcW w:w="4310" w:type="dxa"/>
+            <w:tcW w:w="4309" w:type="dxa"/>
           </w:tcPr>
           <w:p>
             <w:pPr>
@@ -5336,7 +5336,7 @@
       <w:tr>
         <w:tc>
           <w:tcPr>
-            <w:tcW w:w="3607" w:type="dxa"/>
+            <w:tcW w:w="3606" w:type="dxa"/>
           </w:tcPr>
           <w:p>
             <w:pPr>
@@ -5353,7 +5353,7 @@
         </w:tc>
         <w:tc>
           <w:tcPr>
-            <w:tcW w:w="4310" w:type="dxa"/>
+            <w:tcW w:w="4309" w:type="dxa"/>
           </w:tcPr>
           <w:p>
             <w:pPr>
@@ -5372,7 +5372,7 @@
       <w:tr>
         <w:tc>
           <w:tcPr>
-            <w:tcW w:w="3607" w:type="dxa"/>
+            <w:tcW w:w="3606" w:type="dxa"/>
           </w:tcPr>
           <w:p>
             <w:pPr>
@@ -5389,7 +5389,7 @@
         </w:tc>
         <w:tc>
           <w:tcPr>
-            <w:tcW w:w="4310" w:type="dxa"/>
+            <w:tcW w:w="4309" w:type="dxa"/>
           </w:tcPr>
           <w:p>
             <w:pPr>
@@ -5432,8 +5432,8 @@
         </w:tblBorders>
       </w:tblPr>
       <w:tblGrid>
-        <w:gridCol w:w="3045"/>
-        <w:gridCol w:w="4872"/>
+        <w:gridCol w:w="3044"/>
+        <w:gridCol w:w="4871"/>
       </w:tblGrid>
       <w:tr>
         <w:trPr>
@@ -5441,7 +5441,7 @@
         </w:trPr>
         <w:tc>
           <w:tcPr>
-            <w:tcW w:w="3045" w:type="dxa"/>
+            <w:tcW w:w="3044" w:type="dxa"/>
             <w:shd w:val="clear" w:color="auto" w:fill="D9E2F3"/>
           </w:tcPr>
           <w:p>
@@ -5460,7 +5460,7 @@
         </w:tc>
         <w:tc>
           <w:tcPr>
-            <w:tcW w:w="4872" w:type="dxa"/>
+            <w:tcW w:w="4871" w:type="dxa"/>
             <w:shd w:val="clear" w:color="auto" w:fill="D9E2F3"/>
           </w:tcPr>
           <w:p>
@@ -5481,7 +5481,7 @@
       <w:tr>
         <w:tc>
           <w:tcPr>
-            <w:tcW w:w="3045" w:type="dxa"/>
+            <w:tcW w:w="3044" w:type="dxa"/>
           </w:tcPr>
           <w:p>
             <w:pPr>
@@ -5498,7 +5498,7 @@
         </w:tc>
         <w:tc>
           <w:tcPr>
-            <w:tcW w:w="4872" w:type="dxa"/>
+            <w:tcW w:w="4871" w:type="dxa"/>
           </w:tcPr>
           <w:p>
             <w:pPr>
@@ -5517,7 +5517,7 @@
       <w:tr>
         <w:tc>
           <w:tcPr>
-            <w:tcW w:w="3045" w:type="dxa"/>
+            <w:tcW w:w="3044" w:type="dxa"/>
           </w:tcPr>
           <w:p>
             <w:pPr>
@@ -5534,7 +5534,7 @@
         </w:tc>
         <w:tc>
           <w:tcPr>
-            <w:tcW w:w="4872" w:type="dxa"/>
+            <w:tcW w:w="4871" w:type="dxa"/>
           </w:tcPr>
           <w:p>
             <w:pPr>
@@ -5553,7 +5553,7 @@
       <w:tr>
         <w:tc>
           <w:tcPr>
-            <w:tcW w:w="3045" w:type="dxa"/>
+            <w:tcW w:w="3044" w:type="dxa"/>
           </w:tcPr>
           <w:p>
             <w:pPr>
@@ -5570,7 +5570,7 @@
         </w:tc>
         <w:tc>
           <w:tcPr>
-            <w:tcW w:w="4872" w:type="dxa"/>
+            <w:tcW w:w="4871" w:type="dxa"/>
           </w:tcPr>
           <w:p>
             <w:pPr>
@@ -5589,7 +5589,7 @@
       <w:tr>
         <w:tc>
           <w:tcPr>
-            <w:tcW w:w="3045" w:type="dxa"/>
+            <w:tcW w:w="3044" w:type="dxa"/>
           </w:tcPr>
           <w:p>
             <w:pPr>
@@ -5606,7 +5606,7 @@
         </w:tc>
         <w:tc>
           <w:tcPr>
-            <w:tcW w:w="4872" w:type="dxa"/>
+            <w:tcW w:w="4871" w:type="dxa"/>
           </w:tcPr>
           <w:p>
             <w:pPr>
@@ -5649,9 +5649,9 @@
         </w:tblBorders>
       </w:tblPr>
       <w:tblGrid>
-        <w:gridCol w:w="1178"/>
-        <w:gridCol w:w="1857"/>
-        <w:gridCol w:w="3484"/>
+        <w:gridCol w:w="1177"/>
+        <w:gridCol w:w="1856"/>
+        <w:gridCol w:w="3482"/>
         <w:gridCol w:w="1395"/>
       </w:tblGrid>
       <w:tr>
@@ -5660,7 +5660,7 @@
         </w:trPr>
         <w:tc>
           <w:tcPr>
-            <w:tcW w:w="1178" w:type="dxa"/>
+            <w:tcW w:w="1177" w:type="dxa"/>
             <w:shd w:val="clear" w:color="auto" w:fill="D9E2F3"/>
           </w:tcPr>
           <w:p>
@@ -5679,7 +5679,7 @@
         </w:tc>
         <w:tc>
           <w:tcPr>
-            <w:tcW w:w="1857" w:type="dxa"/>
+            <w:tcW w:w="1856" w:type="dxa"/>
             <w:shd w:val="clear" w:color="auto" w:fill="D9E2F3"/>
           </w:tcPr>
           <w:p>
@@ -5698,7 +5698,7 @@
         </w:tc>
         <w:tc>
           <w:tcPr>
-            <w:tcW w:w="3484" w:type="dxa"/>
+            <w:tcW w:w="3482" w:type="dxa"/>
             <w:shd w:val="clear" w:color="auto" w:fill="D9E2F3"/>
           </w:tcPr>
           <w:p>
@@ -5738,7 +5738,7 @@
       <w:tr>
         <w:tc>
           <w:tcPr>
-            <w:tcW w:w="1178" w:type="dxa"/>
+            <w:tcW w:w="1177" w:type="dxa"/>
           </w:tcPr>
           <w:p>
             <w:pPr>
@@ -5755,7 +5755,7 @@
         </w:tc>
         <w:tc>
           <w:tcPr>
-            <w:tcW w:w="1857" w:type="dxa"/>
+            <w:tcW w:w="1856" w:type="dxa"/>
           </w:tcPr>
           <w:p>
             <w:pPr>
@@ -5772,7 +5772,7 @@
         </w:tc>
         <w:tc>
           <w:tcPr>
-            <w:tcW w:w="3484" w:type="dxa"/>
+            <w:tcW w:w="3482" w:type="dxa"/>
           </w:tcPr>
           <w:p>
             <w:pPr>
@@ -5808,7 +5808,7 @@
       <w:tr>
         <w:tc>
           <w:tcPr>
-            <w:tcW w:w="1178" w:type="dxa"/>
+            <w:tcW w:w="1177" w:type="dxa"/>
           </w:tcPr>
           <w:p>
             <w:pPr>
@@ -5825,7 +5825,7 @@
         </w:tc>
         <w:tc>
           <w:tcPr>
-            <w:tcW w:w="1857" w:type="dxa"/>
+            <w:tcW w:w="1856" w:type="dxa"/>
           </w:tcPr>
           <w:p>
             <w:pPr>
@@ -5842,7 +5842,7 @@
         </w:tc>
         <w:tc>
           <w:tcPr>
-            <w:tcW w:w="3484" w:type="dxa"/>
+            <w:tcW w:w="3482" w:type="dxa"/>
           </w:tcPr>
           <w:p>
             <w:pPr>
@@ -5878,7 +5878,7 @@
       <w:tr>
         <w:tc>
           <w:tcPr>
-            <w:tcW w:w="1178" w:type="dxa"/>
+            <w:tcW w:w="1177" w:type="dxa"/>
           </w:tcPr>
           <w:p>
             <w:pPr>
@@ -5895,7 +5895,7 @@
         </w:tc>
         <w:tc>
           <w:tcPr>
-            <w:tcW w:w="1857" w:type="dxa"/>
+            <w:tcW w:w="1856" w:type="dxa"/>
           </w:tcPr>
           <w:p>
             <w:pPr>
@@ -5912,7 +5912,7 @@
         </w:tc>
         <w:tc>
           <w:tcPr>
-            <w:tcW w:w="3484" w:type="dxa"/>
+            <w:tcW w:w="3482" w:type="dxa"/>
           </w:tcPr>
           <w:p>
             <w:pPr>
@@ -5948,7 +5948,7 @@
       <w:tr>
         <w:tc>
           <w:tcPr>
-            <w:tcW w:w="1178" w:type="dxa"/>
+            <w:tcW w:w="1177" w:type="dxa"/>
           </w:tcPr>
           <w:p>
             <w:pPr>
@@ -5965,7 +5965,7 @@
         </w:tc>
         <w:tc>
           <w:tcPr>
-            <w:tcW w:w="1857" w:type="dxa"/>
+            <w:tcW w:w="1856" w:type="dxa"/>
           </w:tcPr>
           <w:p>
             <w:pPr>
@@ -5982,7 +5982,7 @@
         </w:tc>
         <w:tc>
           <w:tcPr>
-            <w:tcW w:w="3484" w:type="dxa"/>
+            <w:tcW w:w="3482" w:type="dxa"/>
           </w:tcPr>
           <w:p>
             <w:pPr>
@@ -6018,7 +6018,7 @@
       <w:tr>
         <w:tc>
           <w:tcPr>
-            <w:tcW w:w="1178" w:type="dxa"/>
+            <w:tcW w:w="1177" w:type="dxa"/>
           </w:tcPr>
           <w:p>
             <w:pPr>
@@ -6035,7 +6035,7 @@
         </w:tc>
         <w:tc>
           <w:tcPr>
-            <w:tcW w:w="1857" w:type="dxa"/>
+            <w:tcW w:w="1856" w:type="dxa"/>
           </w:tcPr>
           <w:p>
             <w:pPr>
@@ -6052,7 +6052,7 @@
         </w:tc>
         <w:tc>
           <w:tcPr>
-            <w:tcW w:w="3484" w:type="dxa"/>
+            <w:tcW w:w="3482" w:type="dxa"/>
           </w:tcPr>
           <w:p>
             <w:pPr>
@@ -6088,7 +6088,7 @@
       <w:tr>
         <w:tc>
           <w:tcPr>
-            <w:tcW w:w="1178" w:type="dxa"/>
+            <w:tcW w:w="1177" w:type="dxa"/>
           </w:tcPr>
           <w:p>
             <w:pPr>
@@ -6105,7 +6105,7 @@
         </w:tc>
         <w:tc>
           <w:tcPr>
-            <w:tcW w:w="1857" w:type="dxa"/>
+            <w:tcW w:w="1856" w:type="dxa"/>
           </w:tcPr>
           <w:p>
             <w:pPr>
@@ -6122,7 +6122,7 @@
         </w:tc>
         <w:tc>
           <w:tcPr>
-            <w:tcW w:w="3484" w:type="dxa"/>
+            <w:tcW w:w="3482" w:type="dxa"/>
           </w:tcPr>
           <w:p>
             <w:pPr>
@@ -6158,7 +6158,7 @@
       <w:tr>
         <w:tc>
           <w:tcPr>
-            <w:tcW w:w="1178" w:type="dxa"/>
+            <w:tcW w:w="1177" w:type="dxa"/>
           </w:tcPr>
           <w:p>
             <w:pPr>
@@ -6175,7 +6175,7 @@
         </w:tc>
         <w:tc>
           <w:tcPr>
-            <w:tcW w:w="1857" w:type="dxa"/>
+            <w:tcW w:w="1856" w:type="dxa"/>
           </w:tcPr>
           <w:p>
             <w:pPr>
@@ -6192,7 +6192,7 @@
         </w:tc>
         <w:tc>
           <w:tcPr>
-            <w:tcW w:w="3484" w:type="dxa"/>
+            <w:tcW w:w="3482" w:type="dxa"/>
           </w:tcPr>
           <w:p>
             <w:pPr>
@@ -6252,8 +6252,8 @@
         </w:tblBorders>
       </w:tblPr>
       <w:tblGrid>
-        <w:gridCol w:w="2641"/>
-        <w:gridCol w:w="5276"/>
+        <w:gridCol w:w="2640"/>
+        <w:gridCol w:w="5275"/>
       </w:tblGrid>
       <w:tr>
         <w:trPr>
@@ -6261,7 +6261,7 @@
         </w:trPr>
         <w:tc>
           <w:tcPr>
-            <w:tcW w:w="2641" w:type="dxa"/>
+            <w:tcW w:w="2640" w:type="dxa"/>
             <w:shd w:val="clear" w:color="auto" w:fill="D9E2F3"/>
           </w:tcPr>
           <w:p>
@@ -6280,7 +6280,7 @@
         </w:tc>
         <w:tc>
           <w:tcPr>
-            <w:tcW w:w="5276" w:type="dxa"/>
+            <w:tcW w:w="5275" w:type="dxa"/>
             <w:shd w:val="clear" w:color="auto" w:fill="D9E2F3"/>
           </w:tcPr>
           <w:p>
@@ -6301,7 +6301,7 @@
       <w:tr>
         <w:tc>
           <w:tcPr>
-            <w:tcW w:w="2641" w:type="dxa"/>
+            <w:tcW w:w="2640" w:type="dxa"/>
           </w:tcPr>
           <w:p>
             <w:pPr>
@@ -6318,7 +6318,7 @@
         </w:tc>
         <w:tc>
           <w:tcPr>
-            <w:tcW w:w="5276" w:type="dxa"/>
+            <w:tcW w:w="5275" w:type="dxa"/>
           </w:tcPr>
           <w:p>
             <w:pPr>
@@ -6337,7 +6337,7 @@
       <w:tr>
         <w:tc>
           <w:tcPr>
-            <w:tcW w:w="2641" w:type="dxa"/>
+            <w:tcW w:w="2640" w:type="dxa"/>
           </w:tcPr>
           <w:p>
             <w:pPr>
@@ -6354,7 +6354,7 @@
         </w:tc>
         <w:tc>
           <w:tcPr>
-            <w:tcW w:w="5276" w:type="dxa"/>
+            <w:tcW w:w="5275" w:type="dxa"/>
           </w:tcPr>
           <w:p>
             <w:pPr>
@@ -6373,7 +6373,7 @@
       <w:tr>
         <w:tc>
           <w:tcPr>
-            <w:tcW w:w="2641" w:type="dxa"/>
+            <w:tcW w:w="2640" w:type="dxa"/>
           </w:tcPr>
           <w:p>
             <w:pPr>
@@ -6390,7 +6390,7 @@
         </w:tc>
         <w:tc>
           <w:tcPr>
-            <w:tcW w:w="5276" w:type="dxa"/>
+            <w:tcW w:w="5275" w:type="dxa"/>
           </w:tcPr>
           <w:p>
             <w:pPr>
@@ -6409,7 +6409,7 @@
       <w:tr>
         <w:tc>
           <w:tcPr>
-            <w:tcW w:w="2641" w:type="dxa"/>
+            <w:tcW w:w="2640" w:type="dxa"/>
           </w:tcPr>
           <w:p>
             <w:pPr>
@@ -6426,7 +6426,7 @@
         </w:tc>
         <w:tc>
           <w:tcPr>
-            <w:tcW w:w="5276" w:type="dxa"/>
+            <w:tcW w:w="5275" w:type="dxa"/>
           </w:tcPr>
           <w:p>
             <w:pPr>
@@ -6445,7 +6445,7 @@
       <w:tr>
         <w:tc>
           <w:tcPr>
-            <w:tcW w:w="2641" w:type="dxa"/>
+            <w:tcW w:w="2640" w:type="dxa"/>
           </w:tcPr>
           <w:p>
             <w:pPr>
@@ -6462,7 +6462,7 @@
         </w:tc>
         <w:tc>
           <w:tcPr>
-            <w:tcW w:w="5276" w:type="dxa"/>
+            <w:tcW w:w="5275" w:type="dxa"/>
           </w:tcPr>
           <w:p>
             <w:pPr>
@@ -6481,7 +6481,7 @@
       <w:tr>
         <w:tc>
           <w:tcPr>
-            <w:tcW w:w="2641" w:type="dxa"/>
+            <w:tcW w:w="2640" w:type="dxa"/>
           </w:tcPr>
           <w:p>
             <w:pPr>
@@ -6498,7 +6498,7 @@
         </w:tc>
         <w:tc>
           <w:tcPr>
-            <w:tcW w:w="5276" w:type="dxa"/>
+            <w:tcW w:w="5275" w:type="dxa"/>
           </w:tcPr>
           <w:p>
             <w:pPr>
@@ -6517,7 +6517,7 @@
       <w:tr>
         <w:tc>
           <w:tcPr>
-            <w:tcW w:w="2641" w:type="dxa"/>
+            <w:tcW w:w="2640" w:type="dxa"/>
           </w:tcPr>
           <w:p>
             <w:pPr>
@@ -6534,7 +6534,7 @@
         </w:tc>
         <w:tc>
           <w:tcPr>
-            <w:tcW w:w="5276" w:type="dxa"/>
+            <w:tcW w:w="5275" w:type="dxa"/>
           </w:tcPr>
           <w:p>
             <w:pPr>
@@ -6554,6 +6554,7 @@
     <w:p>
       <w:pPr>
         <w:pStyle w:val="Heading3"/>
+        <w:pageBreakBefore/>
       </w:pPr>
       <w:r>
         <w:t>Referencias</w:t>
@@ -7012,8 +7013,8 @@
         </w:tblBorders>
       </w:tblPr>
       <w:tblGrid>
-        <w:gridCol w:w="2094"/>
-        <w:gridCol w:w="5823"/>
+        <w:gridCol w:w="2093"/>
+        <w:gridCol w:w="5822"/>
       </w:tblGrid>
       <w:tr>
         <w:trPr>
@@ -7021,7 +7022,7 @@
         </w:trPr>
         <w:tc>
           <w:tcPr>
-            <w:tcW w:w="2094" w:type="dxa"/>
+            <w:tcW w:w="2093" w:type="dxa"/>
             <w:shd w:val="clear" w:color="auto" w:fill="D9E2F3"/>
           </w:tcPr>
           <w:p>
@@ -7040,7 +7041,7 @@
         </w:tc>
         <w:tc>
           <w:tcPr>
-            <w:tcW w:w="5823" w:type="dxa"/>
+            <w:tcW w:w="5822" w:type="dxa"/>
             <w:shd w:val="clear" w:color="auto" w:fill="D9E2F3"/>
           </w:tcPr>
           <w:p>
@@ -7061,7 +7062,7 @@
       <w:tr>
         <w:tc>
           <w:tcPr>
-            <w:tcW w:w="2094" w:type="dxa"/>
+            <w:tcW w:w="2093" w:type="dxa"/>
           </w:tcPr>
           <w:p>
             <w:pPr>
@@ -7078,7 +7079,7 @@
         </w:tc>
         <w:tc>
           <w:tcPr>
-            <w:tcW w:w="5823" w:type="dxa"/>
+            <w:tcW w:w="5822" w:type="dxa"/>
           </w:tcPr>
           <w:p>
             <w:pPr>
@@ -7097,7 +7098,7 @@
       <w:tr>
         <w:tc>
           <w:tcPr>
-            <w:tcW w:w="2094" w:type="dxa"/>
+            <w:tcW w:w="2093" w:type="dxa"/>
           </w:tcPr>
           <w:p>
             <w:pPr>
@@ -7114,7 +7115,7 @@
         </w:tc>
         <w:tc>
           <w:tcPr>
-            <w:tcW w:w="5823" w:type="dxa"/>
+            <w:tcW w:w="5822" w:type="dxa"/>
           </w:tcPr>
           <w:p>
             <w:pPr>
@@ -7133,7 +7134,7 @@
       <w:tr>
         <w:tc>
           <w:tcPr>
-            <w:tcW w:w="2094" w:type="dxa"/>
+            <w:tcW w:w="2093" w:type="dxa"/>
           </w:tcPr>
           <w:p>
             <w:pPr>
@@ -7150,7 +7151,7 @@
         </w:tc>
         <w:tc>
           <w:tcPr>
-            <w:tcW w:w="5823" w:type="dxa"/>
+            <w:tcW w:w="5822" w:type="dxa"/>
           </w:tcPr>
           <w:p>
             <w:pPr>
@@ -7169,7 +7170,7 @@
       <w:tr>
         <w:tc>
           <w:tcPr>
-            <w:tcW w:w="2094" w:type="dxa"/>
+            <w:tcW w:w="2093" w:type="dxa"/>
           </w:tcPr>
           <w:p>
             <w:pPr>
@@ -7186,7 +7187,7 @@
         </w:tc>
         <w:tc>
           <w:tcPr>
-            <w:tcW w:w="5823" w:type="dxa"/>
+            <w:tcW w:w="5822" w:type="dxa"/>
           </w:tcPr>
           <w:p>
             <w:pPr>
@@ -7205,7 +7206,7 @@
       <w:tr>
         <w:tc>
           <w:tcPr>
-            <w:tcW w:w="2094" w:type="dxa"/>
+            <w:tcW w:w="2093" w:type="dxa"/>
           </w:tcPr>
           <w:p>
             <w:pPr>
@@ -7222,7 +7223,7 @@
         </w:tc>
         <w:tc>
           <w:tcPr>
-            <w:tcW w:w="5823" w:type="dxa"/>
+            <w:tcW w:w="5822" w:type="dxa"/>
           </w:tcPr>
           <w:p>
             <w:pPr>
@@ -7241,7 +7242,7 @@
       <w:tr>
         <w:tc>
           <w:tcPr>
-            <w:tcW w:w="2094" w:type="dxa"/>
+            <w:tcW w:w="2093" w:type="dxa"/>
           </w:tcPr>
           <w:p>
             <w:pPr>
@@ -7258,7 +7259,7 @@
         </w:tc>
         <w:tc>
           <w:tcPr>
-            <w:tcW w:w="5823" w:type="dxa"/>
+            <w:tcW w:w="5822" w:type="dxa"/>
           </w:tcPr>
           <w:p>
             <w:pPr>

--- a/Fase 2/Evidencias del Proyecto/SICMA_RCF_v1.0.docx
+++ b/Fase 2/Evidencias del Proyecto/SICMA_RCF_v1.0.docx
@@ -439,7 +439,7 @@
         <w:tab/>
       </w:r>
       <w:r>
-        <w:t>4</w:t>
+        <w:t>3</w:t>
       </w:r>
     </w:p>
     <w:p>
@@ -537,7 +537,7 @@
         <w:tab/>
       </w:r>
       <w:r>
-        <w:t>7</w:t>
+        <w:t>6</w:t>
       </w:r>
     </w:p>
     <w:p>
@@ -565,7 +565,7 @@
         <w:tab/>
       </w:r>
       <w:r>
-        <w:t>8</w:t>
+        <w:t>7</w:t>
       </w:r>
     </w:p>
     <w:p>
@@ -607,7 +607,7 @@
         <w:tab/>
       </w:r>
       <w:r>
-        <w:t>9</w:t>
+        <w:t>8</w:t>
       </w:r>
     </w:p>
     <w:p>
@@ -1101,7 +1101,7 @@
               <w:rPr>
                 <w:sz w:val="18"/>
               </w:rPr>
-              <w:t xml:space="preserve">Fidel Rodríguez</w:t>
+              <w:t>Claudio Varas</w:t>
             </w:r>
           </w:p>
         </w:tc>
@@ -1118,7 +1118,7 @@
               <w:rPr>
                 <w:sz w:val="18"/>
               </w:rPr>
-              <w:t>Primera versión del procedimiento de resolución de conflictos del equipo SICMA Se quita la etiqueta Vigente de la portada. Se aplica el formato de entrega (márgenes de 3 cm, interlineado 1,5, sangría y texto justificado). Se ajusta el ancho de las columnas de las tablas. Las referencias pasan a una hoja aparte.</w:t>
+              <w:t>Primera versión del procedimiento de resolución de conflictos del equipo SICMA.</w:t>
             </w:r>
           </w:p>
         </w:tc>

--- a/Fase 2/Evidencias del Proyecto/SICMA_RCF_v1.0.docx
+++ b/Fase 2/Evidencias del Proyecto/SICMA_RCF_v1.0.docx
@@ -301,85 +301,7 @@
     </w:p>
     <w:p>
       <w:pPr>
-        <w:pStyle w:val="Title"/>
         <w:pageBreakBefore/>
-      </w:pPr>
-      <w:r>
-        <w:t xml:space="preserve">SICMA</w:t>
-      </w:r>
-      <w:r>
-        <w:t xml:space="preserve"> </w:t>
-      </w:r>
-      <w:r>
-        <w:t xml:space="preserve">·</w:t>
-      </w:r>
-      <w:r>
-        <w:t xml:space="preserve"> </w:t>
-      </w:r>
-      <w:r>
-        <w:t xml:space="preserve">Resolución</w:t>
-      </w:r>
-      <w:r>
-        <w:t xml:space="preserve"> </w:t>
-      </w:r>
-      <w:r>
-        <w:t xml:space="preserve">de</w:t>
-      </w:r>
-      <w:r>
-        <w:t xml:space="preserve"> </w:t>
-      </w:r>
-      <w:r>
-        <w:t xml:space="preserve">Conflictos</w:t>
-      </w:r>
-    </w:p>
-    <w:p>
-      <w:pPr>
-        <w:pStyle w:val="Subtitle"/>
-      </w:pPr>
-      <w:r>
-        <w:t xml:space="preserve">SICMA-RCF</w:t>
-      </w:r>
-      <w:r>
-        <w:t xml:space="preserve"> </w:t>
-      </w:r>
-      <w:r>
-        <w:t xml:space="preserve">·</w:t>
-      </w:r>
-      <w:r>
-        <w:t xml:space="preserve"> </w:t>
-      </w:r>
-      <w:r>
-        <w:t xml:space="preserve">Versión</w:t>
-      </w:r>
-      <w:r>
-        <w:t xml:space="preserve"> </w:t>
-      </w:r>
-      <w:r>
-        <w:t xml:space="preserve">1.0</w:t>
-      </w:r>
-      <w:r>
-        <w:t xml:space="preserve"> </w:t>
-      </w:r>
-      <w:r>
-        <w:t xml:space="preserve">·</w:t>
-      </w:r>
-      <w:r>
-        <w:t xml:space="preserve"> </w:t>
-      </w:r>
-      <w:r>
-        <w:t xml:space="preserve">Vigente</w:t>
-      </w:r>
-    </w:p>
-    <w:p>
-      <w:pPr>
-        <w:pStyle w:val="Date"/>
-      </w:pPr>
-      <w:r>
-        <w:t xml:space="preserve">2026-10-17</w:t>
-      </w:r>
-    </w:p>
-    <w:p>
-      <w:pPr>
         <w:spacing w:before="360" w:after="160"/>
       </w:pPr>
       <w:r>
@@ -615,7 +537,7 @@
         <w:pStyle w:val="toc1"/>
       </w:pPr>
       <w:r>
-        <w:t>Glosario y referencias</w:t>
+        <w:t>Glosario</w:t>
       </w:r>
       <w:r>
         <w:tab/>
@@ -626,7 +548,7 @@
     </w:p>
     <w:p>
       <w:pPr>
-        <w:pStyle w:val="toc2"/>
+        <w:pStyle w:val="toc1"/>
       </w:pPr>
       <w:r>
         <w:t>Referencias</w:t>
@@ -6233,7 +6155,7 @@
         <w:pStyle w:val="Heading2"/>
       </w:pPr>
       <w:r>
-        <w:t xml:space="preserve">Glosario y referencias</w:t>
+        <w:t>Glosario</w:t>
       </w:r>
     </w:p>
     <w:tbl>
@@ -6553,7 +6475,7 @@
     </w:tbl>
     <w:p>
       <w:pPr>
-        <w:pStyle w:val="Heading3"/>
+        <w:pStyle w:val="Heading2"/>
         <w:pageBreakBefore/>
       </w:pPr>
       <w:r>
@@ -6612,7 +6534,7 @@
         <w:rPr>
           <w:b w:val="0"/>
         </w:rPr>
-        <w:t>[3] SICMA-PLP v1.0. Plan de Pruebas. Equipo SICMA, 2026-10-17.</w:t>
+        <w:t>[3] SICMA-CLA v1.0. Diagrama de Clases. Equipo SICMA, 2026-10-17.</w:t>
       </w:r>
     </w:p>
     <w:p>
@@ -6625,7 +6547,7 @@
         <w:rPr>
           <w:b w:val="0"/>
         </w:rPr>
-        <w:t>[4] SICMA-PRY v1.0. Plan del Proyecto. Equipo SICMA, 2026-10-17.</w:t>
+        <w:t>[4] SICMA-PLP v1.0. Plan de Pruebas. Equipo SICMA, 2026-10-17.</w:t>
       </w:r>
     </w:p>
     <w:p>
@@ -6638,7 +6560,33 @@
         <w:rPr>
           <w:b w:val="0"/>
         </w:rPr>
-        <w:t>[5] SICMA-EAV v1.0. Estado de Avance. Equipo SICMA, 2026-10-17.</w:t>
+        <w:t>[5] SICMA-CPR v1.0. Casos de Prueba. Equipo SICMA, 2026-10-17.</w:t>
+      </w:r>
+    </w:p>
+    <w:p>
+      <w:pPr>
+        <w:pStyle w:val="Compact"/>
+        <w:spacing w:after="60"/>
+        <w:ind w:left="510" w:hanging="510"/>
+      </w:pPr>
+      <w:r>
+        <w:rPr>
+          <w:b w:val="0"/>
+        </w:rPr>
+        <w:t>[6] SICMA-PRY v1.0. Plan del Proyecto. Equipo SICMA, 2026-10-17.</w:t>
+      </w:r>
+    </w:p>
+    <w:p>
+      <w:pPr>
+        <w:pStyle w:val="Compact"/>
+        <w:spacing w:after="60"/>
+        <w:ind w:left="510" w:hanging="510"/>
+      </w:pPr>
+      <w:r>
+        <w:rPr>
+          <w:b w:val="0"/>
+        </w:rPr>
+        <w:t>[7] SICMA-EAV v1.0. Estado de Avance. Equipo SICMA, 2026-10-17.</w:t>
       </w:r>
     </w:p>
     <w:p>
@@ -6667,7 +6615,7 @@
         <w:rPr>
           <w:b w:val="0"/>
         </w:rPr>
-        <w:t>[6] Project Management Institute. (2021). A Guide to the Project Management Body of Knowledge (PMBOK Guide), 7.ª edición. PMI.</w:t>
+        <w:t>[8] Project Management Institute. (2021). A Guide to the Project Management Body of Knowledge (PMBOK Guide), 7.ª edición. PMI.</w:t>
       </w:r>
     </w:p>
     <w:p>
@@ -6680,7 +6628,7 @@
         <w:rPr>
           <w:b w:val="0"/>
         </w:rPr>
-        <w:t>[7] Thomas, K. W. y Kilmann, R. H. (1974). Thomas-Kilmann Conflict Mode Instrument. Xicom.</w:t>
+        <w:t>[9] Thomas, K. W. y Kilmann, R. H. (1974). Thomas-Kilmann Conflict Mode Instrument. Xicom.</w:t>
       </w:r>
     </w:p>
     <w:p>
@@ -6693,7 +6641,7 @@
         <w:rPr>
           <w:b w:val="0"/>
         </w:rPr>
-        <w:t>[8] Fisher, R., Ury, W. y Patton, B. (2011). Getting to Yes: Negotiating Agreement Without Giving In (3.ª ed.). Penguin Books.</w:t>
+        <w:t>[10] Fisher, R., Ury, W. y Patton, B. (2011). Getting to Yes: Negotiating Agreement Without Giving In (3.ª ed.). Penguin Books.</w:t>
       </w:r>
     </w:p>
     <w:bookmarkEnd w:id="35"/>
@@ -7580,7 +7528,7 @@
         <w:rFonts w:asciiTheme="minorHAnsi" w:cstheme="minorBidi" w:eastAsiaTheme="minorHAnsi" w:hAnsiTheme="minorHAnsi"/>
         <w:sz w:val="24"/>
         <w:szCs w:val="24"/>
-        <w:lang w:bidi="ar-SA" w:eastAsia="en-US" w:val="en-US"/>
+        <w:lang w:bidi="ar-SA" w:eastAsia="es-CL" w:val="es-CL"/>
       </w:rPr>
     </w:rPrDefault>
     <w:pPrDefault>
@@ -7612,7 +7560,7 @@
     </w:rPr>
   </w:style>
   <w:style w:customStyle="1" w:styleId="FirstParagraph" w:type="paragraph">
-    <w:name w:val="First Paragraph"/>
+    <w:name w:val="Primer párrafo"/>
     <w:basedOn w:val="BodyText"/>
     <w:next w:val="BodyText"/>
     <w:qFormat/>
@@ -7622,7 +7570,7 @@
     </w:rPr>
   </w:style>
   <w:style w:customStyle="1" w:styleId="Compact" w:type="paragraph">
-    <w:name w:val="Compact"/>
+    <w:name w:val="Compacto"/>
     <w:basedOn w:val="BodyText"/>
     <w:qFormat/>
     <w:pPr>
@@ -7962,7 +7910,7 @@
     <w:unhideWhenUsed/>
   </w:style>
   <w:style w:default="1" w:styleId="Table" w:type="table">
-    <w:name w:val="Table"/>
+    <w:name w:val="Tabla"/>
     <w:basedOn w:val="TableNormal"/>
     <w:semiHidden/>
     <w:unhideWhenUsed/>
@@ -8026,7 +7974,7 @@
     </w:rPr>
   </w:style>
   <w:style w:customStyle="1" w:styleId="TableCaption" w:type="paragraph">
-    <w:name w:val="Table Caption"/>
+    <w:name w:val="Leyenda de tabla"/>
     <w:basedOn w:val="Caption"/>
     <w:pPr>
       <w:keepNext/>
@@ -8036,7 +7984,7 @@
     </w:rPr>
   </w:style>
   <w:style w:customStyle="1" w:styleId="ImageCaption" w:type="paragraph">
-    <w:name w:val="Image Caption"/>
+    <w:name w:val="Leyenda de imagen"/>
     <w:basedOn w:val="Caption"/>
     <w:rPr>
       <w:rFonts w:ascii="Calibri" w:hAnsi="Calibri" w:cs="Calibri" w:eastAsia="Calibri"/>
@@ -8050,7 +7998,7 @@
     </w:rPr>
   </w:style>
   <w:style w:customStyle="1" w:styleId="CaptionedFigure" w:type="paragraph">
-    <w:name w:val="Captioned Figure"/>
+    <w:name w:val="Figura con leyenda"/>
     <w:basedOn w:val="Figure"/>
     <w:pPr>
       <w:keepNext/>
@@ -8065,7 +8013,7 @@
     <w:link w:val="BodyText"/>
   </w:style>
   <w:style w:customStyle="1" w:styleId="VerbatimChar" w:type="character">
-    <w:name w:val="Verbatim Char"/>
+    <w:name w:val="Carácter literal"/>
     <w:basedOn w:val="BodyTextChar"/>
     <w:rPr>
       <w:rFonts w:ascii="Consolas" w:hAnsi="Consolas"/>
@@ -8109,7 +8057,7 @@
     </w:rPr>
   </w:style>
   <w:style w:type="paragraph" w:customStyle="1" w:styleId="SourceCode">
-    <w:name w:val="Source Code"/>
+    <w:name w:val="Código fuente"/>
     <w:basedOn w:val="Normal"/>
     <w:link w:val="VerbatimChar"/>
     <w:pPr>

--- a/Fase 2/Evidencias del Proyecto/SICMA_RCF_v1.0.docx
+++ b/Fase 2/Evidencias del Proyecto/SICMA_RCF_v1.0.docx
@@ -866,7 +866,7 @@
               <w:rPr>
                 <w:sz w:val="18"/>
               </w:rPr>
-              <w:t xml:space="preserve">SICMA-PRY v1.0 (roles, comunicación, gestión de cambios y riesgos), SICMA-REQ v1.0, SICMA-PLP v1.0 y SICMA-EAV v1.0</w:t>
+              <w:t>SICMA-PRY v1.1 (roles, comunicación, gestión de cambios y riesgos), SICMA-REQ v1.0, SICMA-PLP v1.0 y SICMA-EAV v1.0</w:t>
             </w:r>
           </w:p>
         </w:tc>
@@ -5414,7 +5414,7 @@
               <w:rPr>
                 <w:sz w:val="18"/>
               </w:rPr>
-              <w:t xml:space="preserve">SICMA-PRY v1.0</w:t>
+              <w:t>SICMA-PRY v1.1</w:t>
             </w:r>
           </w:p>
         </w:tc>
@@ -6573,7 +6573,7 @@
         <w:rPr>
           <w:b w:val="0"/>
         </w:rPr>
-        <w:t>[6] SICMA-PRY v1.0. Plan del Proyecto. Equipo SICMA, 2026-10-17.</w:t>
+        <w:t>[6] SICMA-PRY v1.1. Plan del Proyecto. Equipo SICMA, 2026-10-24.</w:t>
       </w:r>
     </w:p>
     <w:p>
